--- a/fiction/drafts/third-person/tpp-avatars-initiation-05_20250608-0448.docx
+++ b/fiction/drafts/third-person/tpp-avatars-initiation-05_20250608-0448.docx
@@ -1,19 +1,19 @@
 
 <file path=word/document.xml><?xml version="1.0" encoding="utf-8"?>
-<w:document xmlns:ve="http://schemas.openxmlformats.org/markup-compatibility/2006" xmlns:o="urn:schemas-microsoft-com:office:office" xmlns:r="http://schemas.openxmlformats.org/officeDocument/2006/relationships" xmlns:m="http://schemas.openxmlformats.org/officeDocument/2006/math" xmlns:v="urn:schemas-microsoft-com:vml" xmlns:wp="http://schemas.openxmlformats.org/drawingml/2006/wordprocessingDrawing" xmlns:w10="urn:schemas-microsoft-com:office:word" xmlns:w="http://schemas.openxmlformats.org/wordprocessingml/2006/main" xmlns:wne="http://schemas.microsoft.com/office/word/2006/wordml">
+<w:document xmlns:wpc="http://schemas.microsoft.com/office/word/2010/wordprocessingCanvas" xmlns:cx="http://schemas.microsoft.com/office/drawing/2014/chartex" xmlns:cx1="http://schemas.microsoft.com/office/drawing/2015/9/8/chartex" xmlns:cx2="http://schemas.microsoft.com/office/drawing/2015/10/21/chartex" xmlns:cx3="http://schemas.microsoft.com/office/drawing/2016/5/9/chartex" xmlns:cx4="http://schemas.microsoft.com/office/drawing/2016/5/10/chartex" xmlns:cx5="http://schemas.microsoft.com/office/drawing/2016/5/11/chartex" xmlns:cx6="http://schemas.microsoft.com/office/drawing/2016/5/12/chartex" xmlns:cx7="http://schemas.microsoft.com/office/drawing/2016/5/13/chartex" xmlns:cx8="http://schemas.microsoft.com/office/drawing/2016/5/14/chartex" xmlns:mc="http://schemas.openxmlformats.org/markup-compatibility/2006" xmlns:aink="http://schemas.microsoft.com/office/drawing/2016/ink" xmlns:am3d="http://schemas.microsoft.com/office/drawing/2017/model3d" xmlns:o="urn:schemas-microsoft-com:office:office" xmlns:oel="http://schemas.microsoft.com/office/2019/extlst" xmlns:r="http://schemas.openxmlformats.org/officeDocument/2006/relationships" xmlns:m="http://schemas.openxmlformats.org/officeDocument/2006/math" xmlns:v="urn:schemas-microsoft-com:vml" xmlns:wp14="http://schemas.microsoft.com/office/word/2010/wordprocessingDrawing" xmlns:wp="http://schemas.openxmlformats.org/drawingml/2006/wordprocessingDrawing" xmlns:w10="urn:schemas-microsoft-com:office:word" xmlns:w="http://schemas.openxmlformats.org/wordprocessingml/2006/main" xmlns:w14="http://schemas.microsoft.com/office/word/2010/wordml" xmlns:w15="http://schemas.microsoft.com/office/word/2012/wordml" xmlns:w16cex="http://schemas.microsoft.com/office/word/2018/wordml/cex" xmlns:w16cid="http://schemas.microsoft.com/office/word/2016/wordml/cid" xmlns:w16="http://schemas.microsoft.com/office/word/2018/wordml" xmlns:w16du="http://schemas.microsoft.com/office/word/2023/wordml/word16du" xmlns:w16sdtdh="http://schemas.microsoft.com/office/word/2020/wordml/sdtdatahash" xmlns:w16sdtfl="http://schemas.microsoft.com/office/word/2024/wordml/sdtformatlock" xmlns:w16se="http://schemas.microsoft.com/office/word/2015/wordml/symex" xmlns:wpg="http://schemas.microsoft.com/office/word/2010/wordprocessingGroup" xmlns:wpi="http://schemas.microsoft.com/office/word/2010/wordprocessingInk" xmlns:wne="http://schemas.microsoft.com/office/word/2006/wordml" xmlns:wps="http://schemas.microsoft.com/office/word/2010/wordprocessingShape" mc:Ignorable="w14 w15 w16se w16cid w16 w16cex w16sdtdh w16sdtfl w16du wp14">
   <w:body>
     <w:p>
       <w:pPr>
         <w:spacing w:after="0" w:line="360" w:lineRule="auto"/>
         <w:rPr>
-          <w:rFonts w:ascii="Times New Roman" w:hAnsi="Times New Roman"/>
-          <w:sz w:val="24"/>
-          <w:szCs w:val="24"/>
-        </w:rPr>
-      </w:pPr>
-      <w:r>
-        <w:rPr>
-          <w:rFonts w:ascii="Times New Roman" w:hAnsi="Times New Roman"/>
+          <w:rFonts w:ascii="Montserrat" w:hAnsi="Montserrat"/>
+          <w:sz w:val="24"/>
+          <w:szCs w:val="24"/>
+        </w:rPr>
+      </w:pPr>
+      <w:r>
+        <w:rPr>
+          <w:rFonts w:ascii="Montserrat" w:hAnsi="Montserrat"/>
           <w:sz w:val="24"/>
           <w:szCs w:val="24"/>
         </w:rPr>
@@ -24,7 +24,7 @@
       <w:pPr>
         <w:spacing w:after="0" w:line="360" w:lineRule="auto"/>
         <w:rPr>
-          <w:rFonts w:ascii="Times New Roman" w:hAnsi="Times New Roman"/>
+          <w:rFonts w:ascii="Montserrat" w:hAnsi="Montserrat"/>
           <w:color w:val="808080"/>
           <w:sz w:val="24"/>
           <w:szCs w:val="24"/>
@@ -32,7 +32,7 @@
       </w:pPr>
       <w:r>
         <w:rPr>
-          <w:rFonts w:ascii="Times New Roman" w:hAnsi="Times New Roman"/>
+          <w:rFonts w:ascii="Montserrat" w:hAnsi="Montserrat"/>
           <w:color w:val="808080"/>
           <w:sz w:val="24"/>
           <w:szCs w:val="24"/>
@@ -45,52 +45,110 @@
         <w:spacing w:after="0" w:line="360" w:lineRule="auto"/>
         <w:jc w:val="right"/>
         <w:rPr>
-          <w:rFonts w:ascii="Times New Roman" w:hAnsi="Times New Roman"/>
+          <w:rFonts w:ascii="Montserrat" w:hAnsi="Montserrat"/>
           <w:color w:val="808080"/>
           <w:sz w:val="24"/>
           <w:szCs w:val="24"/>
         </w:rPr>
       </w:pPr>
-      <w:fldSimple w:instr=" NUMPAGES  \* MERGEFORMAT ">
-        <w:r>
-          <w:rPr>
-            <w:rFonts w:ascii="Times New Roman" w:hAnsi="Times New Roman"/>
-            <w:noProof/>
-            <w:color w:val="808080"/>
-            <w:sz w:val="24"/>
-            <w:szCs w:val="24"/>
-          </w:rPr>
-          <w:t>19</w:t>
-        </w:r>
-      </w:fldSimple>
-      <w:r>
-        <w:rPr>
-          <w:rFonts w:ascii="Times New Roman" w:hAnsi="Times New Roman"/>
+      <w:r>
+        <w:rPr>
+          <w:rFonts w:ascii="Montserrat" w:hAnsi="Montserrat"/>
+          <w:sz w:val="24"/>
+        </w:rPr>
+        <w:fldChar w:fldCharType="begin"/>
+      </w:r>
+      <w:r>
+        <w:rPr>
+          <w:rFonts w:ascii="Montserrat" w:hAnsi="Montserrat"/>
+          <w:sz w:val="24"/>
+        </w:rPr>
+        <w:instrText xml:space="preserve"> NUMPAGES  \* MERGEFORMAT </w:instrText>
+      </w:r>
+      <w:r>
+        <w:rPr>
+          <w:rFonts w:ascii="Montserrat" w:hAnsi="Montserrat"/>
+          <w:sz w:val="24"/>
+        </w:rPr>
+        <w:fldChar w:fldCharType="separate"/>
+      </w:r>
+      <w:r>
+        <w:rPr>
+          <w:rFonts w:ascii="Montserrat" w:hAnsi="Montserrat"/>
+          <w:noProof/>
           <w:color w:val="808080"/>
           <w:sz w:val="24"/>
           <w:szCs w:val="24"/>
         </w:rPr>
+        <w:t>19</w:t>
+      </w:r>
+      <w:r>
+        <w:rPr>
+          <w:rFonts w:ascii="Montserrat" w:hAnsi="Montserrat"/>
+          <w:noProof/>
+          <w:color w:val="808080"/>
+          <w:sz w:val="24"/>
+          <w:szCs w:val="24"/>
+        </w:rPr>
+        <w:fldChar w:fldCharType="end"/>
+      </w:r>
+      <w:r>
+        <w:rPr>
+          <w:rFonts w:ascii="Montserrat" w:hAnsi="Montserrat"/>
+          <w:color w:val="808080"/>
+          <w:sz w:val="24"/>
+          <w:szCs w:val="24"/>
+        </w:rPr>
         <w:t xml:space="preserve"> pages ∙ </w:t>
       </w:r>
-      <w:fldSimple w:instr=" NUMWORDS  \* MERGEFORMAT ">
-        <w:r>
-          <w:rPr>
-            <w:rFonts w:ascii="Times New Roman" w:hAnsi="Times New Roman"/>
-            <w:noProof/>
-            <w:color w:val="808080"/>
-            <w:sz w:val="24"/>
-            <w:szCs w:val="24"/>
-          </w:rPr>
-          <w:t>7571</w:t>
-        </w:r>
-      </w:fldSimple>
-      <w:r>
-        <w:rPr>
-          <w:rFonts w:ascii="Times New Roman" w:hAnsi="Times New Roman"/>
+      <w:r>
+        <w:rPr>
+          <w:rFonts w:ascii="Montserrat" w:hAnsi="Montserrat"/>
+          <w:sz w:val="24"/>
+        </w:rPr>
+        <w:fldChar w:fldCharType="begin"/>
+      </w:r>
+      <w:r>
+        <w:rPr>
+          <w:rFonts w:ascii="Montserrat" w:hAnsi="Montserrat"/>
+          <w:sz w:val="24"/>
+        </w:rPr>
+        <w:instrText xml:space="preserve"> NUMWORDS  \* MERGEFORMAT </w:instrText>
+      </w:r>
+      <w:r>
+        <w:rPr>
+          <w:rFonts w:ascii="Montserrat" w:hAnsi="Montserrat"/>
+          <w:sz w:val="24"/>
+        </w:rPr>
+        <w:fldChar w:fldCharType="separate"/>
+      </w:r>
+      <w:r>
+        <w:rPr>
+          <w:rFonts w:ascii="Montserrat" w:hAnsi="Montserrat"/>
+          <w:noProof/>
           <w:color w:val="808080"/>
           <w:sz w:val="24"/>
           <w:szCs w:val="24"/>
         </w:rPr>
+        <w:t>7571</w:t>
+      </w:r>
+      <w:r>
+        <w:rPr>
+          <w:rFonts w:ascii="Montserrat" w:hAnsi="Montserrat"/>
+          <w:noProof/>
+          <w:color w:val="808080"/>
+          <w:sz w:val="24"/>
+          <w:szCs w:val="24"/>
+        </w:rPr>
+        <w:fldChar w:fldCharType="end"/>
+      </w:r>
+      <w:r>
+        <w:rPr>
+          <w:rFonts w:ascii="Montserrat" w:hAnsi="Montserrat"/>
+          <w:color w:val="808080"/>
+          <w:sz w:val="24"/>
+          <w:szCs w:val="24"/>
+        </w:rPr>
         <w:t xml:space="preserve"> words</w:t>
       </w:r>
     </w:p>
@@ -98,35 +156,35 @@
       <w:pPr>
         <w:spacing w:after="0" w:line="360" w:lineRule="auto"/>
         <w:rPr>
-          <w:rFonts w:ascii="Times New Roman" w:hAnsi="Times New Roman"/>
-          <w:sz w:val="24"/>
-          <w:szCs w:val="24"/>
-        </w:rPr>
-      </w:pPr>
-    </w:p>
-    <w:p>
-      <w:pPr>
-        <w:spacing w:after="0" w:line="360" w:lineRule="auto"/>
-        <w:rPr>
-          <w:rFonts w:ascii="Times New Roman" w:hAnsi="Times New Roman"/>
-          <w:sz w:val="24"/>
-          <w:szCs w:val="24"/>
-        </w:rPr>
-      </w:pPr>
-    </w:p>
-    <w:p>
-      <w:pPr>
-        <w:spacing w:after="0" w:line="360" w:lineRule="auto"/>
-        <w:jc w:val="both"/>
-        <w:rPr>
-          <w:rFonts w:ascii="Times New Roman" w:hAnsi="Times New Roman" w:cs="Times New Roman"/>
-          <w:sz w:val="24"/>
-          <w:szCs w:val="24"/>
-        </w:rPr>
-      </w:pPr>
-      <w:r>
-        <w:rPr>
-          <w:rFonts w:ascii="Times New Roman" w:hAnsi="Times New Roman" w:cs="Times New Roman"/>
+          <w:rFonts w:ascii="Montserrat" w:hAnsi="Montserrat"/>
+          <w:sz w:val="24"/>
+          <w:szCs w:val="24"/>
+        </w:rPr>
+      </w:pPr>
+    </w:p>
+    <w:p>
+      <w:pPr>
+        <w:spacing w:after="0" w:line="360" w:lineRule="auto"/>
+        <w:rPr>
+          <w:rFonts w:ascii="Montserrat" w:hAnsi="Montserrat"/>
+          <w:sz w:val="24"/>
+          <w:szCs w:val="24"/>
+        </w:rPr>
+      </w:pPr>
+    </w:p>
+    <w:p>
+      <w:pPr>
+        <w:spacing w:after="0" w:line="360" w:lineRule="auto"/>
+        <w:jc w:val="both"/>
+        <w:rPr>
+          <w:rFonts w:ascii="Montserrat" w:hAnsi="Montserrat" w:cs="Times New Roman"/>
+          <w:sz w:val="24"/>
+          <w:szCs w:val="24"/>
+        </w:rPr>
+      </w:pPr>
+      <w:r>
+        <w:rPr>
+          <w:rFonts w:ascii="Montserrat" w:hAnsi="Montserrat" w:cs="Times New Roman"/>
           <w:sz w:val="24"/>
           <w:szCs w:val="24"/>
         </w:rPr>
@@ -138,14 +196,14 @@
         <w:spacing w:after="0" w:line="360" w:lineRule="auto"/>
         <w:jc w:val="both"/>
         <w:rPr>
-          <w:rFonts w:ascii="Times New Roman" w:hAnsi="Times New Roman" w:cs="Times New Roman"/>
-          <w:sz w:val="24"/>
-          <w:szCs w:val="24"/>
-        </w:rPr>
-      </w:pPr>
-      <w:r>
-        <w:rPr>
-          <w:rFonts w:ascii="Times New Roman" w:hAnsi="Times New Roman" w:cs="Times New Roman"/>
+          <w:rFonts w:ascii="Montserrat" w:hAnsi="Montserrat" w:cs="Times New Roman"/>
+          <w:sz w:val="24"/>
+          <w:szCs w:val="24"/>
+        </w:rPr>
+      </w:pPr>
+      <w:r>
+        <w:rPr>
+          <w:rFonts w:ascii="Montserrat" w:hAnsi="Montserrat" w:cs="Times New Roman"/>
           <w:sz w:val="24"/>
           <w:szCs w:val="24"/>
         </w:rPr>
@@ -158,14 +216,14 @@
         <w:spacing w:after="0" w:line="360" w:lineRule="auto"/>
         <w:jc w:val="both"/>
         <w:rPr>
-          <w:rFonts w:ascii="Times New Roman" w:hAnsi="Times New Roman" w:cs="Times New Roman"/>
-          <w:sz w:val="24"/>
-          <w:szCs w:val="24"/>
-        </w:rPr>
-      </w:pPr>
-      <w:r>
-        <w:rPr>
-          <w:rFonts w:ascii="Times New Roman" w:hAnsi="Times New Roman" w:cs="Times New Roman"/>
+          <w:rFonts w:ascii="Montserrat" w:hAnsi="Montserrat" w:cs="Times New Roman"/>
+          <w:sz w:val="24"/>
+          <w:szCs w:val="24"/>
+        </w:rPr>
+      </w:pPr>
+      <w:r>
+        <w:rPr>
+          <w:rFonts w:ascii="Montserrat" w:hAnsi="Montserrat" w:cs="Times New Roman"/>
           <w:sz w:val="24"/>
           <w:szCs w:val="24"/>
         </w:rPr>
@@ -178,14 +236,14 @@
         <w:spacing w:after="0" w:line="360" w:lineRule="auto"/>
         <w:jc w:val="both"/>
         <w:rPr>
-          <w:rFonts w:ascii="Times New Roman" w:hAnsi="Times New Roman" w:cs="Times New Roman"/>
-          <w:sz w:val="24"/>
-          <w:szCs w:val="24"/>
-        </w:rPr>
-      </w:pPr>
-      <w:r>
-        <w:rPr>
-          <w:rFonts w:ascii="Times New Roman" w:hAnsi="Times New Roman" w:cs="Times New Roman"/>
+          <w:rFonts w:ascii="Montserrat" w:hAnsi="Montserrat" w:cs="Times New Roman"/>
+          <w:sz w:val="24"/>
+          <w:szCs w:val="24"/>
+        </w:rPr>
+      </w:pPr>
+      <w:r>
+        <w:rPr>
+          <w:rFonts w:ascii="Montserrat" w:hAnsi="Montserrat" w:cs="Times New Roman"/>
           <w:sz w:val="24"/>
           <w:szCs w:val="24"/>
         </w:rPr>
@@ -198,43 +256,34 @@
         <w:spacing w:after="0" w:line="360" w:lineRule="auto"/>
         <w:jc w:val="both"/>
         <w:rPr>
-          <w:rFonts w:ascii="Times New Roman" w:hAnsi="Times New Roman" w:cs="Times New Roman"/>
-          <w:sz w:val="24"/>
-          <w:szCs w:val="24"/>
-        </w:rPr>
-      </w:pPr>
-      <w:r>
-        <w:rPr>
-          <w:rFonts w:ascii="Times New Roman" w:hAnsi="Times New Roman" w:cs="Times New Roman"/>
-          <w:sz w:val="24"/>
-          <w:szCs w:val="24"/>
-        </w:rPr>
-        <w:tab/>
-        <w:t xml:space="preserve">Her hair, long and sheer, a red so dark it almost bled from her scalp. Her complexion was smooth and flawless. The translucent flesh was like mother-of-pearl, haunted by phantom colors. Her face was strong and yet delicate. Accented by sculptured cheekbones and jaw line, a slender neck, sharp nose, and full mouth. Her eyes were stunning; a dove grey under boyish eyebrows. Her frame was quite distinctively female—slender torso, tapered waist, and wide hips. And as flat-chested as any male. Her flesh, </w:t>
-      </w:r>
-      <w:r>
-        <w:rPr>
-          <w:rFonts w:ascii="Times New Roman" w:hAnsi="Times New Roman" w:cs="Times New Roman"/>
-          <w:sz w:val="24"/>
-          <w:szCs w:val="24"/>
-        </w:rPr>
-        <w:lastRenderedPageBreak/>
-        <w:t>firm and unexpectedly resilient. To all casual appearances, a young woman; perhaps a bit on the athletic side. Only five foot eight, and slender—not unusually tall for a woman, and yet not unusually short for a man.</w:t>
-      </w:r>
-    </w:p>
-    <w:p>
-      <w:pPr>
-        <w:spacing w:after="0" w:line="360" w:lineRule="auto"/>
-        <w:jc w:val="both"/>
-        <w:rPr>
-          <w:rFonts w:ascii="Times New Roman" w:hAnsi="Times New Roman" w:cs="Times New Roman"/>
-          <w:sz w:val="24"/>
-          <w:szCs w:val="24"/>
-        </w:rPr>
-      </w:pPr>
-      <w:r>
-        <w:rPr>
-          <w:rFonts w:ascii="Times New Roman" w:hAnsi="Times New Roman" w:cs="Times New Roman"/>
+          <w:rFonts w:ascii="Montserrat" w:hAnsi="Montserrat" w:cs="Times New Roman"/>
+          <w:sz w:val="24"/>
+          <w:szCs w:val="24"/>
+        </w:rPr>
+      </w:pPr>
+      <w:r>
+        <w:rPr>
+          <w:rFonts w:ascii="Montserrat" w:hAnsi="Montserrat" w:cs="Times New Roman"/>
+          <w:sz w:val="24"/>
+          <w:szCs w:val="24"/>
+        </w:rPr>
+        <w:tab/>
+        <w:t>Her hair, long and sheer, a red so dark it almost bled from her scalp. Her complexion was smooth and flawless. The translucent flesh was like mother-of-pearl, haunted by phantom colors. Her face was strong and yet delicate. Accented by sculptured cheekbones and jaw line, a slender neck, sharp nose, and full mouth. Her eyes were stunning; a dove grey under boyish eyebrows. Her frame was quite distinctively female—slender torso, tapered waist, and wide hips. And as flat-chested as any male. Her flesh, firm and unexpectedly resilient. To all casual appearances, a young woman; perhaps a bit on the athletic side. Only five foot eight, and slender—not unusually tall for a woman, and yet not unusually short for a man.</w:t>
+      </w:r>
+    </w:p>
+    <w:p>
+      <w:pPr>
+        <w:spacing w:after="0" w:line="360" w:lineRule="auto"/>
+        <w:jc w:val="both"/>
+        <w:rPr>
+          <w:rFonts w:ascii="Montserrat" w:hAnsi="Montserrat" w:cs="Times New Roman"/>
+          <w:sz w:val="24"/>
+          <w:szCs w:val="24"/>
+        </w:rPr>
+      </w:pPr>
+      <w:r>
+        <w:rPr>
+          <w:rFonts w:ascii="Montserrat" w:hAnsi="Montserrat" w:cs="Times New Roman"/>
           <w:sz w:val="24"/>
           <w:szCs w:val="24"/>
         </w:rPr>
@@ -243,7 +292,7 @@
       </w:r>
       <w:r>
         <w:rPr>
-          <w:rFonts w:ascii="Times New Roman" w:hAnsi="Times New Roman" w:cs="Times New Roman"/>
+          <w:rFonts w:ascii="Montserrat" w:hAnsi="Montserrat" w:cs="Times New Roman"/>
           <w:i/>
           <w:sz w:val="24"/>
           <w:szCs w:val="24"/>
@@ -252,7 +301,7 @@
       </w:r>
       <w:r>
         <w:rPr>
-          <w:rFonts w:ascii="Times New Roman" w:hAnsi="Times New Roman" w:cs="Times New Roman"/>
+          <w:rFonts w:ascii="Montserrat" w:hAnsi="Montserrat" w:cs="Times New Roman"/>
           <w:sz w:val="24"/>
           <w:szCs w:val="24"/>
         </w:rPr>
@@ -260,7 +309,7 @@
       </w:r>
       <w:r>
         <w:rPr>
-          <w:rFonts w:ascii="Times New Roman" w:hAnsi="Times New Roman" w:cs="Times New Roman"/>
+          <w:rFonts w:ascii="Montserrat" w:hAnsi="Montserrat" w:cs="Times New Roman"/>
           <w:i/>
           <w:sz w:val="24"/>
           <w:szCs w:val="24"/>
@@ -273,14 +322,14 @@
         <w:spacing w:after="0" w:line="360" w:lineRule="auto"/>
         <w:jc w:val="both"/>
         <w:rPr>
-          <w:rFonts w:ascii="Times New Roman" w:hAnsi="Times New Roman" w:cs="Times New Roman"/>
-          <w:sz w:val="24"/>
-          <w:szCs w:val="24"/>
-        </w:rPr>
-      </w:pPr>
-      <w:r>
-        <w:rPr>
-          <w:rFonts w:ascii="Times New Roman" w:hAnsi="Times New Roman" w:cs="Times New Roman"/>
+          <w:rFonts w:ascii="Montserrat" w:hAnsi="Montserrat" w:cs="Times New Roman"/>
+          <w:sz w:val="24"/>
+          <w:szCs w:val="24"/>
+        </w:rPr>
+      </w:pPr>
+      <w:r>
+        <w:rPr>
+          <w:rFonts w:ascii="Montserrat" w:hAnsi="Montserrat" w:cs="Times New Roman"/>
           <w:sz w:val="24"/>
           <w:szCs w:val="24"/>
         </w:rPr>
@@ -293,14 +342,14 @@
         <w:spacing w:after="0" w:line="360" w:lineRule="auto"/>
         <w:jc w:val="both"/>
         <w:rPr>
-          <w:rFonts w:ascii="Times New Roman" w:hAnsi="Times New Roman" w:cs="Times New Roman"/>
-          <w:sz w:val="24"/>
-          <w:szCs w:val="24"/>
-        </w:rPr>
-      </w:pPr>
-      <w:r>
-        <w:rPr>
-          <w:rFonts w:ascii="Times New Roman" w:hAnsi="Times New Roman" w:cs="Times New Roman"/>
+          <w:rFonts w:ascii="Montserrat" w:hAnsi="Montserrat" w:cs="Times New Roman"/>
+          <w:sz w:val="24"/>
+          <w:szCs w:val="24"/>
+        </w:rPr>
+      </w:pPr>
+      <w:r>
+        <w:rPr>
+          <w:rFonts w:ascii="Montserrat" w:hAnsi="Montserrat" w:cs="Times New Roman"/>
           <w:sz w:val="24"/>
           <w:szCs w:val="24"/>
         </w:rPr>
@@ -313,14 +362,14 @@
         <w:spacing w:after="0" w:line="360" w:lineRule="auto"/>
         <w:jc w:val="both"/>
         <w:rPr>
-          <w:rFonts w:ascii="Times New Roman" w:hAnsi="Times New Roman" w:cs="Times New Roman"/>
-          <w:sz w:val="24"/>
-          <w:szCs w:val="24"/>
-        </w:rPr>
-      </w:pPr>
-      <w:r>
-        <w:rPr>
-          <w:rFonts w:ascii="Times New Roman" w:hAnsi="Times New Roman" w:cs="Times New Roman"/>
+          <w:rFonts w:ascii="Montserrat" w:hAnsi="Montserrat" w:cs="Times New Roman"/>
+          <w:sz w:val="24"/>
+          <w:szCs w:val="24"/>
+        </w:rPr>
+      </w:pPr>
+      <w:r>
+        <w:rPr>
+          <w:rFonts w:ascii="Montserrat" w:hAnsi="Montserrat" w:cs="Times New Roman"/>
           <w:sz w:val="24"/>
           <w:szCs w:val="24"/>
         </w:rPr>
@@ -329,7 +378,7 @@
       </w:r>
       <w:r>
         <w:rPr>
-          <w:rFonts w:ascii="Times New Roman" w:hAnsi="Times New Roman" w:cs="Times New Roman"/>
+          <w:rFonts w:ascii="Montserrat" w:hAnsi="Montserrat" w:cs="Times New Roman"/>
           <w:i/>
           <w:sz w:val="24"/>
           <w:szCs w:val="24"/>
@@ -338,7 +387,7 @@
       </w:r>
       <w:r>
         <w:rPr>
-          <w:rFonts w:ascii="Times New Roman" w:hAnsi="Times New Roman" w:cs="Times New Roman"/>
+          <w:rFonts w:ascii="Montserrat" w:hAnsi="Montserrat" w:cs="Times New Roman"/>
           <w:sz w:val="24"/>
           <w:szCs w:val="24"/>
         </w:rPr>
@@ -346,7 +395,7 @@
       </w:r>
       <w:r>
         <w:rPr>
-          <w:rFonts w:ascii="Times New Roman" w:hAnsi="Times New Roman" w:cs="Times New Roman"/>
+          <w:rFonts w:ascii="Montserrat" w:hAnsi="Montserrat" w:cs="Times New Roman"/>
           <w:i/>
           <w:sz w:val="24"/>
           <w:szCs w:val="24"/>
@@ -355,35 +404,26 @@
       </w:r>
       <w:r>
         <w:rPr>
-          <w:rFonts w:ascii="Times New Roman" w:hAnsi="Times New Roman" w:cs="Times New Roman"/>
-          <w:sz w:val="24"/>
-          <w:szCs w:val="24"/>
-        </w:rPr>
-        <w:t xml:space="preserve">Her beauty was that of </w:t>
-      </w:r>
-      <w:r>
-        <w:rPr>
-          <w:rFonts w:ascii="Times New Roman" w:hAnsi="Times New Roman" w:cs="Times New Roman"/>
-          <w:sz w:val="24"/>
-          <w:szCs w:val="24"/>
-        </w:rPr>
-        <w:lastRenderedPageBreak/>
-        <w:t>elegant simplicity. An animal beauty. Unable to resist, Ashara began to explore with other senses as well. With a caress, confirming the sculpture of her face—strong, high cheekbones. A well turned jaw. Tracing the delicate line to the rounded point of her chin. Fingers descending along her slender neck—and lips faintly brushed under her chin. She arched under Ashara and Ashara pulled back to regard her.</w:t>
-      </w:r>
-    </w:p>
-    <w:p>
-      <w:pPr>
-        <w:spacing w:after="0" w:line="360" w:lineRule="auto"/>
-        <w:jc w:val="both"/>
-        <w:rPr>
-          <w:rFonts w:ascii="Times New Roman" w:hAnsi="Times New Roman" w:cs="Times New Roman"/>
-          <w:sz w:val="24"/>
-          <w:szCs w:val="24"/>
-        </w:rPr>
-      </w:pPr>
-      <w:r>
-        <w:rPr>
-          <w:rFonts w:ascii="Times New Roman" w:hAnsi="Times New Roman" w:cs="Times New Roman"/>
+          <w:rFonts w:ascii="Montserrat" w:hAnsi="Montserrat" w:cs="Times New Roman"/>
+          <w:sz w:val="24"/>
+          <w:szCs w:val="24"/>
+        </w:rPr>
+        <w:t>Her beauty was that of elegant simplicity. An animal beauty. Unable to resist, Ashara began to explore with other senses as well. With a caress, confirming the sculpture of her face—strong, high cheekbones. A well turned jaw. Tracing the delicate line to the rounded point of her chin. Fingers descending along her slender neck—and lips faintly brushed under her chin. She arched under Ashara and Ashara pulled back to regard her.</w:t>
+      </w:r>
+    </w:p>
+    <w:p>
+      <w:pPr>
+        <w:spacing w:after="0" w:line="360" w:lineRule="auto"/>
+        <w:jc w:val="both"/>
+        <w:rPr>
+          <w:rFonts w:ascii="Montserrat" w:hAnsi="Montserrat" w:cs="Times New Roman"/>
+          <w:sz w:val="24"/>
+          <w:szCs w:val="24"/>
+        </w:rPr>
+      </w:pPr>
+      <w:r>
+        <w:rPr>
+          <w:rFonts w:ascii="Montserrat" w:hAnsi="Montserrat" w:cs="Times New Roman"/>
           <w:sz w:val="24"/>
           <w:szCs w:val="24"/>
         </w:rPr>
@@ -396,14 +436,14 @@
         <w:spacing w:after="0" w:line="360" w:lineRule="auto"/>
         <w:jc w:val="both"/>
         <w:rPr>
-          <w:rFonts w:ascii="Times New Roman" w:hAnsi="Times New Roman" w:cs="Times New Roman"/>
-          <w:sz w:val="24"/>
-          <w:szCs w:val="24"/>
-        </w:rPr>
-      </w:pPr>
-      <w:r>
-        <w:rPr>
-          <w:rFonts w:ascii="Times New Roman" w:hAnsi="Times New Roman" w:cs="Times New Roman"/>
+          <w:rFonts w:ascii="Montserrat" w:hAnsi="Montserrat" w:cs="Times New Roman"/>
+          <w:sz w:val="24"/>
+          <w:szCs w:val="24"/>
+        </w:rPr>
+      </w:pPr>
+      <w:r>
+        <w:rPr>
+          <w:rFonts w:ascii="Montserrat" w:hAnsi="Montserrat" w:cs="Times New Roman"/>
           <w:sz w:val="24"/>
           <w:szCs w:val="24"/>
         </w:rPr>
@@ -416,14 +456,14 @@
         <w:spacing w:after="0" w:line="360" w:lineRule="auto"/>
         <w:jc w:val="both"/>
         <w:rPr>
-          <w:rFonts w:ascii="Times New Roman" w:hAnsi="Times New Roman" w:cs="Times New Roman"/>
-          <w:sz w:val="24"/>
-          <w:szCs w:val="24"/>
-        </w:rPr>
-      </w:pPr>
-      <w:r>
-        <w:rPr>
-          <w:rFonts w:ascii="Times New Roman" w:hAnsi="Times New Roman" w:cs="Times New Roman"/>
+          <w:rFonts w:ascii="Montserrat" w:hAnsi="Montserrat" w:cs="Times New Roman"/>
+          <w:sz w:val="24"/>
+          <w:szCs w:val="24"/>
+        </w:rPr>
+      </w:pPr>
+      <w:r>
+        <w:rPr>
+          <w:rFonts w:ascii="Montserrat" w:hAnsi="Montserrat" w:cs="Times New Roman"/>
           <w:sz w:val="24"/>
           <w:szCs w:val="24"/>
         </w:rPr>
@@ -436,43 +476,34 @@
         <w:spacing w:after="0" w:line="360" w:lineRule="auto"/>
         <w:jc w:val="both"/>
         <w:rPr>
-          <w:rFonts w:ascii="Times New Roman" w:hAnsi="Times New Roman" w:cs="Times New Roman"/>
-          <w:sz w:val="24"/>
-          <w:szCs w:val="24"/>
-        </w:rPr>
-      </w:pPr>
-      <w:r>
-        <w:rPr>
-          <w:rFonts w:ascii="Times New Roman" w:hAnsi="Times New Roman" w:cs="Times New Roman"/>
-          <w:sz w:val="24"/>
-          <w:szCs w:val="24"/>
-        </w:rPr>
-        <w:tab/>
-        <w:t xml:space="preserve">Desperate for air, they parted—gasping hungrily for breath as they passionately continued to steal each other's mouths for kisses. The taste of sleep was sour in their mouths, but rush of breath as they gasped with their mouths open and close was sweet. Ashara pulled her legs up and braced her knees on either side of Ashana's waist—pulling herself up on all fours over Ashana. Ashana's arms slid down Ashara's back, her hands </w:t>
-      </w:r>
-      <w:r>
-        <w:rPr>
-          <w:rFonts w:ascii="Times New Roman" w:hAnsi="Times New Roman" w:cs="Times New Roman"/>
-          <w:sz w:val="24"/>
-          <w:szCs w:val="24"/>
-        </w:rPr>
-        <w:lastRenderedPageBreak/>
-        <w:t xml:space="preserve">stroking their way down to Ashara's thighs—hooking her thumbs in the bend of hip and thigh and then gripping Ashara there hungrily. Trying to pull Ashara back down on her. </w:t>
-      </w:r>
-    </w:p>
-    <w:p>
-      <w:pPr>
-        <w:spacing w:after="0" w:line="360" w:lineRule="auto"/>
-        <w:jc w:val="both"/>
-        <w:rPr>
-          <w:rFonts w:ascii="Times New Roman" w:hAnsi="Times New Roman" w:cs="Times New Roman"/>
-          <w:sz w:val="24"/>
-          <w:szCs w:val="24"/>
-        </w:rPr>
-      </w:pPr>
-      <w:r>
-        <w:rPr>
-          <w:rFonts w:ascii="Times New Roman" w:hAnsi="Times New Roman" w:cs="Times New Roman"/>
+          <w:rFonts w:ascii="Montserrat" w:hAnsi="Montserrat" w:cs="Times New Roman"/>
+          <w:sz w:val="24"/>
+          <w:szCs w:val="24"/>
+        </w:rPr>
+      </w:pPr>
+      <w:r>
+        <w:rPr>
+          <w:rFonts w:ascii="Montserrat" w:hAnsi="Montserrat" w:cs="Times New Roman"/>
+          <w:sz w:val="24"/>
+          <w:szCs w:val="24"/>
+        </w:rPr>
+        <w:tab/>
+        <w:t xml:space="preserve">Desperate for air, they parted—gasping hungrily for breath as they passionately continued to steal each other's mouths for kisses. The taste of sleep was sour in their mouths, but rush of breath as they gasped with their mouths open and close was sweet. Ashara pulled her legs up and braced her knees on either side of Ashana's waist—pulling herself up on all fours over Ashana. Ashana's arms slid down Ashara's back, her hands stroking their way down to Ashara's thighs—hooking her thumbs in the bend of hip and thigh and then gripping Ashara there hungrily. Trying to pull Ashara back down on her. </w:t>
+      </w:r>
+    </w:p>
+    <w:p>
+      <w:pPr>
+        <w:spacing w:after="0" w:line="360" w:lineRule="auto"/>
+        <w:jc w:val="both"/>
+        <w:rPr>
+          <w:rFonts w:ascii="Montserrat" w:hAnsi="Montserrat" w:cs="Times New Roman"/>
+          <w:sz w:val="24"/>
+          <w:szCs w:val="24"/>
+        </w:rPr>
+      </w:pPr>
+      <w:r>
+        <w:rPr>
+          <w:rFonts w:ascii="Montserrat" w:hAnsi="Montserrat" w:cs="Times New Roman"/>
           <w:sz w:val="24"/>
           <w:szCs w:val="24"/>
         </w:rPr>
@@ -485,14 +516,14 @@
         <w:spacing w:after="0" w:line="360" w:lineRule="auto"/>
         <w:jc w:val="both"/>
         <w:rPr>
-          <w:rFonts w:ascii="Times New Roman" w:hAnsi="Times New Roman" w:cs="Times New Roman"/>
-          <w:sz w:val="24"/>
-          <w:szCs w:val="24"/>
-        </w:rPr>
-      </w:pPr>
-      <w:r>
-        <w:rPr>
-          <w:rFonts w:ascii="Times New Roman" w:hAnsi="Times New Roman" w:cs="Times New Roman"/>
+          <w:rFonts w:ascii="Montserrat" w:hAnsi="Montserrat" w:cs="Times New Roman"/>
+          <w:sz w:val="24"/>
+          <w:szCs w:val="24"/>
+        </w:rPr>
+      </w:pPr>
+      <w:r>
+        <w:rPr>
+          <w:rFonts w:ascii="Montserrat" w:hAnsi="Montserrat" w:cs="Times New Roman"/>
           <w:sz w:val="24"/>
           <w:szCs w:val="24"/>
         </w:rPr>
@@ -505,14 +536,14 @@
         <w:spacing w:after="0" w:line="360" w:lineRule="auto"/>
         <w:jc w:val="both"/>
         <w:rPr>
-          <w:rFonts w:ascii="Times New Roman" w:hAnsi="Times New Roman" w:cs="Times New Roman"/>
-          <w:sz w:val="24"/>
-          <w:szCs w:val="24"/>
-        </w:rPr>
-      </w:pPr>
-      <w:r>
-        <w:rPr>
-          <w:rFonts w:ascii="Times New Roman" w:hAnsi="Times New Roman" w:cs="Times New Roman"/>
+          <w:rFonts w:ascii="Montserrat" w:hAnsi="Montserrat" w:cs="Times New Roman"/>
+          <w:sz w:val="24"/>
+          <w:szCs w:val="24"/>
+        </w:rPr>
+      </w:pPr>
+      <w:r>
+        <w:rPr>
+          <w:rFonts w:ascii="Montserrat" w:hAnsi="Montserrat" w:cs="Times New Roman"/>
           <w:sz w:val="24"/>
           <w:szCs w:val="24"/>
         </w:rPr>
@@ -525,14 +556,14 @@
         <w:spacing w:after="0" w:line="360" w:lineRule="auto"/>
         <w:jc w:val="both"/>
         <w:rPr>
-          <w:rFonts w:ascii="Times New Roman" w:hAnsi="Times New Roman" w:cs="Times New Roman"/>
-          <w:sz w:val="24"/>
-          <w:szCs w:val="24"/>
-        </w:rPr>
-      </w:pPr>
-      <w:r>
-        <w:rPr>
-          <w:rFonts w:ascii="Times New Roman" w:hAnsi="Times New Roman" w:cs="Times New Roman"/>
+          <w:rFonts w:ascii="Montserrat" w:hAnsi="Montserrat" w:cs="Times New Roman"/>
+          <w:sz w:val="24"/>
+          <w:szCs w:val="24"/>
+        </w:rPr>
+      </w:pPr>
+      <w:r>
+        <w:rPr>
+          <w:rFonts w:ascii="Montserrat" w:hAnsi="Montserrat" w:cs="Times New Roman"/>
           <w:sz w:val="24"/>
           <w:szCs w:val="24"/>
         </w:rPr>
@@ -541,7 +572,7 @@
       </w:r>
       <w:r>
         <w:rPr>
-          <w:rFonts w:ascii="Times New Roman" w:hAnsi="Times New Roman" w:cs="Times New Roman"/>
+          <w:rFonts w:ascii="Montserrat" w:hAnsi="Montserrat" w:cs="Times New Roman"/>
           <w:i/>
           <w:sz w:val="24"/>
           <w:szCs w:val="24"/>
@@ -550,7 +581,7 @@
       </w:r>
       <w:r>
         <w:rPr>
-          <w:rFonts w:ascii="Times New Roman" w:hAnsi="Times New Roman" w:cs="Times New Roman"/>
+          <w:rFonts w:ascii="Montserrat" w:hAnsi="Montserrat" w:cs="Times New Roman"/>
           <w:sz w:val="24"/>
           <w:szCs w:val="24"/>
         </w:rPr>
@@ -562,32 +593,23 @@
         <w:spacing w:after="0" w:line="360" w:lineRule="auto"/>
         <w:jc w:val="both"/>
         <w:rPr>
-          <w:rFonts w:ascii="Times New Roman" w:hAnsi="Times New Roman" w:cs="Times New Roman"/>
-          <w:sz w:val="24"/>
-          <w:szCs w:val="24"/>
-        </w:rPr>
-      </w:pPr>
-      <w:r>
-        <w:rPr>
-          <w:rFonts w:ascii="Times New Roman" w:hAnsi="Times New Roman" w:cs="Times New Roman"/>
-          <w:sz w:val="24"/>
-          <w:szCs w:val="24"/>
-        </w:rPr>
-        <w:tab/>
-        <w:t xml:space="preserve">Under the skin, Ashana felt the muscles of Ashara's abdomen tighten. The heel of her hand braced on the her pubic arch. The down tickled her palms and the heat seemed </w:t>
-      </w:r>
-      <w:r>
-        <w:rPr>
-          <w:rFonts w:ascii="Times New Roman" w:hAnsi="Times New Roman" w:cs="Times New Roman"/>
-          <w:sz w:val="24"/>
-          <w:szCs w:val="24"/>
-        </w:rPr>
-        <w:lastRenderedPageBreak/>
-        <w:t xml:space="preserve">intoxicating. Pinned down, Ashana was at the extent of her reach, keeping her hand up between Ashara's legs. Exploring. In her way, taunting the sensitive flesh. Lightly applying pressure along the seam, tickling. Sliding her finger along and slightly parting the coital lips. Dipping toward the opening of her </w:t>
-      </w:r>
-      <w:r>
-        <w:rPr>
-          <w:rFonts w:ascii="Times New Roman" w:hAnsi="Times New Roman" w:cs="Times New Roman"/>
+          <w:rFonts w:ascii="Montserrat" w:hAnsi="Montserrat" w:cs="Times New Roman"/>
+          <w:sz w:val="24"/>
+          <w:szCs w:val="24"/>
+        </w:rPr>
+      </w:pPr>
+      <w:r>
+        <w:rPr>
+          <w:rFonts w:ascii="Montserrat" w:hAnsi="Montserrat" w:cs="Times New Roman"/>
+          <w:sz w:val="24"/>
+          <w:szCs w:val="24"/>
+        </w:rPr>
+        <w:tab/>
+        <w:t xml:space="preserve">Under the skin, Ashana felt the muscles of Ashara's abdomen tighten. The heel of her hand braced on the her pubic arch. The down tickled her palms and the heat seemed intoxicating. Pinned down, Ashana was at the extent of her reach, keeping her hand up between Ashara's legs. Exploring. In her way, taunting the sensitive flesh. Lightly applying pressure along the seam, tickling. Sliding her finger along and slightly parting the coital lips. Dipping toward the opening of her </w:t>
+      </w:r>
+      <w:r>
+        <w:rPr>
+          <w:rFonts w:ascii="Montserrat" w:hAnsi="Montserrat" w:cs="Times New Roman"/>
           <w:i/>
           <w:sz w:val="24"/>
           <w:szCs w:val="24"/>
@@ -596,7 +618,7 @@
       </w:r>
       <w:r>
         <w:rPr>
-          <w:rFonts w:ascii="Times New Roman" w:hAnsi="Times New Roman" w:cs="Times New Roman"/>
+          <w:rFonts w:ascii="Montserrat" w:hAnsi="Montserrat" w:cs="Times New Roman"/>
           <w:sz w:val="24"/>
           <w:szCs w:val="24"/>
         </w:rPr>
@@ -608,14 +630,14 @@
         <w:spacing w:after="0" w:line="360" w:lineRule="auto"/>
         <w:jc w:val="both"/>
         <w:rPr>
-          <w:rFonts w:ascii="Times New Roman" w:hAnsi="Times New Roman" w:cs="Times New Roman"/>
-          <w:sz w:val="24"/>
-          <w:szCs w:val="24"/>
-        </w:rPr>
-      </w:pPr>
-      <w:r>
-        <w:rPr>
-          <w:rFonts w:ascii="Times New Roman" w:hAnsi="Times New Roman" w:cs="Times New Roman"/>
+          <w:rFonts w:ascii="Montserrat" w:hAnsi="Montserrat" w:cs="Times New Roman"/>
+          <w:sz w:val="24"/>
+          <w:szCs w:val="24"/>
+        </w:rPr>
+      </w:pPr>
+      <w:r>
+        <w:rPr>
+          <w:rFonts w:ascii="Montserrat" w:hAnsi="Montserrat" w:cs="Times New Roman"/>
           <w:sz w:val="24"/>
           <w:szCs w:val="24"/>
         </w:rPr>
@@ -628,14 +650,14 @@
         <w:spacing w:after="0" w:line="360" w:lineRule="auto"/>
         <w:jc w:val="both"/>
         <w:rPr>
-          <w:rFonts w:ascii="Times New Roman" w:hAnsi="Times New Roman" w:cs="Times New Roman"/>
-          <w:sz w:val="24"/>
-          <w:szCs w:val="24"/>
-        </w:rPr>
-      </w:pPr>
-      <w:r>
-        <w:rPr>
-          <w:rFonts w:ascii="Times New Roman" w:hAnsi="Times New Roman" w:cs="Times New Roman"/>
+          <w:rFonts w:ascii="Montserrat" w:hAnsi="Montserrat" w:cs="Times New Roman"/>
+          <w:sz w:val="24"/>
+          <w:szCs w:val="24"/>
+        </w:rPr>
+      </w:pPr>
+      <w:r>
+        <w:rPr>
+          <w:rFonts w:ascii="Montserrat" w:hAnsi="Montserrat" w:cs="Times New Roman"/>
           <w:sz w:val="24"/>
           <w:szCs w:val="24"/>
         </w:rPr>
@@ -648,14 +670,14 @@
         <w:spacing w:after="0" w:line="360" w:lineRule="auto"/>
         <w:jc w:val="both"/>
         <w:rPr>
-          <w:rFonts w:ascii="Times New Roman" w:hAnsi="Times New Roman" w:cs="Times New Roman"/>
-          <w:sz w:val="24"/>
-          <w:szCs w:val="24"/>
-        </w:rPr>
-      </w:pPr>
-      <w:r>
-        <w:rPr>
-          <w:rFonts w:ascii="Times New Roman" w:hAnsi="Times New Roman" w:cs="Times New Roman"/>
+          <w:rFonts w:ascii="Montserrat" w:hAnsi="Montserrat" w:cs="Times New Roman"/>
+          <w:sz w:val="24"/>
+          <w:szCs w:val="24"/>
+        </w:rPr>
+      </w:pPr>
+      <w:r>
+        <w:rPr>
+          <w:rFonts w:ascii="Montserrat" w:hAnsi="Montserrat" w:cs="Times New Roman"/>
           <w:sz w:val="24"/>
           <w:szCs w:val="24"/>
         </w:rPr>
@@ -668,14 +690,14 @@
         <w:spacing w:after="0" w:line="360" w:lineRule="auto"/>
         <w:jc w:val="both"/>
         <w:rPr>
-          <w:rFonts w:ascii="Times New Roman" w:hAnsi="Times New Roman" w:cs="Times New Roman"/>
-          <w:sz w:val="24"/>
-          <w:szCs w:val="24"/>
-        </w:rPr>
-      </w:pPr>
-      <w:r>
-        <w:rPr>
-          <w:rFonts w:ascii="Times New Roman" w:hAnsi="Times New Roman" w:cs="Times New Roman"/>
+          <w:rFonts w:ascii="Montserrat" w:hAnsi="Montserrat" w:cs="Times New Roman"/>
+          <w:sz w:val="24"/>
+          <w:szCs w:val="24"/>
+        </w:rPr>
+      </w:pPr>
+      <w:r>
+        <w:rPr>
+          <w:rFonts w:ascii="Montserrat" w:hAnsi="Montserrat" w:cs="Times New Roman"/>
           <w:sz w:val="24"/>
           <w:szCs w:val="24"/>
         </w:rPr>
@@ -688,14 +710,14 @@
         <w:spacing w:after="0" w:line="360" w:lineRule="auto"/>
         <w:jc w:val="both"/>
         <w:rPr>
-          <w:rFonts w:ascii="Times New Roman" w:hAnsi="Times New Roman" w:cs="Times New Roman"/>
-          <w:sz w:val="24"/>
-          <w:szCs w:val="24"/>
-        </w:rPr>
-      </w:pPr>
-      <w:r>
-        <w:rPr>
-          <w:rFonts w:ascii="Times New Roman" w:hAnsi="Times New Roman" w:cs="Times New Roman"/>
+          <w:rFonts w:ascii="Montserrat" w:hAnsi="Montserrat" w:cs="Times New Roman"/>
+          <w:sz w:val="24"/>
+          <w:szCs w:val="24"/>
+        </w:rPr>
+      </w:pPr>
+      <w:r>
+        <w:rPr>
+          <w:rFonts w:ascii="Montserrat" w:hAnsi="Montserrat" w:cs="Times New Roman"/>
           <w:sz w:val="24"/>
           <w:szCs w:val="24"/>
         </w:rPr>
@@ -704,7 +726,7 @@
       </w:r>
       <w:r>
         <w:rPr>
-          <w:rFonts w:ascii="Times New Roman" w:hAnsi="Times New Roman" w:cs="Times New Roman"/>
+          <w:rFonts w:ascii="Montserrat" w:hAnsi="Montserrat" w:cs="Times New Roman"/>
           <w:i/>
           <w:sz w:val="24"/>
           <w:szCs w:val="24"/>
@@ -713,7 +735,7 @@
       </w:r>
       <w:r>
         <w:rPr>
-          <w:rFonts w:ascii="Times New Roman" w:hAnsi="Times New Roman" w:cs="Times New Roman"/>
+          <w:rFonts w:ascii="Montserrat" w:hAnsi="Montserrat" w:cs="Times New Roman"/>
           <w:sz w:val="24"/>
           <w:szCs w:val="24"/>
         </w:rPr>
@@ -725,14 +747,14 @@
         <w:spacing w:after="0" w:line="360" w:lineRule="auto"/>
         <w:jc w:val="both"/>
         <w:rPr>
-          <w:rFonts w:ascii="Times New Roman" w:hAnsi="Times New Roman" w:cs="Times New Roman"/>
-          <w:sz w:val="24"/>
-          <w:szCs w:val="24"/>
-        </w:rPr>
-      </w:pPr>
-      <w:r>
-        <w:rPr>
-          <w:rFonts w:ascii="Times New Roman" w:hAnsi="Times New Roman" w:cs="Times New Roman"/>
+          <w:rFonts w:ascii="Montserrat" w:hAnsi="Montserrat" w:cs="Times New Roman"/>
+          <w:sz w:val="24"/>
+          <w:szCs w:val="24"/>
+        </w:rPr>
+      </w:pPr>
+      <w:r>
+        <w:rPr>
+          <w:rFonts w:ascii="Montserrat" w:hAnsi="Montserrat" w:cs="Times New Roman"/>
           <w:sz w:val="24"/>
           <w:szCs w:val="24"/>
         </w:rPr>
@@ -741,7 +763,7 @@
       </w:r>
       <w:r>
         <w:rPr>
-          <w:rFonts w:ascii="Times New Roman" w:hAnsi="Times New Roman" w:cs="Times New Roman"/>
+          <w:rFonts w:ascii="Montserrat" w:hAnsi="Montserrat" w:cs="Times New Roman"/>
           <w:i/>
           <w:sz w:val="24"/>
           <w:szCs w:val="24"/>
@@ -750,7 +772,7 @@
       </w:r>
       <w:r>
         <w:rPr>
-          <w:rFonts w:ascii="Times New Roman" w:hAnsi="Times New Roman" w:cs="Times New Roman"/>
+          <w:rFonts w:ascii="Montserrat" w:hAnsi="Montserrat" w:cs="Times New Roman"/>
           <w:sz w:val="24"/>
           <w:szCs w:val="24"/>
         </w:rPr>
@@ -762,43 +784,34 @@
         <w:spacing w:after="0" w:line="360" w:lineRule="auto"/>
         <w:jc w:val="both"/>
         <w:rPr>
-          <w:rFonts w:ascii="Times New Roman" w:hAnsi="Times New Roman" w:cs="Times New Roman"/>
-          <w:sz w:val="24"/>
-          <w:szCs w:val="24"/>
-        </w:rPr>
-      </w:pPr>
-      <w:r>
-        <w:rPr>
-          <w:rFonts w:ascii="Times New Roman" w:hAnsi="Times New Roman" w:cs="Times New Roman"/>
-          <w:sz w:val="24"/>
-          <w:szCs w:val="24"/>
-        </w:rPr>
-        <w:tab/>
-        <w:t xml:space="preserve">Ashana hunched down and tasted Ashara's mouth. In a part of her mind, the walls between them came down. Like two hands coming together, they both shared the sensation of mouth on mouth, two tongues seeking for each other. From the coil in Ashana's abdomen, another tongue emerged, assuming the male aspect of her gender. Their psychic embrace eclipsed the embrace of their flesh. Awareness of their own bodies became only an attribute of their personalities, aware of each other's realm of sensation. Between them, the world was redefined. Each caress an accent in both minds. Each ache </w:t>
-      </w:r>
-      <w:r>
-        <w:rPr>
-          <w:rFonts w:ascii="Times New Roman" w:hAnsi="Times New Roman" w:cs="Times New Roman"/>
-          <w:sz w:val="24"/>
-          <w:szCs w:val="24"/>
-        </w:rPr>
-        <w:lastRenderedPageBreak/>
-        <w:t>and pleasure read and each gesture executed with total conviction. No doubts. No searching. Playing the elusive senses of their bodies like an instrument. And their music—intimately private—was indescribable.</w:t>
-      </w:r>
-    </w:p>
-    <w:p>
-      <w:pPr>
-        <w:spacing w:after="0" w:line="360" w:lineRule="auto"/>
-        <w:jc w:val="both"/>
-        <w:rPr>
-          <w:rFonts w:ascii="Times New Roman" w:hAnsi="Times New Roman" w:cs="Times New Roman"/>
-          <w:sz w:val="24"/>
-          <w:szCs w:val="24"/>
-        </w:rPr>
-      </w:pPr>
-      <w:r>
-        <w:rPr>
-          <w:rFonts w:ascii="Times New Roman" w:hAnsi="Times New Roman" w:cs="Times New Roman"/>
+          <w:rFonts w:ascii="Montserrat" w:hAnsi="Montserrat" w:cs="Times New Roman"/>
+          <w:sz w:val="24"/>
+          <w:szCs w:val="24"/>
+        </w:rPr>
+      </w:pPr>
+      <w:r>
+        <w:rPr>
+          <w:rFonts w:ascii="Montserrat" w:hAnsi="Montserrat" w:cs="Times New Roman"/>
+          <w:sz w:val="24"/>
+          <w:szCs w:val="24"/>
+        </w:rPr>
+        <w:tab/>
+        <w:t>Ashana hunched down and tasted Ashara's mouth. In a part of her mind, the walls between them came down. Like two hands coming together, they both shared the sensation of mouth on mouth, two tongues seeking for each other. From the coil in Ashana's abdomen, another tongue emerged, assuming the male aspect of her gender. Their psychic embrace eclipsed the embrace of their flesh. Awareness of their own bodies became only an attribute of their personalities, aware of each other's realm of sensation. Between them, the world was redefined. Each caress an accent in both minds. Each ache and pleasure read and each gesture executed with total conviction. No doubts. No searching. Playing the elusive senses of their bodies like an instrument. And their music—intimately private—was indescribable.</w:t>
+      </w:r>
+    </w:p>
+    <w:p>
+      <w:pPr>
+        <w:spacing w:after="0" w:line="360" w:lineRule="auto"/>
+        <w:jc w:val="both"/>
+        <w:rPr>
+          <w:rFonts w:ascii="Montserrat" w:hAnsi="Montserrat" w:cs="Times New Roman"/>
+          <w:sz w:val="24"/>
+          <w:szCs w:val="24"/>
+        </w:rPr>
+      </w:pPr>
+      <w:r>
+        <w:rPr>
+          <w:rFonts w:ascii="Montserrat" w:hAnsi="Montserrat" w:cs="Times New Roman"/>
           <w:sz w:val="24"/>
           <w:szCs w:val="24"/>
         </w:rPr>
@@ -811,14 +824,14 @@
         <w:spacing w:after="0" w:line="360" w:lineRule="auto"/>
         <w:jc w:val="both"/>
         <w:rPr>
-          <w:rFonts w:ascii="Times New Roman" w:hAnsi="Times New Roman" w:cs="Times New Roman"/>
-          <w:sz w:val="24"/>
-          <w:szCs w:val="24"/>
-        </w:rPr>
-      </w:pPr>
-      <w:r>
-        <w:rPr>
-          <w:rFonts w:ascii="Times New Roman" w:hAnsi="Times New Roman" w:cs="Times New Roman"/>
+          <w:rFonts w:ascii="Montserrat" w:hAnsi="Montserrat" w:cs="Times New Roman"/>
+          <w:sz w:val="24"/>
+          <w:szCs w:val="24"/>
+        </w:rPr>
+      </w:pPr>
+      <w:r>
+        <w:rPr>
+          <w:rFonts w:ascii="Montserrat" w:hAnsi="Montserrat" w:cs="Times New Roman"/>
           <w:sz w:val="24"/>
           <w:szCs w:val="24"/>
         </w:rPr>
@@ -831,14 +844,14 @@
         <w:spacing w:after="0" w:line="360" w:lineRule="auto"/>
         <w:jc w:val="both"/>
         <w:rPr>
-          <w:rFonts w:ascii="Times New Roman" w:hAnsi="Times New Roman" w:cs="Times New Roman"/>
-          <w:sz w:val="24"/>
-          <w:szCs w:val="24"/>
-        </w:rPr>
-      </w:pPr>
-      <w:r>
-        <w:rPr>
-          <w:rFonts w:ascii="Times New Roman" w:hAnsi="Times New Roman" w:cs="Times New Roman"/>
+          <w:rFonts w:ascii="Montserrat" w:hAnsi="Montserrat" w:cs="Times New Roman"/>
+          <w:sz w:val="24"/>
+          <w:szCs w:val="24"/>
+        </w:rPr>
+      </w:pPr>
+      <w:r>
+        <w:rPr>
+          <w:rFonts w:ascii="Montserrat" w:hAnsi="Montserrat" w:cs="Times New Roman"/>
           <w:sz w:val="24"/>
           <w:szCs w:val="24"/>
         </w:rPr>
@@ -851,14 +864,14 @@
         <w:spacing w:after="0" w:line="360" w:lineRule="auto"/>
         <w:jc w:val="both"/>
         <w:rPr>
-          <w:rFonts w:ascii="Times New Roman" w:hAnsi="Times New Roman" w:cs="Times New Roman"/>
-          <w:sz w:val="24"/>
-          <w:szCs w:val="24"/>
-        </w:rPr>
-      </w:pPr>
-      <w:r>
-        <w:rPr>
-          <w:rFonts w:ascii="Times New Roman" w:hAnsi="Times New Roman" w:cs="Times New Roman"/>
+          <w:rFonts w:ascii="Montserrat" w:hAnsi="Montserrat" w:cs="Times New Roman"/>
+          <w:sz w:val="24"/>
+          <w:szCs w:val="24"/>
+        </w:rPr>
+      </w:pPr>
+      <w:r>
+        <w:rPr>
+          <w:rFonts w:ascii="Montserrat" w:hAnsi="Montserrat" w:cs="Times New Roman"/>
           <w:sz w:val="24"/>
           <w:szCs w:val="24"/>
         </w:rPr>
@@ -871,43 +884,34 @@
         <w:spacing w:after="0" w:line="360" w:lineRule="auto"/>
         <w:jc w:val="both"/>
         <w:rPr>
-          <w:rFonts w:ascii="Times New Roman" w:hAnsi="Times New Roman" w:cs="Times New Roman"/>
-          <w:sz w:val="24"/>
-          <w:szCs w:val="24"/>
-        </w:rPr>
-      </w:pPr>
-      <w:r>
-        <w:rPr>
-          <w:rFonts w:ascii="Times New Roman" w:hAnsi="Times New Roman" w:cs="Times New Roman"/>
-          <w:sz w:val="24"/>
-          <w:szCs w:val="24"/>
-        </w:rPr>
-        <w:tab/>
-        <w:t xml:space="preserve">Quietly, they explored each other and their common self. They were a polarized mind bereft of boundaries. A shared consciousness bound between two distinct wills. Seamlessly mated together in the most perfect embrace, they were for the moment a single being torn between a pair of bodies woefully unable to express what they had become. Anashara. Union. As they had always been, but for the moment awake. Aware. And Anashara was fascinated at the structure of her bodies, and moved by the passion evoked from them. Removed from the notion of a physical self, Anashara regarded her bodies as incomprehensibly rare objects. A pair of lenses through which her diune will refracted; split by the immortal sparks that were the ultimate selves of Ashana and </w:t>
-      </w:r>
-      <w:r>
-        <w:rPr>
-          <w:rFonts w:ascii="Times New Roman" w:hAnsi="Times New Roman" w:cs="Times New Roman"/>
-          <w:sz w:val="24"/>
-          <w:szCs w:val="24"/>
-        </w:rPr>
-        <w:lastRenderedPageBreak/>
-        <w:t xml:space="preserve">Ashara. Each realizing that they were seeing each other—seeing themselves through the other's eyes. Each other's feelings. </w:t>
-      </w:r>
-    </w:p>
-    <w:p>
-      <w:pPr>
-        <w:spacing w:after="0" w:line="360" w:lineRule="auto"/>
-        <w:jc w:val="both"/>
-        <w:rPr>
-          <w:rFonts w:ascii="Times New Roman" w:hAnsi="Times New Roman" w:cs="Times New Roman"/>
-          <w:sz w:val="24"/>
-          <w:szCs w:val="24"/>
-        </w:rPr>
-      </w:pPr>
-      <w:r>
-        <w:rPr>
-          <w:rFonts w:ascii="Times New Roman" w:hAnsi="Times New Roman" w:cs="Times New Roman"/>
+          <w:rFonts w:ascii="Montserrat" w:hAnsi="Montserrat" w:cs="Times New Roman"/>
+          <w:sz w:val="24"/>
+          <w:szCs w:val="24"/>
+        </w:rPr>
+      </w:pPr>
+      <w:r>
+        <w:rPr>
+          <w:rFonts w:ascii="Montserrat" w:hAnsi="Montserrat" w:cs="Times New Roman"/>
+          <w:sz w:val="24"/>
+          <w:szCs w:val="24"/>
+        </w:rPr>
+        <w:tab/>
+        <w:t xml:space="preserve">Quietly, they explored each other and their common self. They were a polarized mind bereft of boundaries. A shared consciousness bound between two distinct wills. Seamlessly mated together in the most perfect embrace, they were for the moment a single being torn between a pair of bodies woefully unable to express what they had become. Anashara. Union. As they had always been, but for the moment awake. Aware. And Anashara was fascinated at the structure of her bodies, and moved by the passion evoked from them. Removed from the notion of a physical self, Anashara regarded her bodies as incomprehensibly rare objects. A pair of lenses through which her diune will refracted; split by the immortal sparks that were the ultimate selves of Ashana and Ashara. Each realizing that they were seeing each other—seeing themselves through the other's eyes. Each other's feelings. </w:t>
+      </w:r>
+    </w:p>
+    <w:p>
+      <w:pPr>
+        <w:spacing w:after="0" w:line="360" w:lineRule="auto"/>
+        <w:jc w:val="both"/>
+        <w:rPr>
+          <w:rFonts w:ascii="Montserrat" w:hAnsi="Montserrat" w:cs="Times New Roman"/>
+          <w:sz w:val="24"/>
+          <w:szCs w:val="24"/>
+        </w:rPr>
+      </w:pPr>
+      <w:r>
+        <w:rPr>
+          <w:rFonts w:ascii="Montserrat" w:hAnsi="Montserrat" w:cs="Times New Roman"/>
           <w:sz w:val="24"/>
           <w:szCs w:val="24"/>
         </w:rPr>
@@ -920,14 +924,14 @@
         <w:spacing w:after="0" w:line="360" w:lineRule="auto"/>
         <w:jc w:val="both"/>
         <w:rPr>
-          <w:rFonts w:ascii="Times New Roman" w:hAnsi="Times New Roman" w:cs="Times New Roman"/>
-          <w:sz w:val="24"/>
-          <w:szCs w:val="24"/>
-        </w:rPr>
-      </w:pPr>
-      <w:r>
-        <w:rPr>
-          <w:rFonts w:ascii="Times New Roman" w:hAnsi="Times New Roman" w:cs="Times New Roman"/>
+          <w:rFonts w:ascii="Montserrat" w:hAnsi="Montserrat" w:cs="Times New Roman"/>
+          <w:sz w:val="24"/>
+          <w:szCs w:val="24"/>
+        </w:rPr>
+      </w:pPr>
+      <w:r>
+        <w:rPr>
+          <w:rFonts w:ascii="Montserrat" w:hAnsi="Montserrat" w:cs="Times New Roman"/>
           <w:sz w:val="24"/>
           <w:szCs w:val="24"/>
         </w:rPr>
@@ -940,14 +944,14 @@
         <w:spacing w:after="0" w:line="360" w:lineRule="auto"/>
         <w:jc w:val="both"/>
         <w:rPr>
-          <w:rFonts w:ascii="Times New Roman" w:hAnsi="Times New Roman" w:cs="Times New Roman"/>
-          <w:sz w:val="24"/>
-          <w:szCs w:val="24"/>
-        </w:rPr>
-      </w:pPr>
-      <w:r>
-        <w:rPr>
-          <w:rFonts w:ascii="Times New Roman" w:hAnsi="Times New Roman" w:cs="Times New Roman"/>
+          <w:rFonts w:ascii="Montserrat" w:hAnsi="Montserrat" w:cs="Times New Roman"/>
+          <w:sz w:val="24"/>
+          <w:szCs w:val="24"/>
+        </w:rPr>
+      </w:pPr>
+      <w:r>
+        <w:rPr>
+          <w:rFonts w:ascii="Montserrat" w:hAnsi="Montserrat" w:cs="Times New Roman"/>
           <w:sz w:val="24"/>
           <w:szCs w:val="24"/>
         </w:rPr>
@@ -960,14 +964,14 @@
         <w:spacing w:after="0" w:line="360" w:lineRule="auto"/>
         <w:jc w:val="both"/>
         <w:rPr>
-          <w:rFonts w:ascii="Times New Roman" w:hAnsi="Times New Roman" w:cs="Times New Roman"/>
-          <w:sz w:val="24"/>
-          <w:szCs w:val="24"/>
-        </w:rPr>
-      </w:pPr>
-      <w:r>
-        <w:rPr>
-          <w:rFonts w:ascii="Times New Roman" w:hAnsi="Times New Roman" w:cs="Times New Roman"/>
+          <w:rFonts w:ascii="Montserrat" w:hAnsi="Montserrat" w:cs="Times New Roman"/>
+          <w:sz w:val="24"/>
+          <w:szCs w:val="24"/>
+        </w:rPr>
+      </w:pPr>
+      <w:r>
+        <w:rPr>
+          <w:rFonts w:ascii="Montserrat" w:hAnsi="Montserrat" w:cs="Times New Roman"/>
           <w:sz w:val="24"/>
           <w:szCs w:val="24"/>
         </w:rPr>
@@ -980,18 +984,17 @@
         <w:spacing w:after="0" w:line="360" w:lineRule="auto"/>
         <w:jc w:val="both"/>
         <w:rPr>
-          <w:rFonts w:ascii="Times New Roman" w:hAnsi="Times New Roman" w:cs="Times New Roman"/>
-          <w:sz w:val="24"/>
-          <w:szCs w:val="24"/>
-        </w:rPr>
-      </w:pPr>
-      <w:r>
-        <w:rPr>
-          <w:rFonts w:ascii="Times New Roman" w:hAnsi="Times New Roman" w:cs="Times New Roman"/>
-          <w:sz w:val="24"/>
-          <w:szCs w:val="24"/>
-        </w:rPr>
-        <w:lastRenderedPageBreak/>
+          <w:rFonts w:ascii="Montserrat" w:hAnsi="Montserrat" w:cs="Times New Roman"/>
+          <w:sz w:val="24"/>
+          <w:szCs w:val="24"/>
+        </w:rPr>
+      </w:pPr>
+      <w:r>
+        <w:rPr>
+          <w:rFonts w:ascii="Montserrat" w:hAnsi="Montserrat" w:cs="Times New Roman"/>
+          <w:sz w:val="24"/>
+          <w:szCs w:val="24"/>
+        </w:rPr>
         <w:tab/>
         <w:t xml:space="preserve">They drank deeply of a sense of peace that could be described as transcendental. So beautiful that it actually hurt. And that, they relished too. </w:t>
       </w:r>
@@ -1001,14 +1004,14 @@
         <w:spacing w:after="0" w:line="360" w:lineRule="auto"/>
         <w:jc w:val="both"/>
         <w:rPr>
-          <w:rFonts w:ascii="Times New Roman" w:hAnsi="Times New Roman" w:cs="Times New Roman"/>
-          <w:sz w:val="24"/>
-          <w:szCs w:val="24"/>
-        </w:rPr>
-      </w:pPr>
-      <w:r>
-        <w:rPr>
-          <w:rFonts w:ascii="Times New Roman" w:hAnsi="Times New Roman" w:cs="Times New Roman"/>
+          <w:rFonts w:ascii="Montserrat" w:hAnsi="Montserrat" w:cs="Times New Roman"/>
+          <w:sz w:val="24"/>
+          <w:szCs w:val="24"/>
+        </w:rPr>
+      </w:pPr>
+      <w:r>
+        <w:rPr>
+          <w:rFonts w:ascii="Montserrat" w:hAnsi="Montserrat" w:cs="Times New Roman"/>
           <w:sz w:val="24"/>
           <w:szCs w:val="24"/>
         </w:rPr>
@@ -1017,7 +1020,7 @@
       </w:r>
       <w:r>
         <w:rPr>
-          <w:rFonts w:ascii="Times New Roman" w:hAnsi="Times New Roman" w:cs="Times New Roman"/>
+          <w:rFonts w:ascii="Montserrat" w:hAnsi="Montserrat" w:cs="Times New Roman"/>
           <w:i/>
           <w:sz w:val="24"/>
           <w:szCs w:val="24"/>
@@ -1026,7 +1029,7 @@
       </w:r>
       <w:r>
         <w:rPr>
-          <w:rFonts w:ascii="Times New Roman" w:hAnsi="Times New Roman" w:cs="Times New Roman"/>
+          <w:rFonts w:ascii="Montserrat" w:hAnsi="Montserrat" w:cs="Times New Roman"/>
           <w:sz w:val="24"/>
           <w:szCs w:val="24"/>
         </w:rPr>
@@ -1038,14 +1041,14 @@
         <w:spacing w:after="0" w:line="360" w:lineRule="auto"/>
         <w:jc w:val="both"/>
         <w:rPr>
-          <w:rFonts w:ascii="Times New Roman" w:hAnsi="Times New Roman" w:cs="Times New Roman"/>
-          <w:sz w:val="24"/>
-          <w:szCs w:val="24"/>
-        </w:rPr>
-      </w:pPr>
-      <w:r>
-        <w:rPr>
-          <w:rFonts w:ascii="Times New Roman" w:hAnsi="Times New Roman" w:cs="Times New Roman"/>
+          <w:rFonts w:ascii="Montserrat" w:hAnsi="Montserrat" w:cs="Times New Roman"/>
+          <w:sz w:val="24"/>
+          <w:szCs w:val="24"/>
+        </w:rPr>
+      </w:pPr>
+      <w:r>
+        <w:rPr>
+          <w:rFonts w:ascii="Montserrat" w:hAnsi="Montserrat" w:cs="Times New Roman"/>
           <w:sz w:val="24"/>
           <w:szCs w:val="24"/>
         </w:rPr>
@@ -1054,7 +1057,7 @@
       </w:r>
       <w:r>
         <w:rPr>
-          <w:rFonts w:ascii="Times New Roman" w:hAnsi="Times New Roman" w:cs="Times New Roman"/>
+          <w:rFonts w:ascii="Montserrat" w:hAnsi="Montserrat" w:cs="Times New Roman"/>
           <w:i/>
           <w:sz w:val="24"/>
           <w:szCs w:val="24"/>
@@ -1063,7 +1066,7 @@
       </w:r>
       <w:r>
         <w:rPr>
-          <w:rFonts w:ascii="Times New Roman" w:hAnsi="Times New Roman" w:cs="Times New Roman"/>
+          <w:rFonts w:ascii="Montserrat" w:hAnsi="Montserrat" w:cs="Times New Roman"/>
           <w:sz w:val="24"/>
           <w:szCs w:val="24"/>
         </w:rPr>
@@ -1075,49 +1078,49 @@
         <w:spacing w:after="0" w:line="360" w:lineRule="auto"/>
         <w:jc w:val="both"/>
         <w:rPr>
-          <w:rFonts w:ascii="Times New Roman" w:hAnsi="Times New Roman" w:cs="Times New Roman"/>
-          <w:sz w:val="24"/>
-          <w:szCs w:val="24"/>
-        </w:rPr>
-      </w:pPr>
-      <w:r>
-        <w:rPr>
-          <w:rFonts w:ascii="Times New Roman" w:hAnsi="Times New Roman" w:cs="Times New Roman"/>
-          <w:sz w:val="24"/>
-          <w:szCs w:val="24"/>
-        </w:rPr>
-        <w:tab/>
-      </w:r>
-      <w:r>
-        <w:rPr>
-          <w:rFonts w:ascii="Times New Roman" w:hAnsi="Times New Roman" w:cs="Times New Roman"/>
-          <w:sz w:val="24"/>
-          <w:szCs w:val="24"/>
-        </w:rPr>
-        <w:tab/>
-      </w:r>
-      <w:r>
-        <w:rPr>
-          <w:rFonts w:ascii="Times New Roman" w:hAnsi="Times New Roman" w:cs="Times New Roman"/>
-          <w:sz w:val="24"/>
-          <w:szCs w:val="24"/>
-        </w:rPr>
-        <w:tab/>
-      </w:r>
-    </w:p>
-    <w:p>
-      <w:pPr>
-        <w:spacing w:after="0" w:line="360" w:lineRule="auto"/>
-        <w:jc w:val="both"/>
-        <w:rPr>
-          <w:rFonts w:ascii="Times New Roman" w:hAnsi="Times New Roman" w:cs="Times New Roman"/>
-          <w:sz w:val="24"/>
-          <w:szCs w:val="24"/>
-        </w:rPr>
-      </w:pPr>
-      <w:r>
-        <w:rPr>
-          <w:rFonts w:ascii="Times New Roman" w:hAnsi="Times New Roman" w:cs="Times New Roman"/>
+          <w:rFonts w:ascii="Montserrat" w:hAnsi="Montserrat" w:cs="Times New Roman"/>
+          <w:sz w:val="24"/>
+          <w:szCs w:val="24"/>
+        </w:rPr>
+      </w:pPr>
+      <w:r>
+        <w:rPr>
+          <w:rFonts w:ascii="Montserrat" w:hAnsi="Montserrat" w:cs="Times New Roman"/>
+          <w:sz w:val="24"/>
+          <w:szCs w:val="24"/>
+        </w:rPr>
+        <w:tab/>
+      </w:r>
+      <w:r>
+        <w:rPr>
+          <w:rFonts w:ascii="Montserrat" w:hAnsi="Montserrat" w:cs="Times New Roman"/>
+          <w:sz w:val="24"/>
+          <w:szCs w:val="24"/>
+        </w:rPr>
+        <w:tab/>
+      </w:r>
+      <w:r>
+        <w:rPr>
+          <w:rFonts w:ascii="Montserrat" w:hAnsi="Montserrat" w:cs="Times New Roman"/>
+          <w:sz w:val="24"/>
+          <w:szCs w:val="24"/>
+        </w:rPr>
+        <w:tab/>
+      </w:r>
+    </w:p>
+    <w:p>
+      <w:pPr>
+        <w:spacing w:after="0" w:line="360" w:lineRule="auto"/>
+        <w:jc w:val="both"/>
+        <w:rPr>
+          <w:rFonts w:ascii="Montserrat" w:hAnsi="Montserrat" w:cs="Times New Roman"/>
+          <w:sz w:val="24"/>
+          <w:szCs w:val="24"/>
+        </w:rPr>
+      </w:pPr>
+      <w:r>
+        <w:rPr>
+          <w:rFonts w:ascii="Montserrat" w:hAnsi="Montserrat" w:cs="Times New Roman"/>
           <w:sz w:val="24"/>
           <w:szCs w:val="24"/>
         </w:rPr>
@@ -1125,7 +1128,7 @@
       </w:r>
       <w:r>
         <w:rPr>
-          <w:rFonts w:ascii="Times New Roman" w:hAnsi="Times New Roman" w:cs="Times New Roman"/>
+          <w:rFonts w:ascii="Montserrat" w:hAnsi="Montserrat" w:cs="Times New Roman"/>
           <w:i/>
           <w:sz w:val="24"/>
           <w:szCs w:val="24"/>
@@ -1134,7 +1137,7 @@
       </w:r>
       <w:r>
         <w:rPr>
-          <w:rFonts w:ascii="Times New Roman" w:hAnsi="Times New Roman" w:cs="Times New Roman"/>
+          <w:rFonts w:ascii="Montserrat" w:hAnsi="Montserrat" w:cs="Times New Roman"/>
           <w:sz w:val="24"/>
           <w:szCs w:val="24"/>
         </w:rPr>
@@ -1146,14 +1149,14 @@
         <w:spacing w:after="0" w:line="360" w:lineRule="auto"/>
         <w:jc w:val="both"/>
         <w:rPr>
-          <w:rFonts w:ascii="Times New Roman" w:hAnsi="Times New Roman" w:cs="Times New Roman"/>
-          <w:sz w:val="24"/>
-          <w:szCs w:val="24"/>
-        </w:rPr>
-      </w:pPr>
-      <w:r>
-        <w:rPr>
-          <w:rFonts w:ascii="Times New Roman" w:hAnsi="Times New Roman" w:cs="Times New Roman"/>
+          <w:rFonts w:ascii="Montserrat" w:hAnsi="Montserrat" w:cs="Times New Roman"/>
+          <w:sz w:val="24"/>
+          <w:szCs w:val="24"/>
+        </w:rPr>
+      </w:pPr>
+      <w:r>
+        <w:rPr>
+          <w:rFonts w:ascii="Montserrat" w:hAnsi="Montserrat" w:cs="Times New Roman"/>
           <w:sz w:val="24"/>
           <w:szCs w:val="24"/>
         </w:rPr>
@@ -1162,7 +1165,7 @@
       </w:r>
       <w:r>
         <w:rPr>
-          <w:rFonts w:ascii="Times New Roman" w:hAnsi="Times New Roman" w:cs="Times New Roman"/>
+          <w:rFonts w:ascii="Montserrat" w:hAnsi="Montserrat" w:cs="Times New Roman"/>
           <w:i/>
           <w:sz w:val="24"/>
           <w:szCs w:val="24"/>
@@ -1171,7 +1174,7 @@
       </w:r>
       <w:r>
         <w:rPr>
-          <w:rFonts w:ascii="Times New Roman" w:hAnsi="Times New Roman" w:cs="Times New Roman"/>
+          <w:rFonts w:ascii="Montserrat" w:hAnsi="Montserrat" w:cs="Times New Roman"/>
           <w:sz w:val="24"/>
           <w:szCs w:val="24"/>
         </w:rPr>
@@ -1179,7 +1182,7 @@
       </w:r>
       <w:r>
         <w:rPr>
-          <w:rFonts w:ascii="Times New Roman" w:hAnsi="Times New Roman" w:cs="Times New Roman"/>
+          <w:rFonts w:ascii="Montserrat" w:hAnsi="Montserrat" w:cs="Times New Roman"/>
           <w:i/>
           <w:sz w:val="24"/>
           <w:szCs w:val="24"/>
@@ -1188,7 +1191,7 @@
       </w:r>
       <w:r>
         <w:rPr>
-          <w:rFonts w:ascii="Times New Roman" w:hAnsi="Times New Roman" w:cs="Times New Roman"/>
+          <w:rFonts w:ascii="Montserrat" w:hAnsi="Montserrat" w:cs="Times New Roman"/>
           <w:sz w:val="24"/>
           <w:szCs w:val="24"/>
         </w:rPr>
@@ -1200,32 +1203,23 @@
         <w:spacing w:after="0" w:line="360" w:lineRule="auto"/>
         <w:jc w:val="both"/>
         <w:rPr>
-          <w:rFonts w:ascii="Times New Roman" w:hAnsi="Times New Roman" w:cs="Times New Roman"/>
-          <w:sz w:val="24"/>
-          <w:szCs w:val="24"/>
-        </w:rPr>
-      </w:pPr>
-      <w:r>
-        <w:rPr>
-          <w:rFonts w:ascii="Times New Roman" w:hAnsi="Times New Roman" w:cs="Times New Roman"/>
-          <w:sz w:val="24"/>
-          <w:szCs w:val="24"/>
-        </w:rPr>
-        <w:tab/>
-        <w:t xml:space="preserve">Avon gritted her teeth. The hunger in his mind took root in hers. She could not wrench herself from his fantasies. Her blood ran hot as her body responded to the boy’s naked desire. Sympathetic response, simple psychic resonance aroused her against her will. Anger churned inside her, at her defenselessness. That it had trapped her in a secluded corridor with a young man full of lust. His imagination seized her, guilty of </w:t>
-      </w:r>
-      <w:r>
-        <w:rPr>
-          <w:rFonts w:ascii="Times New Roman" w:hAnsi="Times New Roman" w:cs="Times New Roman"/>
-          <w:sz w:val="24"/>
-          <w:szCs w:val="24"/>
-        </w:rPr>
-        <w:lastRenderedPageBreak/>
-        <w:t xml:space="preserve">desire. It burned him so strongly he had to stop walking for a moment as the memory of a close courted disaster came. Shan’je had drifted from his amorous fantasies into a memory of past longing. The memory of himself chased itself into her, a younger man, unnamed and hoping to be claimed. A time when he had first seen them. Not knowing who they were, he had made his own assumptions; based on what he observed in passing. Quiet, solicitous beauties who moved with the most sensual grace, exuding the mind-body harmony only possible in a trained </w:t>
-      </w:r>
-      <w:r>
-        <w:rPr>
-          <w:rFonts w:ascii="Times New Roman" w:hAnsi="Times New Roman" w:cs="Times New Roman"/>
+          <w:rFonts w:ascii="Montserrat" w:hAnsi="Montserrat" w:cs="Times New Roman"/>
+          <w:sz w:val="24"/>
+          <w:szCs w:val="24"/>
+        </w:rPr>
+      </w:pPr>
+      <w:r>
+        <w:rPr>
+          <w:rFonts w:ascii="Montserrat" w:hAnsi="Montserrat" w:cs="Times New Roman"/>
+          <w:sz w:val="24"/>
+          <w:szCs w:val="24"/>
+        </w:rPr>
+        <w:tab/>
+        <w:t xml:space="preserve">Avon gritted her teeth. The hunger in his mind took root in hers. She could not wrench herself from his fantasies. Her blood ran hot as her body responded to the boy’s naked desire. Sympathetic response, simple psychic resonance aroused her against her will. Anger churned inside her, at her defenselessness. That it had trapped her in a secluded corridor with a young man full of lust. His imagination seized her, guilty of desire. It burned him so strongly he had to stop walking for a moment as the memory of a close courted disaster came. Shan’je had drifted from his amorous fantasies into a memory of past longing. The memory of himself chased itself into her, a younger man, unnamed and hoping to be claimed. A time when he had first seen them. Not knowing who they were, he had made his own assumptions; based on what he observed in passing. Quiet, solicitous beauties who moved with the most sensual grace, exuding the mind-body harmony only possible in a trained </w:t>
+      </w:r>
+      <w:r>
+        <w:rPr>
+          <w:rFonts w:ascii="Montserrat" w:hAnsi="Montserrat" w:cs="Times New Roman"/>
           <w:i/>
           <w:sz w:val="24"/>
           <w:szCs w:val="24"/>
@@ -1234,7 +1228,7 @@
       </w:r>
       <w:r>
         <w:rPr>
-          <w:rFonts w:ascii="Times New Roman" w:hAnsi="Times New Roman" w:cs="Times New Roman"/>
+          <w:rFonts w:ascii="Montserrat" w:hAnsi="Montserrat" w:cs="Times New Roman"/>
           <w:sz w:val="24"/>
           <w:szCs w:val="24"/>
         </w:rPr>
@@ -1246,14 +1240,14 @@
         <w:spacing w:after="0" w:line="360" w:lineRule="auto"/>
         <w:jc w:val="both"/>
         <w:rPr>
-          <w:rFonts w:ascii="Times New Roman" w:hAnsi="Times New Roman" w:cs="Times New Roman"/>
-          <w:sz w:val="24"/>
-          <w:szCs w:val="24"/>
-        </w:rPr>
-      </w:pPr>
-      <w:r>
-        <w:rPr>
-          <w:rFonts w:ascii="Times New Roman" w:hAnsi="Times New Roman" w:cs="Times New Roman"/>
+          <w:rFonts w:ascii="Montserrat" w:hAnsi="Montserrat" w:cs="Times New Roman"/>
+          <w:sz w:val="24"/>
+          <w:szCs w:val="24"/>
+        </w:rPr>
+      </w:pPr>
+      <w:r>
+        <w:rPr>
+          <w:rFonts w:ascii="Montserrat" w:hAnsi="Montserrat" w:cs="Times New Roman"/>
           <w:sz w:val="24"/>
           <w:szCs w:val="24"/>
         </w:rPr>
@@ -1262,7 +1256,7 @@
       </w:r>
       <w:r>
         <w:rPr>
-          <w:rFonts w:ascii="Times New Roman" w:hAnsi="Times New Roman" w:cs="Times New Roman"/>
+          <w:rFonts w:ascii="Montserrat" w:hAnsi="Montserrat" w:cs="Times New Roman"/>
           <w:i/>
           <w:sz w:val="24"/>
           <w:szCs w:val="24"/>
@@ -1271,7 +1265,7 @@
       </w:r>
       <w:r>
         <w:rPr>
-          <w:rFonts w:ascii="Times New Roman" w:hAnsi="Times New Roman" w:cs="Times New Roman"/>
+          <w:rFonts w:ascii="Montserrat" w:hAnsi="Montserrat" w:cs="Times New Roman"/>
           <w:sz w:val="24"/>
           <w:szCs w:val="24"/>
         </w:rPr>
@@ -1283,14 +1277,14 @@
         <w:spacing w:after="0" w:line="360" w:lineRule="auto"/>
         <w:jc w:val="both"/>
         <w:rPr>
-          <w:rFonts w:ascii="Times New Roman" w:hAnsi="Times New Roman" w:cs="Times New Roman"/>
-          <w:sz w:val="24"/>
-          <w:szCs w:val="24"/>
-        </w:rPr>
-      </w:pPr>
-      <w:r>
-        <w:rPr>
-          <w:rFonts w:ascii="Times New Roman" w:hAnsi="Times New Roman" w:cs="Times New Roman"/>
+          <w:rFonts w:ascii="Montserrat" w:hAnsi="Montserrat" w:cs="Times New Roman"/>
+          <w:sz w:val="24"/>
+          <w:szCs w:val="24"/>
+        </w:rPr>
+      </w:pPr>
+      <w:r>
+        <w:rPr>
+          <w:rFonts w:ascii="Montserrat" w:hAnsi="Montserrat" w:cs="Times New Roman"/>
           <w:sz w:val="24"/>
           <w:szCs w:val="24"/>
         </w:rPr>
@@ -1303,14 +1297,14 @@
         <w:spacing w:after="0" w:line="360" w:lineRule="auto"/>
         <w:jc w:val="both"/>
         <w:rPr>
-          <w:rFonts w:ascii="Times New Roman" w:hAnsi="Times New Roman" w:cs="Times New Roman"/>
-          <w:sz w:val="24"/>
-          <w:szCs w:val="24"/>
-        </w:rPr>
-      </w:pPr>
-      <w:r>
-        <w:rPr>
-          <w:rFonts w:ascii="Times New Roman" w:hAnsi="Times New Roman" w:cs="Times New Roman"/>
+          <w:rFonts w:ascii="Montserrat" w:hAnsi="Montserrat" w:cs="Times New Roman"/>
+          <w:sz w:val="24"/>
+          <w:szCs w:val="24"/>
+        </w:rPr>
+      </w:pPr>
+      <w:r>
+        <w:rPr>
+          <w:rFonts w:ascii="Montserrat" w:hAnsi="Montserrat" w:cs="Times New Roman"/>
           <w:sz w:val="24"/>
           <w:szCs w:val="24"/>
         </w:rPr>
@@ -1323,43 +1317,34 @@
         <w:spacing w:after="0" w:line="360" w:lineRule="auto"/>
         <w:jc w:val="both"/>
         <w:rPr>
-          <w:rFonts w:ascii="Times New Roman" w:hAnsi="Times New Roman" w:cs="Times New Roman"/>
-          <w:sz w:val="24"/>
-          <w:szCs w:val="24"/>
-        </w:rPr>
-      </w:pPr>
-      <w:r>
-        <w:rPr>
-          <w:rFonts w:ascii="Times New Roman" w:hAnsi="Times New Roman" w:cs="Times New Roman"/>
-          <w:sz w:val="24"/>
-          <w:szCs w:val="24"/>
-        </w:rPr>
-        <w:tab/>
-        <w:t xml:space="preserve">He was a sandy haired young man, on whom the suggestion of a smile was almost enough to balance the features of a much too serious face. His skin was flushed, and he </w:t>
-      </w:r>
-      <w:r>
-        <w:rPr>
-          <w:rFonts w:ascii="Times New Roman" w:hAnsi="Times New Roman" w:cs="Times New Roman"/>
-          <w:sz w:val="24"/>
-          <w:szCs w:val="24"/>
-        </w:rPr>
-        <w:lastRenderedPageBreak/>
-        <w:t xml:space="preserve">nearly grinned at the turn of his thoughts. It was not a crime to admire. Not even an insult. But desire—desire was dangerous. Desire could lead to disastrous actions. The serious turn in his thoughts had cooled him somewhat, but a shock of cold startled her. She realized he had spotted her. Shan’je took in her white clad legs with their dancer's feet, and scanned up her body as his eyes rose with the rest of him. And finally locked on those all too familiar opalescent grey eyes. A red eyebrow quirked up as he stammered. His own sense of guilt took rule of his thoughts. All at once he knew that she had seen him watching her. </w:t>
-      </w:r>
-    </w:p>
-    <w:p>
-      <w:pPr>
-        <w:spacing w:after="0" w:line="360" w:lineRule="auto"/>
-        <w:jc w:val="both"/>
-        <w:rPr>
-          <w:rFonts w:ascii="Times New Roman" w:hAnsi="Times New Roman" w:cs="Times New Roman"/>
-          <w:sz w:val="24"/>
-          <w:szCs w:val="24"/>
-        </w:rPr>
-      </w:pPr>
-      <w:r>
-        <w:rPr>
-          <w:rFonts w:ascii="Times New Roman" w:hAnsi="Times New Roman" w:cs="Times New Roman"/>
+          <w:rFonts w:ascii="Montserrat" w:hAnsi="Montserrat" w:cs="Times New Roman"/>
+          <w:sz w:val="24"/>
+          <w:szCs w:val="24"/>
+        </w:rPr>
+      </w:pPr>
+      <w:r>
+        <w:rPr>
+          <w:rFonts w:ascii="Montserrat" w:hAnsi="Montserrat" w:cs="Times New Roman"/>
+          <w:sz w:val="24"/>
+          <w:szCs w:val="24"/>
+        </w:rPr>
+        <w:tab/>
+        <w:t xml:space="preserve">He was a sandy haired young man, on whom the suggestion of a smile was almost enough to balance the features of a much too serious face. His skin was flushed, and he nearly grinned at the turn of his thoughts. It was not a crime to admire. Not even an insult. But desire—desire was dangerous. Desire could lead to disastrous actions. The serious turn in his thoughts had cooled him somewhat, but a shock of cold startled her. She realized he had spotted her. Shan’je took in her white clad legs with their dancer's feet, and scanned up her body as his eyes rose with the rest of him. And finally locked on those all too familiar opalescent grey eyes. A red eyebrow quirked up as he stammered. His own sense of guilt took rule of his thoughts. All at once he knew that she had seen him watching her. </w:t>
+      </w:r>
+    </w:p>
+    <w:p>
+      <w:pPr>
+        <w:spacing w:after="0" w:line="360" w:lineRule="auto"/>
+        <w:jc w:val="both"/>
+        <w:rPr>
+          <w:rFonts w:ascii="Montserrat" w:hAnsi="Montserrat" w:cs="Times New Roman"/>
+          <w:sz w:val="24"/>
+          <w:szCs w:val="24"/>
+        </w:rPr>
+      </w:pPr>
+      <w:r>
+        <w:rPr>
+          <w:rFonts w:ascii="Montserrat" w:hAnsi="Montserrat" w:cs="Times New Roman"/>
           <w:sz w:val="24"/>
           <w:szCs w:val="24"/>
         </w:rPr>
@@ -1372,50 +1357,50 @@
         <w:spacing w:after="0" w:line="360" w:lineRule="auto"/>
         <w:jc w:val="both"/>
         <w:rPr>
-          <w:rFonts w:ascii="Times New Roman" w:hAnsi="Times New Roman" w:cs="Times New Roman"/>
-          <w:sz w:val="24"/>
-          <w:szCs w:val="24"/>
-        </w:rPr>
-      </w:pPr>
-      <w:r>
-        <w:rPr>
-          <w:rFonts w:ascii="Times New Roman" w:hAnsi="Times New Roman" w:cs="Times New Roman"/>
-          <w:sz w:val="24"/>
-          <w:szCs w:val="24"/>
-        </w:rPr>
-        <w:tab/>
-      </w:r>
-      <w:r>
-        <w:rPr>
-          <w:rFonts w:ascii="Times New Roman" w:hAnsi="Times New Roman" w:cs="Times New Roman"/>
-          <w:sz w:val="24"/>
-          <w:szCs w:val="24"/>
-        </w:rPr>
-        <w:tab/>
-      </w:r>
-      <w:r>
-        <w:rPr>
-          <w:rFonts w:ascii="Times New Roman" w:hAnsi="Times New Roman" w:cs="Times New Roman"/>
-          <w:sz w:val="24"/>
-          <w:szCs w:val="24"/>
-        </w:rPr>
-        <w:tab/>
-      </w:r>
-    </w:p>
-    <w:p>
-      <w:pPr>
-        <w:spacing w:after="0" w:line="360" w:lineRule="auto"/>
-        <w:jc w:val="both"/>
-        <w:rPr>
-          <w:rFonts w:ascii="Times New Roman" w:hAnsi="Times New Roman" w:cs="Times New Roman"/>
-          <w:i/>
-          <w:sz w:val="24"/>
-          <w:szCs w:val="24"/>
-        </w:rPr>
-      </w:pPr>
-      <w:r>
-        <w:rPr>
-          <w:rFonts w:ascii="Times New Roman" w:hAnsi="Times New Roman" w:cs="Times New Roman"/>
+          <w:rFonts w:ascii="Montserrat" w:hAnsi="Montserrat" w:cs="Times New Roman"/>
+          <w:sz w:val="24"/>
+          <w:szCs w:val="24"/>
+        </w:rPr>
+      </w:pPr>
+      <w:r>
+        <w:rPr>
+          <w:rFonts w:ascii="Montserrat" w:hAnsi="Montserrat" w:cs="Times New Roman"/>
+          <w:sz w:val="24"/>
+          <w:szCs w:val="24"/>
+        </w:rPr>
+        <w:tab/>
+      </w:r>
+      <w:r>
+        <w:rPr>
+          <w:rFonts w:ascii="Montserrat" w:hAnsi="Montserrat" w:cs="Times New Roman"/>
+          <w:sz w:val="24"/>
+          <w:szCs w:val="24"/>
+        </w:rPr>
+        <w:tab/>
+      </w:r>
+      <w:r>
+        <w:rPr>
+          <w:rFonts w:ascii="Montserrat" w:hAnsi="Montserrat" w:cs="Times New Roman"/>
+          <w:sz w:val="24"/>
+          <w:szCs w:val="24"/>
+        </w:rPr>
+        <w:tab/>
+      </w:r>
+    </w:p>
+    <w:p>
+      <w:pPr>
+        <w:spacing w:after="0" w:line="360" w:lineRule="auto"/>
+        <w:jc w:val="both"/>
+        <w:rPr>
+          <w:rFonts w:ascii="Montserrat" w:hAnsi="Montserrat" w:cs="Times New Roman"/>
+          <w:i/>
+          <w:sz w:val="24"/>
+          <w:szCs w:val="24"/>
+        </w:rPr>
+      </w:pPr>
+      <w:r>
+        <w:rPr>
+          <w:rFonts w:ascii="Montserrat" w:hAnsi="Montserrat" w:cs="Times New Roman"/>
           <w:sz w:val="24"/>
           <w:szCs w:val="24"/>
         </w:rPr>
@@ -1423,7 +1408,7 @@
       </w:r>
       <w:r>
         <w:rPr>
-          <w:rFonts w:ascii="Times New Roman" w:hAnsi="Times New Roman" w:cs="Times New Roman"/>
+          <w:rFonts w:ascii="Montserrat" w:hAnsi="Montserrat" w:cs="Times New Roman"/>
           <w:i/>
           <w:sz w:val="24"/>
           <w:szCs w:val="24"/>
@@ -1432,7 +1417,7 @@
       </w:r>
       <w:r>
         <w:rPr>
-          <w:rFonts w:ascii="Times New Roman" w:hAnsi="Times New Roman" w:cs="Times New Roman"/>
+          <w:rFonts w:ascii="Montserrat" w:hAnsi="Montserrat" w:cs="Times New Roman"/>
           <w:sz w:val="24"/>
           <w:szCs w:val="24"/>
         </w:rPr>
@@ -1440,7 +1425,7 @@
       </w:r>
       <w:r>
         <w:rPr>
-          <w:rFonts w:ascii="Times New Roman" w:hAnsi="Times New Roman" w:cs="Times New Roman"/>
+          <w:rFonts w:ascii="Montserrat" w:hAnsi="Montserrat" w:cs="Times New Roman"/>
           <w:i/>
           <w:sz w:val="24"/>
           <w:szCs w:val="24"/>
@@ -1453,23 +1438,23 @@
         <w:spacing w:after="0" w:line="360" w:lineRule="auto"/>
         <w:jc w:val="both"/>
         <w:rPr>
-          <w:rFonts w:ascii="Times New Roman" w:hAnsi="Times New Roman" w:cs="Times New Roman"/>
-          <w:sz w:val="24"/>
-          <w:szCs w:val="24"/>
-        </w:rPr>
-      </w:pPr>
-      <w:r>
-        <w:rPr>
-          <w:rFonts w:ascii="Times New Roman" w:hAnsi="Times New Roman" w:cs="Times New Roman"/>
-          <w:i/>
-          <w:sz w:val="24"/>
-          <w:szCs w:val="24"/>
-        </w:rPr>
-        <w:tab/>
-      </w:r>
-      <w:r>
-        <w:rPr>
-          <w:rFonts w:ascii="Times New Roman" w:hAnsi="Times New Roman" w:cs="Times New Roman"/>
+          <w:rFonts w:ascii="Montserrat" w:hAnsi="Montserrat" w:cs="Times New Roman"/>
+          <w:sz w:val="24"/>
+          <w:szCs w:val="24"/>
+        </w:rPr>
+      </w:pPr>
+      <w:r>
+        <w:rPr>
+          <w:rFonts w:ascii="Montserrat" w:hAnsi="Montserrat" w:cs="Times New Roman"/>
+          <w:i/>
+          <w:sz w:val="24"/>
+          <w:szCs w:val="24"/>
+        </w:rPr>
+        <w:tab/>
+      </w:r>
+      <w:r>
+        <w:rPr>
+          <w:rFonts w:ascii="Montserrat" w:hAnsi="Montserrat" w:cs="Times New Roman"/>
           <w:sz w:val="24"/>
           <w:szCs w:val="24"/>
         </w:rPr>
@@ -1481,22 +1466,22 @@
         <w:spacing w:after="0" w:line="360" w:lineRule="auto"/>
         <w:jc w:val="both"/>
         <w:rPr>
-          <w:rFonts w:ascii="Times New Roman" w:hAnsi="Times New Roman" w:cs="Times New Roman"/>
-          <w:sz w:val="24"/>
-          <w:szCs w:val="24"/>
-        </w:rPr>
-      </w:pPr>
-      <w:r>
-        <w:rPr>
-          <w:rFonts w:ascii="Times New Roman" w:hAnsi="Times New Roman" w:cs="Times New Roman"/>
-          <w:sz w:val="24"/>
-          <w:szCs w:val="24"/>
-        </w:rPr>
-        <w:tab/>
-      </w:r>
-      <w:r>
-        <w:rPr>
-          <w:rFonts w:ascii="Times New Roman" w:hAnsi="Times New Roman" w:cs="Times New Roman"/>
+          <w:rFonts w:ascii="Montserrat" w:hAnsi="Montserrat" w:cs="Times New Roman"/>
+          <w:sz w:val="24"/>
+          <w:szCs w:val="24"/>
+        </w:rPr>
+      </w:pPr>
+      <w:r>
+        <w:rPr>
+          <w:rFonts w:ascii="Montserrat" w:hAnsi="Montserrat" w:cs="Times New Roman"/>
+          <w:sz w:val="24"/>
+          <w:szCs w:val="24"/>
+        </w:rPr>
+        <w:tab/>
+      </w:r>
+      <w:r>
+        <w:rPr>
+          <w:rFonts w:ascii="Montserrat" w:hAnsi="Montserrat" w:cs="Times New Roman"/>
           <w:i/>
           <w:sz w:val="24"/>
           <w:szCs w:val="24"/>
@@ -1505,7 +1490,7 @@
       </w:r>
       <w:r>
         <w:rPr>
-          <w:rFonts w:ascii="Times New Roman" w:hAnsi="Times New Roman" w:cs="Times New Roman"/>
+          <w:rFonts w:ascii="Montserrat" w:hAnsi="Montserrat" w:cs="Times New Roman"/>
           <w:sz w:val="24"/>
           <w:szCs w:val="24"/>
         </w:rPr>
@@ -1513,7 +1498,7 @@
       </w:r>
       <w:r>
         <w:rPr>
-          <w:rFonts w:ascii="Times New Roman" w:hAnsi="Times New Roman" w:cs="Times New Roman"/>
+          <w:rFonts w:ascii="Montserrat" w:hAnsi="Montserrat" w:cs="Times New Roman"/>
           <w:i/>
           <w:sz w:val="24"/>
           <w:szCs w:val="24"/>
@@ -1522,7 +1507,7 @@
       </w:r>
       <w:r>
         <w:rPr>
-          <w:rFonts w:ascii="Times New Roman" w:hAnsi="Times New Roman" w:cs="Times New Roman"/>
+          <w:rFonts w:ascii="Montserrat" w:hAnsi="Montserrat" w:cs="Times New Roman"/>
           <w:sz w:val="24"/>
           <w:szCs w:val="24"/>
         </w:rPr>
@@ -1530,7 +1515,7 @@
       </w:r>
       <w:r>
         <w:rPr>
-          <w:rFonts w:ascii="Times New Roman" w:hAnsi="Times New Roman" w:cs="Times New Roman"/>
+          <w:rFonts w:ascii="Montserrat" w:hAnsi="Montserrat" w:cs="Times New Roman"/>
           <w:i/>
           <w:sz w:val="24"/>
           <w:szCs w:val="24"/>
@@ -1539,7 +1524,7 @@
       </w:r>
       <w:r>
         <w:rPr>
-          <w:rFonts w:ascii="Times New Roman" w:hAnsi="Times New Roman" w:cs="Times New Roman"/>
+          <w:rFonts w:ascii="Montserrat" w:hAnsi="Montserrat" w:cs="Times New Roman"/>
           <w:sz w:val="24"/>
           <w:szCs w:val="24"/>
         </w:rPr>
@@ -1551,24 +1536,23 @@
         <w:spacing w:after="0" w:line="360" w:lineRule="auto"/>
         <w:jc w:val="both"/>
         <w:rPr>
-          <w:rFonts w:ascii="Times New Roman" w:hAnsi="Times New Roman" w:cs="Times New Roman"/>
-          <w:sz w:val="24"/>
-          <w:szCs w:val="24"/>
-        </w:rPr>
-      </w:pPr>
-      <w:r>
-        <w:rPr>
-          <w:rFonts w:ascii="Times New Roman" w:hAnsi="Times New Roman" w:cs="Times New Roman"/>
-          <w:sz w:val="24"/>
-          <w:szCs w:val="24"/>
-        </w:rPr>
-        <w:lastRenderedPageBreak/>
+          <w:rFonts w:ascii="Montserrat" w:hAnsi="Montserrat" w:cs="Times New Roman"/>
+          <w:sz w:val="24"/>
+          <w:szCs w:val="24"/>
+        </w:rPr>
+      </w:pPr>
+      <w:r>
+        <w:rPr>
+          <w:rFonts w:ascii="Montserrat" w:hAnsi="Montserrat" w:cs="Times New Roman"/>
+          <w:sz w:val="24"/>
+          <w:szCs w:val="24"/>
+        </w:rPr>
         <w:tab/>
         <w:t xml:space="preserve">A heat very different from the sensual flame that had tantalized her at the start of her walk. Her head dropped in anguish, as she remembered her thoughts then of sex. </w:t>
       </w:r>
       <w:r>
         <w:rPr>
-          <w:rFonts w:ascii="Times New Roman" w:hAnsi="Times New Roman" w:cs="Times New Roman"/>
+          <w:rFonts w:ascii="Montserrat" w:hAnsi="Montserrat" w:cs="Times New Roman"/>
           <w:i/>
           <w:sz w:val="24"/>
           <w:szCs w:val="24"/>
@@ -1577,7 +1561,7 @@
       </w:r>
       <w:r>
         <w:rPr>
-          <w:rFonts w:ascii="Times New Roman" w:hAnsi="Times New Roman" w:cs="Times New Roman"/>
+          <w:rFonts w:ascii="Montserrat" w:hAnsi="Montserrat" w:cs="Times New Roman"/>
           <w:sz w:val="24"/>
           <w:szCs w:val="24"/>
         </w:rPr>
@@ -1585,7 +1569,7 @@
       </w:r>
       <w:r>
         <w:rPr>
-          <w:rFonts w:ascii="Times New Roman" w:hAnsi="Times New Roman" w:cs="Times New Roman"/>
+          <w:rFonts w:ascii="Montserrat" w:hAnsi="Montserrat" w:cs="Times New Roman"/>
           <w:i/>
           <w:sz w:val="24"/>
           <w:szCs w:val="24"/>
@@ -1594,7 +1578,7 @@
       </w:r>
       <w:r>
         <w:rPr>
-          <w:rFonts w:ascii="Times New Roman" w:hAnsi="Times New Roman" w:cs="Times New Roman"/>
+          <w:rFonts w:ascii="Montserrat" w:hAnsi="Montserrat" w:cs="Times New Roman"/>
           <w:sz w:val="24"/>
           <w:szCs w:val="24"/>
         </w:rPr>
@@ -1602,7 +1586,7 @@
       </w:r>
       <w:r>
         <w:rPr>
-          <w:rFonts w:ascii="Times New Roman" w:hAnsi="Times New Roman" w:cs="Times New Roman"/>
+          <w:rFonts w:ascii="Montserrat" w:hAnsi="Montserrat" w:cs="Times New Roman"/>
           <w:i/>
           <w:sz w:val="24"/>
           <w:szCs w:val="24"/>
@@ -1615,14 +1599,14 @@
         <w:spacing w:after="0" w:line="360" w:lineRule="auto"/>
         <w:jc w:val="both"/>
         <w:rPr>
-          <w:rFonts w:ascii="Times New Roman" w:hAnsi="Times New Roman" w:cs="Times New Roman"/>
-          <w:sz w:val="24"/>
-          <w:szCs w:val="24"/>
-        </w:rPr>
-      </w:pPr>
-      <w:r>
-        <w:rPr>
-          <w:rFonts w:ascii="Times New Roman" w:hAnsi="Times New Roman" w:cs="Times New Roman"/>
+          <w:rFonts w:ascii="Montserrat" w:hAnsi="Montserrat" w:cs="Times New Roman"/>
+          <w:sz w:val="24"/>
+          <w:szCs w:val="24"/>
+        </w:rPr>
+      </w:pPr>
+      <w:r>
+        <w:rPr>
+          <w:rFonts w:ascii="Montserrat" w:hAnsi="Montserrat" w:cs="Times New Roman"/>
           <w:sz w:val="24"/>
           <w:szCs w:val="24"/>
         </w:rPr>
@@ -1631,7 +1615,7 @@
       </w:r>
       <w:r>
         <w:rPr>
-          <w:rFonts w:ascii="Times New Roman" w:hAnsi="Times New Roman" w:cs="Times New Roman"/>
+          <w:rFonts w:ascii="Montserrat" w:hAnsi="Montserrat" w:cs="Times New Roman"/>
           <w:i/>
           <w:sz w:val="24"/>
           <w:szCs w:val="24"/>
@@ -1640,7 +1624,7 @@
       </w:r>
       <w:r>
         <w:rPr>
-          <w:rFonts w:ascii="Times New Roman" w:hAnsi="Times New Roman" w:cs="Times New Roman"/>
+          <w:rFonts w:ascii="Montserrat" w:hAnsi="Montserrat" w:cs="Times New Roman"/>
           <w:sz w:val="24"/>
           <w:szCs w:val="24"/>
         </w:rPr>
@@ -1652,14 +1636,14 @@
         <w:spacing w:after="0" w:line="360" w:lineRule="auto"/>
         <w:jc w:val="both"/>
         <w:rPr>
-          <w:rFonts w:ascii="Times New Roman" w:hAnsi="Times New Roman" w:cs="Times New Roman"/>
-          <w:sz w:val="24"/>
-          <w:szCs w:val="24"/>
-        </w:rPr>
-      </w:pPr>
-      <w:r>
-        <w:rPr>
-          <w:rFonts w:ascii="Times New Roman" w:hAnsi="Times New Roman" w:cs="Times New Roman"/>
+          <w:rFonts w:ascii="Montserrat" w:hAnsi="Montserrat" w:cs="Times New Roman"/>
+          <w:sz w:val="24"/>
+          <w:szCs w:val="24"/>
+        </w:rPr>
+      </w:pPr>
+      <w:r>
+        <w:rPr>
+          <w:rFonts w:ascii="Montserrat" w:hAnsi="Montserrat" w:cs="Times New Roman"/>
           <w:sz w:val="24"/>
           <w:szCs w:val="24"/>
         </w:rPr>
@@ -1672,49 +1656,49 @@
         <w:spacing w:after="0" w:line="360" w:lineRule="auto"/>
         <w:jc w:val="both"/>
         <w:rPr>
-          <w:rFonts w:ascii="Times New Roman" w:hAnsi="Times New Roman" w:cs="Times New Roman"/>
-          <w:sz w:val="24"/>
-          <w:szCs w:val="24"/>
-        </w:rPr>
-      </w:pPr>
-      <w:r>
-        <w:rPr>
-          <w:rFonts w:ascii="Times New Roman" w:hAnsi="Times New Roman" w:cs="Times New Roman"/>
-          <w:sz w:val="24"/>
-          <w:szCs w:val="24"/>
-        </w:rPr>
-        <w:tab/>
-      </w:r>
-      <w:r>
-        <w:rPr>
-          <w:rFonts w:ascii="Times New Roman" w:hAnsi="Times New Roman" w:cs="Times New Roman"/>
-          <w:sz w:val="24"/>
-          <w:szCs w:val="24"/>
-        </w:rPr>
-        <w:tab/>
-      </w:r>
-      <w:r>
-        <w:rPr>
-          <w:rFonts w:ascii="Times New Roman" w:hAnsi="Times New Roman" w:cs="Times New Roman"/>
-          <w:sz w:val="24"/>
-          <w:szCs w:val="24"/>
-        </w:rPr>
-        <w:tab/>
-      </w:r>
-    </w:p>
-    <w:p>
-      <w:pPr>
-        <w:spacing w:after="0" w:line="360" w:lineRule="auto"/>
-        <w:jc w:val="both"/>
-        <w:rPr>
-          <w:rFonts w:ascii="Times New Roman" w:hAnsi="Times New Roman" w:cs="Times New Roman"/>
-          <w:sz w:val="24"/>
-          <w:szCs w:val="24"/>
-        </w:rPr>
-      </w:pPr>
-      <w:r>
-        <w:rPr>
-          <w:rFonts w:ascii="Times New Roman" w:hAnsi="Times New Roman" w:cs="Times New Roman"/>
+          <w:rFonts w:ascii="Montserrat" w:hAnsi="Montserrat" w:cs="Times New Roman"/>
+          <w:sz w:val="24"/>
+          <w:szCs w:val="24"/>
+        </w:rPr>
+      </w:pPr>
+      <w:r>
+        <w:rPr>
+          <w:rFonts w:ascii="Montserrat" w:hAnsi="Montserrat" w:cs="Times New Roman"/>
+          <w:sz w:val="24"/>
+          <w:szCs w:val="24"/>
+        </w:rPr>
+        <w:tab/>
+      </w:r>
+      <w:r>
+        <w:rPr>
+          <w:rFonts w:ascii="Montserrat" w:hAnsi="Montserrat" w:cs="Times New Roman"/>
+          <w:sz w:val="24"/>
+          <w:szCs w:val="24"/>
+        </w:rPr>
+        <w:tab/>
+      </w:r>
+      <w:r>
+        <w:rPr>
+          <w:rFonts w:ascii="Montserrat" w:hAnsi="Montserrat" w:cs="Times New Roman"/>
+          <w:sz w:val="24"/>
+          <w:szCs w:val="24"/>
+        </w:rPr>
+        <w:tab/>
+      </w:r>
+    </w:p>
+    <w:p>
+      <w:pPr>
+        <w:spacing w:after="0" w:line="360" w:lineRule="auto"/>
+        <w:jc w:val="both"/>
+        <w:rPr>
+          <w:rFonts w:ascii="Montserrat" w:hAnsi="Montserrat" w:cs="Times New Roman"/>
+          <w:sz w:val="24"/>
+          <w:szCs w:val="24"/>
+        </w:rPr>
+      </w:pPr>
+      <w:r>
+        <w:rPr>
+          <w:rFonts w:ascii="Montserrat" w:hAnsi="Montserrat" w:cs="Times New Roman"/>
           <w:sz w:val="24"/>
           <w:szCs w:val="24"/>
         </w:rPr>
@@ -1722,7 +1706,7 @@
       </w:r>
       <w:r>
         <w:rPr>
-          <w:rFonts w:ascii="Times New Roman" w:hAnsi="Times New Roman" w:cs="Times New Roman"/>
+          <w:rFonts w:ascii="Montserrat" w:hAnsi="Montserrat" w:cs="Times New Roman"/>
           <w:i/>
           <w:sz w:val="24"/>
           <w:szCs w:val="24"/>
@@ -1731,7 +1715,7 @@
       </w:r>
       <w:r>
         <w:rPr>
-          <w:rFonts w:ascii="Times New Roman" w:hAnsi="Times New Roman" w:cs="Times New Roman"/>
+          <w:rFonts w:ascii="Montserrat" w:hAnsi="Montserrat" w:cs="Times New Roman"/>
           <w:sz w:val="24"/>
           <w:szCs w:val="24"/>
         </w:rPr>
@@ -1739,7 +1723,7 @@
       </w:r>
       <w:r>
         <w:rPr>
-          <w:rFonts w:ascii="Times New Roman" w:hAnsi="Times New Roman" w:cs="Times New Roman"/>
+          <w:rFonts w:ascii="Montserrat" w:hAnsi="Montserrat" w:cs="Times New Roman"/>
           <w:i/>
           <w:sz w:val="24"/>
           <w:szCs w:val="24"/>
@@ -1748,35 +1732,26 @@
       </w:r>
       <w:r>
         <w:rPr>
-          <w:rFonts w:ascii="Times New Roman" w:hAnsi="Times New Roman" w:cs="Times New Roman"/>
-          <w:sz w:val="24"/>
-          <w:szCs w:val="24"/>
-        </w:rPr>
-        <w:t xml:space="preserve"> society had little confidence in Ashara’s rebirth. In some of their eyes, she was already dead. They looked to her successor, Ashana, to fulfill the needs of the Avatar. Because Ashana would not inherit the vast experience Ashara had accrued over her many incarnations, she was forced to spend hours of her own time studying the vast store of knowledge maintained by her House. Before they reached the </w:t>
-      </w:r>
-      <w:r>
-        <w:rPr>
-          <w:rFonts w:ascii="Times New Roman" w:hAnsi="Times New Roman" w:cs="Times New Roman"/>
-          <w:sz w:val="24"/>
-          <w:szCs w:val="24"/>
-        </w:rPr>
-        <w:lastRenderedPageBreak/>
-        <w:t xml:space="preserve">entrance to the House Archives, Ashana’s stomach started to grumble. “Do you want to eat first,” Ashana asked. </w:t>
-      </w:r>
-    </w:p>
-    <w:p>
-      <w:pPr>
-        <w:spacing w:after="0" w:line="360" w:lineRule="auto"/>
-        <w:jc w:val="both"/>
-        <w:rPr>
-          <w:rFonts w:ascii="Times New Roman" w:hAnsi="Times New Roman" w:cs="Times New Roman"/>
-          <w:sz w:val="24"/>
-          <w:szCs w:val="24"/>
-        </w:rPr>
-      </w:pPr>
-      <w:r>
-        <w:rPr>
-          <w:rFonts w:ascii="Times New Roman" w:hAnsi="Times New Roman" w:cs="Times New Roman"/>
+          <w:rFonts w:ascii="Montserrat" w:hAnsi="Montserrat" w:cs="Times New Roman"/>
+          <w:sz w:val="24"/>
+          <w:szCs w:val="24"/>
+        </w:rPr>
+        <w:t xml:space="preserve"> society had little confidence in Ashara’s rebirth. In some of their eyes, she was already dead. They looked to her successor, Ashana, to fulfill the needs of the Avatar. Because Ashana would not inherit the vast experience Ashara had accrued over her many incarnations, she was forced to spend hours of her own time studying the vast store of knowledge maintained by her House. Before they reached the entrance to the House Archives, Ashana’s stomach started to grumble. “Do you want to eat first,” Ashana asked. </w:t>
+      </w:r>
+    </w:p>
+    <w:p>
+      <w:pPr>
+        <w:spacing w:after="0" w:line="360" w:lineRule="auto"/>
+        <w:jc w:val="both"/>
+        <w:rPr>
+          <w:rFonts w:ascii="Montserrat" w:hAnsi="Montserrat" w:cs="Times New Roman"/>
+          <w:sz w:val="24"/>
+          <w:szCs w:val="24"/>
+        </w:rPr>
+      </w:pPr>
+      <w:r>
+        <w:rPr>
+          <w:rFonts w:ascii="Montserrat" w:hAnsi="Montserrat" w:cs="Times New Roman"/>
           <w:sz w:val="24"/>
           <w:szCs w:val="24"/>
         </w:rPr>
@@ -1785,7 +1760,7 @@
       </w:r>
       <w:r>
         <w:rPr>
-          <w:rFonts w:ascii="Times New Roman" w:hAnsi="Times New Roman" w:cs="Times New Roman"/>
+          <w:rFonts w:ascii="Montserrat" w:hAnsi="Montserrat" w:cs="Times New Roman"/>
           <w:i/>
           <w:sz w:val="24"/>
           <w:szCs w:val="24"/>
@@ -1794,7 +1769,7 @@
       </w:r>
       <w:r>
         <w:rPr>
-          <w:rFonts w:ascii="Times New Roman" w:hAnsi="Times New Roman" w:cs="Times New Roman"/>
+          <w:rFonts w:ascii="Montserrat" w:hAnsi="Montserrat" w:cs="Times New Roman"/>
           <w:sz w:val="24"/>
           <w:szCs w:val="24"/>
         </w:rPr>
@@ -1802,7 +1777,7 @@
       </w:r>
       <w:r>
         <w:rPr>
-          <w:rFonts w:ascii="Times New Roman" w:hAnsi="Times New Roman" w:cs="Times New Roman"/>
+          <w:rFonts w:ascii="Montserrat" w:hAnsi="Montserrat" w:cs="Times New Roman"/>
           <w:i/>
           <w:sz w:val="24"/>
           <w:szCs w:val="24"/>
@@ -1811,7 +1786,7 @@
       </w:r>
       <w:r>
         <w:rPr>
-          <w:rFonts w:ascii="Times New Roman" w:hAnsi="Times New Roman" w:cs="Times New Roman"/>
+          <w:rFonts w:ascii="Montserrat" w:hAnsi="Montserrat" w:cs="Times New Roman"/>
           <w:sz w:val="24"/>
           <w:szCs w:val="24"/>
         </w:rPr>
@@ -1823,14 +1798,14 @@
         <w:spacing w:after="0" w:line="360" w:lineRule="auto"/>
         <w:jc w:val="both"/>
         <w:rPr>
-          <w:rFonts w:ascii="Times New Roman" w:hAnsi="Times New Roman" w:cs="Times New Roman"/>
-          <w:sz w:val="24"/>
-          <w:szCs w:val="24"/>
-        </w:rPr>
-      </w:pPr>
-      <w:r>
-        <w:rPr>
-          <w:rFonts w:ascii="Times New Roman" w:hAnsi="Times New Roman" w:cs="Times New Roman"/>
+          <w:rFonts w:ascii="Montserrat" w:hAnsi="Montserrat" w:cs="Times New Roman"/>
+          <w:sz w:val="24"/>
+          <w:szCs w:val="24"/>
+        </w:rPr>
+      </w:pPr>
+      <w:r>
+        <w:rPr>
+          <w:rFonts w:ascii="Montserrat" w:hAnsi="Montserrat" w:cs="Times New Roman"/>
           <w:sz w:val="24"/>
           <w:szCs w:val="24"/>
         </w:rPr>
@@ -1843,14 +1818,14 @@
         <w:spacing w:after="0" w:line="360" w:lineRule="auto"/>
         <w:jc w:val="both"/>
         <w:rPr>
-          <w:rFonts w:ascii="Times New Roman" w:hAnsi="Times New Roman" w:cs="Times New Roman"/>
-          <w:sz w:val="24"/>
-          <w:szCs w:val="24"/>
-        </w:rPr>
-      </w:pPr>
-      <w:r>
-        <w:rPr>
-          <w:rFonts w:ascii="Times New Roman" w:hAnsi="Times New Roman" w:cs="Times New Roman"/>
+          <w:rFonts w:ascii="Montserrat" w:hAnsi="Montserrat" w:cs="Times New Roman"/>
+          <w:sz w:val="24"/>
+          <w:szCs w:val="24"/>
+        </w:rPr>
+      </w:pPr>
+      <w:r>
+        <w:rPr>
+          <w:rFonts w:ascii="Montserrat" w:hAnsi="Montserrat" w:cs="Times New Roman"/>
           <w:sz w:val="24"/>
           <w:szCs w:val="24"/>
         </w:rPr>
@@ -1863,14 +1838,14 @@
         <w:spacing w:after="0" w:line="360" w:lineRule="auto"/>
         <w:jc w:val="both"/>
         <w:rPr>
-          <w:rFonts w:ascii="Times New Roman" w:hAnsi="Times New Roman" w:cs="Times New Roman"/>
-          <w:sz w:val="24"/>
-          <w:szCs w:val="24"/>
-        </w:rPr>
-      </w:pPr>
-      <w:r>
-        <w:rPr>
-          <w:rFonts w:ascii="Times New Roman" w:hAnsi="Times New Roman" w:cs="Times New Roman"/>
+          <w:rFonts w:ascii="Montserrat" w:hAnsi="Montserrat" w:cs="Times New Roman"/>
+          <w:sz w:val="24"/>
+          <w:szCs w:val="24"/>
+        </w:rPr>
+      </w:pPr>
+      <w:r>
+        <w:rPr>
+          <w:rFonts w:ascii="Montserrat" w:hAnsi="Montserrat" w:cs="Times New Roman"/>
           <w:sz w:val="24"/>
           <w:szCs w:val="24"/>
         </w:rPr>
@@ -1883,14 +1858,14 @@
         <w:spacing w:after="0" w:line="360" w:lineRule="auto"/>
         <w:jc w:val="both"/>
         <w:rPr>
-          <w:rFonts w:ascii="Times New Roman" w:hAnsi="Times New Roman" w:cs="Times New Roman"/>
-          <w:sz w:val="24"/>
-          <w:szCs w:val="24"/>
-        </w:rPr>
-      </w:pPr>
-      <w:r>
-        <w:rPr>
-          <w:rFonts w:ascii="Times New Roman" w:hAnsi="Times New Roman" w:cs="Times New Roman"/>
+          <w:rFonts w:ascii="Montserrat" w:hAnsi="Montserrat" w:cs="Times New Roman"/>
+          <w:sz w:val="24"/>
+          <w:szCs w:val="24"/>
+        </w:rPr>
+      </w:pPr>
+      <w:r>
+        <w:rPr>
+          <w:rFonts w:ascii="Montserrat" w:hAnsi="Montserrat" w:cs="Times New Roman"/>
           <w:sz w:val="24"/>
           <w:szCs w:val="24"/>
         </w:rPr>
@@ -1903,14 +1878,14 @@
         <w:spacing w:after="0" w:line="360" w:lineRule="auto"/>
         <w:jc w:val="both"/>
         <w:rPr>
-          <w:rFonts w:ascii="Times New Roman" w:hAnsi="Times New Roman" w:cs="Times New Roman"/>
-          <w:sz w:val="24"/>
-          <w:szCs w:val="24"/>
-        </w:rPr>
-      </w:pPr>
-      <w:r>
-        <w:rPr>
-          <w:rFonts w:ascii="Times New Roman" w:hAnsi="Times New Roman" w:cs="Times New Roman"/>
+          <w:rFonts w:ascii="Montserrat" w:hAnsi="Montserrat" w:cs="Times New Roman"/>
+          <w:sz w:val="24"/>
+          <w:szCs w:val="24"/>
+        </w:rPr>
+      </w:pPr>
+      <w:r>
+        <w:rPr>
+          <w:rFonts w:ascii="Montserrat" w:hAnsi="Montserrat" w:cs="Times New Roman"/>
           <w:sz w:val="24"/>
           <w:szCs w:val="24"/>
         </w:rPr>
@@ -1923,14 +1898,14 @@
         <w:spacing w:after="0" w:line="360" w:lineRule="auto"/>
         <w:jc w:val="both"/>
         <w:rPr>
-          <w:rFonts w:ascii="Times New Roman" w:hAnsi="Times New Roman" w:cs="Times New Roman"/>
-          <w:sz w:val="24"/>
-          <w:szCs w:val="24"/>
-        </w:rPr>
-      </w:pPr>
-      <w:r>
-        <w:rPr>
-          <w:rFonts w:ascii="Times New Roman" w:hAnsi="Times New Roman" w:cs="Times New Roman"/>
+          <w:rFonts w:ascii="Montserrat" w:hAnsi="Montserrat" w:cs="Times New Roman"/>
+          <w:sz w:val="24"/>
+          <w:szCs w:val="24"/>
+        </w:rPr>
+      </w:pPr>
+      <w:r>
+        <w:rPr>
+          <w:rFonts w:ascii="Montserrat" w:hAnsi="Montserrat" w:cs="Times New Roman"/>
           <w:sz w:val="24"/>
           <w:szCs w:val="24"/>
         </w:rPr>
@@ -1943,18 +1918,17 @@
         <w:spacing w:after="0" w:line="360" w:lineRule="auto"/>
         <w:jc w:val="both"/>
         <w:rPr>
-          <w:rFonts w:ascii="Times New Roman" w:hAnsi="Times New Roman" w:cs="Times New Roman"/>
-          <w:sz w:val="24"/>
-          <w:szCs w:val="24"/>
-        </w:rPr>
-      </w:pPr>
-      <w:r>
-        <w:rPr>
-          <w:rFonts w:ascii="Times New Roman" w:hAnsi="Times New Roman" w:cs="Times New Roman"/>
-          <w:sz w:val="24"/>
-          <w:szCs w:val="24"/>
-        </w:rPr>
-        <w:lastRenderedPageBreak/>
+          <w:rFonts w:ascii="Montserrat" w:hAnsi="Montserrat" w:cs="Times New Roman"/>
+          <w:sz w:val="24"/>
+          <w:szCs w:val="24"/>
+        </w:rPr>
+      </w:pPr>
+      <w:r>
+        <w:rPr>
+          <w:rFonts w:ascii="Montserrat" w:hAnsi="Montserrat" w:cs="Times New Roman"/>
+          <w:sz w:val="24"/>
+          <w:szCs w:val="24"/>
+        </w:rPr>
         <w:tab/>
         <w:t xml:space="preserve">Shan’je held his fingers before her face, and very carefully said, “If that is not your scent, then it has to be hers,” he pointed at Ashara, “because there isn’t anyone else in the world that looks like you do. Do you really think I would dare to touch either of you if you had not touched me first? I may be a servant, but I’m not stupid!” </w:t>
       </w:r>
@@ -1964,14 +1938,14 @@
         <w:spacing w:after="0" w:line="360" w:lineRule="auto"/>
         <w:jc w:val="both"/>
         <w:rPr>
-          <w:rFonts w:ascii="Times New Roman" w:hAnsi="Times New Roman" w:cs="Times New Roman"/>
-          <w:sz w:val="24"/>
-          <w:szCs w:val="24"/>
-        </w:rPr>
-      </w:pPr>
-      <w:r>
-        <w:rPr>
-          <w:rFonts w:ascii="Times New Roman" w:hAnsi="Times New Roman" w:cs="Times New Roman"/>
+          <w:rFonts w:ascii="Montserrat" w:hAnsi="Montserrat" w:cs="Times New Roman"/>
+          <w:sz w:val="24"/>
+          <w:szCs w:val="24"/>
+        </w:rPr>
+      </w:pPr>
+      <w:r>
+        <w:rPr>
+          <w:rFonts w:ascii="Montserrat" w:hAnsi="Montserrat" w:cs="Times New Roman"/>
           <w:sz w:val="24"/>
           <w:szCs w:val="24"/>
         </w:rPr>
@@ -1984,14 +1958,14 @@
         <w:spacing w:after="0" w:line="360" w:lineRule="auto"/>
         <w:jc w:val="both"/>
         <w:rPr>
-          <w:rFonts w:ascii="Times New Roman" w:hAnsi="Times New Roman" w:cs="Times New Roman"/>
-          <w:sz w:val="24"/>
-          <w:szCs w:val="24"/>
-        </w:rPr>
-      </w:pPr>
-      <w:r>
-        <w:rPr>
-          <w:rFonts w:ascii="Times New Roman" w:hAnsi="Times New Roman" w:cs="Times New Roman"/>
+          <w:rFonts w:ascii="Montserrat" w:hAnsi="Montserrat" w:cs="Times New Roman"/>
+          <w:sz w:val="24"/>
+          <w:szCs w:val="24"/>
+        </w:rPr>
+      </w:pPr>
+      <w:r>
+        <w:rPr>
+          <w:rFonts w:ascii="Montserrat" w:hAnsi="Montserrat" w:cs="Times New Roman"/>
           <w:sz w:val="24"/>
           <w:szCs w:val="24"/>
         </w:rPr>
@@ -2004,14 +1978,14 @@
         <w:spacing w:after="0" w:line="360" w:lineRule="auto"/>
         <w:jc w:val="both"/>
         <w:rPr>
-          <w:rFonts w:ascii="Times New Roman" w:hAnsi="Times New Roman" w:cs="Times New Roman"/>
-          <w:sz w:val="24"/>
-          <w:szCs w:val="24"/>
-        </w:rPr>
-      </w:pPr>
-      <w:r>
-        <w:rPr>
-          <w:rFonts w:ascii="Times New Roman" w:hAnsi="Times New Roman" w:cs="Times New Roman"/>
+          <w:rFonts w:ascii="Montserrat" w:hAnsi="Montserrat" w:cs="Times New Roman"/>
+          <w:sz w:val="24"/>
+          <w:szCs w:val="24"/>
+        </w:rPr>
+      </w:pPr>
+      <w:r>
+        <w:rPr>
+          <w:rFonts w:ascii="Montserrat" w:hAnsi="Montserrat" w:cs="Times New Roman"/>
           <w:sz w:val="24"/>
           <w:szCs w:val="24"/>
         </w:rPr>
@@ -2024,14 +1998,14 @@
         <w:spacing w:after="0" w:line="360" w:lineRule="auto"/>
         <w:jc w:val="both"/>
         <w:rPr>
-          <w:rFonts w:ascii="Times New Roman" w:hAnsi="Times New Roman" w:cs="Times New Roman"/>
-          <w:sz w:val="24"/>
-          <w:szCs w:val="24"/>
-        </w:rPr>
-      </w:pPr>
-      <w:r>
-        <w:rPr>
-          <w:rFonts w:ascii="Times New Roman" w:hAnsi="Times New Roman" w:cs="Times New Roman"/>
+          <w:rFonts w:ascii="Montserrat" w:hAnsi="Montserrat" w:cs="Times New Roman"/>
+          <w:sz w:val="24"/>
+          <w:szCs w:val="24"/>
+        </w:rPr>
+      </w:pPr>
+      <w:r>
+        <w:rPr>
+          <w:rFonts w:ascii="Montserrat" w:hAnsi="Montserrat" w:cs="Times New Roman"/>
           <w:sz w:val="24"/>
           <w:szCs w:val="24"/>
         </w:rPr>
@@ -2044,49 +2018,49 @@
         <w:spacing w:after="0" w:line="360" w:lineRule="auto"/>
         <w:jc w:val="both"/>
         <w:rPr>
-          <w:rFonts w:ascii="Times New Roman" w:hAnsi="Times New Roman" w:cs="Times New Roman"/>
-          <w:sz w:val="24"/>
-          <w:szCs w:val="24"/>
-        </w:rPr>
-      </w:pPr>
-      <w:r>
-        <w:rPr>
-          <w:rFonts w:ascii="Times New Roman" w:hAnsi="Times New Roman" w:cs="Times New Roman"/>
-          <w:sz w:val="24"/>
-          <w:szCs w:val="24"/>
-        </w:rPr>
-        <w:tab/>
-      </w:r>
-      <w:r>
-        <w:rPr>
-          <w:rFonts w:ascii="Times New Roman" w:hAnsi="Times New Roman" w:cs="Times New Roman"/>
-          <w:sz w:val="24"/>
-          <w:szCs w:val="24"/>
-        </w:rPr>
-        <w:tab/>
-      </w:r>
-      <w:r>
-        <w:rPr>
-          <w:rFonts w:ascii="Times New Roman" w:hAnsi="Times New Roman" w:cs="Times New Roman"/>
-          <w:sz w:val="24"/>
-          <w:szCs w:val="24"/>
-        </w:rPr>
-        <w:tab/>
-      </w:r>
-    </w:p>
-    <w:p>
-      <w:pPr>
-        <w:spacing w:after="0" w:line="360" w:lineRule="auto"/>
-        <w:jc w:val="both"/>
-        <w:rPr>
-          <w:rFonts w:ascii="Times New Roman" w:hAnsi="Times New Roman" w:cs="Times New Roman"/>
-          <w:sz w:val="24"/>
-          <w:szCs w:val="24"/>
-        </w:rPr>
-      </w:pPr>
-      <w:r>
-        <w:rPr>
-          <w:rFonts w:ascii="Times New Roman" w:hAnsi="Times New Roman" w:cs="Times New Roman"/>
+          <w:rFonts w:ascii="Montserrat" w:hAnsi="Montserrat" w:cs="Times New Roman"/>
+          <w:sz w:val="24"/>
+          <w:szCs w:val="24"/>
+        </w:rPr>
+      </w:pPr>
+      <w:r>
+        <w:rPr>
+          <w:rFonts w:ascii="Montserrat" w:hAnsi="Montserrat" w:cs="Times New Roman"/>
+          <w:sz w:val="24"/>
+          <w:szCs w:val="24"/>
+        </w:rPr>
+        <w:tab/>
+      </w:r>
+      <w:r>
+        <w:rPr>
+          <w:rFonts w:ascii="Montserrat" w:hAnsi="Montserrat" w:cs="Times New Roman"/>
+          <w:sz w:val="24"/>
+          <w:szCs w:val="24"/>
+        </w:rPr>
+        <w:tab/>
+      </w:r>
+      <w:r>
+        <w:rPr>
+          <w:rFonts w:ascii="Montserrat" w:hAnsi="Montserrat" w:cs="Times New Roman"/>
+          <w:sz w:val="24"/>
+          <w:szCs w:val="24"/>
+        </w:rPr>
+        <w:tab/>
+      </w:r>
+    </w:p>
+    <w:p>
+      <w:pPr>
+        <w:spacing w:after="0" w:line="360" w:lineRule="auto"/>
+        <w:jc w:val="both"/>
+        <w:rPr>
+          <w:rFonts w:ascii="Montserrat" w:hAnsi="Montserrat" w:cs="Times New Roman"/>
+          <w:sz w:val="24"/>
+          <w:szCs w:val="24"/>
+        </w:rPr>
+      </w:pPr>
+      <w:r>
+        <w:rPr>
+          <w:rFonts w:ascii="Montserrat" w:hAnsi="Montserrat" w:cs="Times New Roman"/>
           <w:sz w:val="24"/>
           <w:szCs w:val="24"/>
         </w:rPr>
@@ -2094,7 +2068,7 @@
       </w:r>
       <w:r>
         <w:rPr>
-          <w:rFonts w:ascii="Times New Roman" w:hAnsi="Times New Roman" w:cs="Times New Roman"/>
+          <w:rFonts w:ascii="Montserrat" w:hAnsi="Montserrat" w:cs="Times New Roman"/>
           <w:i/>
           <w:sz w:val="24"/>
           <w:szCs w:val="24"/>
@@ -2103,7 +2077,7 @@
       </w:r>
       <w:r>
         <w:rPr>
-          <w:rFonts w:ascii="Times New Roman" w:hAnsi="Times New Roman" w:cs="Times New Roman"/>
+          <w:rFonts w:ascii="Montserrat" w:hAnsi="Montserrat" w:cs="Times New Roman"/>
           <w:sz w:val="24"/>
           <w:szCs w:val="24"/>
         </w:rPr>
@@ -2111,7 +2085,7 @@
       </w:r>
       <w:r>
         <w:rPr>
-          <w:rFonts w:ascii="Times New Roman" w:hAnsi="Times New Roman" w:cs="Times New Roman"/>
+          <w:rFonts w:ascii="Montserrat" w:hAnsi="Montserrat" w:cs="Times New Roman"/>
           <w:i/>
           <w:sz w:val="24"/>
           <w:szCs w:val="24"/>
@@ -2124,14 +2098,14 @@
         <w:spacing w:after="0" w:line="360" w:lineRule="auto"/>
         <w:jc w:val="both"/>
         <w:rPr>
-          <w:rFonts w:ascii="Times New Roman" w:hAnsi="Times New Roman" w:cs="Times New Roman"/>
-          <w:sz w:val="24"/>
-          <w:szCs w:val="24"/>
-        </w:rPr>
-      </w:pPr>
-      <w:r>
-        <w:rPr>
-          <w:rFonts w:ascii="Times New Roman" w:hAnsi="Times New Roman" w:cs="Times New Roman"/>
+          <w:rFonts w:ascii="Montserrat" w:hAnsi="Montserrat" w:cs="Times New Roman"/>
+          <w:sz w:val="24"/>
+          <w:szCs w:val="24"/>
+        </w:rPr>
+      </w:pPr>
+      <w:r>
+        <w:rPr>
+          <w:rFonts w:ascii="Montserrat" w:hAnsi="Montserrat" w:cs="Times New Roman"/>
           <w:sz w:val="24"/>
           <w:szCs w:val="24"/>
         </w:rPr>
@@ -2140,7 +2114,7 @@
       </w:r>
       <w:r>
         <w:rPr>
-          <w:rFonts w:ascii="Times New Roman" w:hAnsi="Times New Roman" w:cs="Times New Roman"/>
+          <w:rFonts w:ascii="Montserrat" w:hAnsi="Montserrat" w:cs="Times New Roman"/>
           <w:i/>
           <w:sz w:val="24"/>
           <w:szCs w:val="24"/>
@@ -2149,7 +2123,7 @@
       </w:r>
       <w:r>
         <w:rPr>
-          <w:rFonts w:ascii="Times New Roman" w:hAnsi="Times New Roman" w:cs="Times New Roman"/>
+          <w:rFonts w:ascii="Montserrat" w:hAnsi="Montserrat" w:cs="Times New Roman"/>
           <w:sz w:val="24"/>
           <w:szCs w:val="24"/>
         </w:rPr>
@@ -2157,7 +2131,7 @@
       </w:r>
       <w:r>
         <w:rPr>
-          <w:rFonts w:ascii="Times New Roman" w:hAnsi="Times New Roman" w:cs="Times New Roman"/>
+          <w:rFonts w:ascii="Montserrat" w:hAnsi="Montserrat" w:cs="Times New Roman"/>
           <w:i/>
           <w:sz w:val="24"/>
           <w:szCs w:val="24"/>
@@ -2166,24 +2140,15 @@
       </w:r>
       <w:r>
         <w:rPr>
-          <w:rFonts w:ascii="Times New Roman" w:hAnsi="Times New Roman" w:cs="Times New Roman"/>
-          <w:sz w:val="24"/>
-          <w:szCs w:val="24"/>
-        </w:rPr>
-        <w:t xml:space="preserve">Something told her </w:t>
-      </w:r>
-      <w:r>
-        <w:rPr>
-          <w:rFonts w:ascii="Times New Roman" w:hAnsi="Times New Roman" w:cs="Times New Roman"/>
-          <w:sz w:val="24"/>
-          <w:szCs w:val="24"/>
-        </w:rPr>
-        <w:lastRenderedPageBreak/>
-        <w:t xml:space="preserve">it was like that along most of the coast and deep into the interior. Only far to the east did the tropics become a dominating blanket over ancient slopes. </w:t>
-      </w:r>
-      <w:r>
-        <w:rPr>
-          <w:rFonts w:ascii="Times New Roman" w:hAnsi="Times New Roman" w:cs="Times New Roman"/>
+          <w:rFonts w:ascii="Montserrat" w:hAnsi="Montserrat" w:cs="Times New Roman"/>
+          <w:sz w:val="24"/>
+          <w:szCs w:val="24"/>
+        </w:rPr>
+        <w:t xml:space="preserve">Something told her it was like that along most of the coast and deep into the interior. Only far to the east did the tropics become a dominating blanket over ancient slopes. </w:t>
+      </w:r>
+      <w:r>
+        <w:rPr>
+          <w:rFonts w:ascii="Montserrat" w:hAnsi="Montserrat" w:cs="Times New Roman"/>
           <w:i/>
           <w:sz w:val="24"/>
           <w:szCs w:val="24"/>
@@ -2196,14 +2161,14 @@
         <w:spacing w:after="0" w:line="360" w:lineRule="auto"/>
         <w:jc w:val="both"/>
         <w:rPr>
-          <w:rFonts w:ascii="Times New Roman" w:hAnsi="Times New Roman" w:cs="Times New Roman"/>
-          <w:sz w:val="24"/>
-          <w:szCs w:val="24"/>
-        </w:rPr>
-      </w:pPr>
-      <w:r>
-        <w:rPr>
-          <w:rFonts w:ascii="Times New Roman" w:hAnsi="Times New Roman" w:cs="Times New Roman"/>
+          <w:rFonts w:ascii="Montserrat" w:hAnsi="Montserrat" w:cs="Times New Roman"/>
+          <w:sz w:val="24"/>
+          <w:szCs w:val="24"/>
+        </w:rPr>
+      </w:pPr>
+      <w:r>
+        <w:rPr>
+          <w:rFonts w:ascii="Montserrat" w:hAnsi="Montserrat" w:cs="Times New Roman"/>
           <w:sz w:val="24"/>
           <w:szCs w:val="24"/>
         </w:rPr>
@@ -2216,14 +2181,14 @@
         <w:spacing w:after="0" w:line="360" w:lineRule="auto"/>
         <w:jc w:val="both"/>
         <w:rPr>
-          <w:rFonts w:ascii="Times New Roman" w:hAnsi="Times New Roman" w:cs="Times New Roman"/>
-          <w:sz w:val="24"/>
-          <w:szCs w:val="24"/>
-        </w:rPr>
-      </w:pPr>
-      <w:r>
-        <w:rPr>
-          <w:rFonts w:ascii="Times New Roman" w:hAnsi="Times New Roman" w:cs="Times New Roman"/>
+          <w:rFonts w:ascii="Montserrat" w:hAnsi="Montserrat" w:cs="Times New Roman"/>
+          <w:sz w:val="24"/>
+          <w:szCs w:val="24"/>
+        </w:rPr>
+      </w:pPr>
+      <w:r>
+        <w:rPr>
+          <w:rFonts w:ascii="Montserrat" w:hAnsi="Montserrat" w:cs="Times New Roman"/>
           <w:sz w:val="24"/>
           <w:szCs w:val="24"/>
         </w:rPr>
@@ -2236,14 +2201,14 @@
         <w:spacing w:after="0" w:line="360" w:lineRule="auto"/>
         <w:jc w:val="both"/>
         <w:rPr>
-          <w:rFonts w:ascii="Times New Roman" w:hAnsi="Times New Roman" w:cs="Times New Roman"/>
-          <w:sz w:val="24"/>
-          <w:szCs w:val="24"/>
-        </w:rPr>
-      </w:pPr>
-      <w:r>
-        <w:rPr>
-          <w:rFonts w:ascii="Times New Roman" w:hAnsi="Times New Roman" w:cs="Times New Roman"/>
+          <w:rFonts w:ascii="Montserrat" w:hAnsi="Montserrat" w:cs="Times New Roman"/>
+          <w:sz w:val="24"/>
+          <w:szCs w:val="24"/>
+        </w:rPr>
+      </w:pPr>
+      <w:r>
+        <w:rPr>
+          <w:rFonts w:ascii="Montserrat" w:hAnsi="Montserrat" w:cs="Times New Roman"/>
           <w:sz w:val="24"/>
           <w:szCs w:val="24"/>
         </w:rPr>
@@ -2256,14 +2221,14 @@
         <w:spacing w:after="0" w:line="360" w:lineRule="auto"/>
         <w:jc w:val="both"/>
         <w:rPr>
-          <w:rFonts w:ascii="Times New Roman" w:hAnsi="Times New Roman" w:cs="Times New Roman"/>
-          <w:sz w:val="24"/>
-          <w:szCs w:val="24"/>
-        </w:rPr>
-      </w:pPr>
-      <w:r>
-        <w:rPr>
-          <w:rFonts w:ascii="Times New Roman" w:hAnsi="Times New Roman" w:cs="Times New Roman"/>
+          <w:rFonts w:ascii="Montserrat" w:hAnsi="Montserrat" w:cs="Times New Roman"/>
+          <w:sz w:val="24"/>
+          <w:szCs w:val="24"/>
+        </w:rPr>
+      </w:pPr>
+      <w:r>
+        <w:rPr>
+          <w:rFonts w:ascii="Montserrat" w:hAnsi="Montserrat" w:cs="Times New Roman"/>
           <w:sz w:val="24"/>
           <w:szCs w:val="24"/>
         </w:rPr>
@@ -2276,43 +2241,34 @@
         <w:spacing w:after="0" w:line="360" w:lineRule="auto"/>
         <w:jc w:val="both"/>
         <w:rPr>
-          <w:rFonts w:ascii="Times New Roman" w:hAnsi="Times New Roman" w:cs="Times New Roman"/>
-          <w:sz w:val="24"/>
-          <w:szCs w:val="24"/>
-        </w:rPr>
-      </w:pPr>
-      <w:r>
-        <w:rPr>
-          <w:rFonts w:ascii="Times New Roman" w:hAnsi="Times New Roman" w:cs="Times New Roman"/>
-          <w:sz w:val="24"/>
-          <w:szCs w:val="24"/>
-        </w:rPr>
-        <w:tab/>
-        <w:t xml:space="preserve">She had time for a deep breath before the onslaught continued. The dust raised by their combat was adhering to the wet film coating her body. Part of her attention was devoured by the sensation of hot blood coursing down her side. She had no idea when he had cut her. In a moment the shock would pass and she would feel the sting of the long slash cutting her open from ribs to hip. Somehow managing to keep the man’s blade from getting another bite out of her, she concentrated on folding the edges of her wound back together, willing the parted flesh to seal. She resisted the urge to wipe the sweat from her </w:t>
-      </w:r>
-      <w:r>
-        <w:rPr>
-          <w:rFonts w:ascii="Times New Roman" w:hAnsi="Times New Roman" w:cs="Times New Roman"/>
-          <w:sz w:val="24"/>
-          <w:szCs w:val="24"/>
-        </w:rPr>
-        <w:lastRenderedPageBreak/>
-        <w:t xml:space="preserve">eyes. That was all she needed, muddy vision. The wound vanished almost as quickly as it had appeared, and again she was in motion. </w:t>
-      </w:r>
-    </w:p>
-    <w:p>
-      <w:pPr>
-        <w:spacing w:after="0" w:line="360" w:lineRule="auto"/>
-        <w:jc w:val="both"/>
-        <w:rPr>
-          <w:rFonts w:ascii="Times New Roman" w:hAnsi="Times New Roman" w:cs="Times New Roman"/>
-          <w:sz w:val="24"/>
-          <w:szCs w:val="24"/>
-        </w:rPr>
-      </w:pPr>
-      <w:r>
-        <w:rPr>
-          <w:rFonts w:ascii="Times New Roman" w:hAnsi="Times New Roman" w:cs="Times New Roman"/>
+          <w:rFonts w:ascii="Montserrat" w:hAnsi="Montserrat" w:cs="Times New Roman"/>
+          <w:sz w:val="24"/>
+          <w:szCs w:val="24"/>
+        </w:rPr>
+      </w:pPr>
+      <w:r>
+        <w:rPr>
+          <w:rFonts w:ascii="Montserrat" w:hAnsi="Montserrat" w:cs="Times New Roman"/>
+          <w:sz w:val="24"/>
+          <w:szCs w:val="24"/>
+        </w:rPr>
+        <w:tab/>
+        <w:t xml:space="preserve">She had time for a deep breath before the onslaught continued. The dust raised by their combat was adhering to the wet film coating her body. Part of her attention was devoured by the sensation of hot blood coursing down her side. She had no idea when he had cut her. In a moment the shock would pass and she would feel the sting of the long slash cutting her open from ribs to hip. Somehow managing to keep the man’s blade from getting another bite out of her, she concentrated on folding the edges of her wound back together, willing the parted flesh to seal. She resisted the urge to wipe the sweat from her eyes. That was all she needed, muddy vision. The wound vanished almost as quickly as it had appeared, and again she was in motion. </w:t>
+      </w:r>
+    </w:p>
+    <w:p>
+      <w:pPr>
+        <w:spacing w:after="0" w:line="360" w:lineRule="auto"/>
+        <w:jc w:val="both"/>
+        <w:rPr>
+          <w:rFonts w:ascii="Montserrat" w:hAnsi="Montserrat" w:cs="Times New Roman"/>
+          <w:sz w:val="24"/>
+          <w:szCs w:val="24"/>
+        </w:rPr>
+      </w:pPr>
+      <w:r>
+        <w:rPr>
+          <w:rFonts w:ascii="Montserrat" w:hAnsi="Montserrat" w:cs="Times New Roman"/>
           <w:sz w:val="24"/>
           <w:szCs w:val="24"/>
         </w:rPr>
@@ -2321,7 +2277,7 @@
       </w:r>
       <w:r>
         <w:rPr>
-          <w:rFonts w:ascii="Times New Roman" w:hAnsi="Times New Roman" w:cs="Times New Roman"/>
+          <w:rFonts w:ascii="Montserrat" w:hAnsi="Montserrat" w:cs="Times New Roman"/>
           <w:i/>
           <w:sz w:val="24"/>
           <w:szCs w:val="24"/>
@@ -2330,7 +2286,7 @@
       </w:r>
       <w:r>
         <w:rPr>
-          <w:rFonts w:ascii="Times New Roman" w:hAnsi="Times New Roman" w:cs="Times New Roman"/>
+          <w:rFonts w:ascii="Montserrat" w:hAnsi="Montserrat" w:cs="Times New Roman"/>
           <w:sz w:val="24"/>
           <w:szCs w:val="24"/>
         </w:rPr>
@@ -2338,7 +2294,7 @@
       </w:r>
       <w:r>
         <w:rPr>
-          <w:rFonts w:ascii="Times New Roman" w:hAnsi="Times New Roman" w:cs="Times New Roman"/>
+          <w:rFonts w:ascii="Montserrat" w:hAnsi="Montserrat" w:cs="Times New Roman"/>
           <w:i/>
           <w:sz w:val="24"/>
           <w:szCs w:val="24"/>
@@ -2347,7 +2303,7 @@
       </w:r>
       <w:r>
         <w:rPr>
-          <w:rFonts w:ascii="Times New Roman" w:hAnsi="Times New Roman" w:cs="Times New Roman"/>
+          <w:rFonts w:ascii="Montserrat" w:hAnsi="Montserrat" w:cs="Times New Roman"/>
           <w:sz w:val="24"/>
           <w:szCs w:val="24"/>
         </w:rPr>
@@ -2359,14 +2315,14 @@
         <w:spacing w:after="0" w:line="360" w:lineRule="auto"/>
         <w:jc w:val="both"/>
         <w:rPr>
-          <w:rFonts w:ascii="Times New Roman" w:hAnsi="Times New Roman" w:cs="Times New Roman"/>
-          <w:sz w:val="24"/>
-          <w:szCs w:val="24"/>
-        </w:rPr>
-      </w:pPr>
-      <w:r>
-        <w:rPr>
-          <w:rFonts w:ascii="Times New Roman" w:hAnsi="Times New Roman" w:cs="Times New Roman"/>
+          <w:rFonts w:ascii="Montserrat" w:hAnsi="Montserrat" w:cs="Times New Roman"/>
+          <w:sz w:val="24"/>
+          <w:szCs w:val="24"/>
+        </w:rPr>
+      </w:pPr>
+      <w:r>
+        <w:rPr>
+          <w:rFonts w:ascii="Montserrat" w:hAnsi="Montserrat" w:cs="Times New Roman"/>
           <w:sz w:val="24"/>
           <w:szCs w:val="24"/>
         </w:rPr>
@@ -2379,14 +2335,14 @@
         <w:spacing w:after="0" w:line="360" w:lineRule="auto"/>
         <w:jc w:val="both"/>
         <w:rPr>
-          <w:rFonts w:ascii="Times New Roman" w:hAnsi="Times New Roman" w:cs="Times New Roman"/>
-          <w:sz w:val="24"/>
-          <w:szCs w:val="24"/>
-        </w:rPr>
-      </w:pPr>
-      <w:r>
-        <w:rPr>
-          <w:rFonts w:ascii="Times New Roman" w:hAnsi="Times New Roman" w:cs="Times New Roman"/>
+          <w:rFonts w:ascii="Montserrat" w:hAnsi="Montserrat" w:cs="Times New Roman"/>
+          <w:sz w:val="24"/>
+          <w:szCs w:val="24"/>
+        </w:rPr>
+      </w:pPr>
+      <w:r>
+        <w:rPr>
+          <w:rFonts w:ascii="Montserrat" w:hAnsi="Montserrat" w:cs="Times New Roman"/>
           <w:sz w:val="24"/>
           <w:szCs w:val="24"/>
         </w:rPr>
@@ -2399,14 +2355,14 @@
         <w:spacing w:after="0" w:line="360" w:lineRule="auto"/>
         <w:jc w:val="both"/>
         <w:rPr>
-          <w:rFonts w:ascii="Times New Roman" w:hAnsi="Times New Roman" w:cs="Times New Roman"/>
-          <w:sz w:val="24"/>
-          <w:szCs w:val="24"/>
-        </w:rPr>
-      </w:pPr>
-      <w:r>
-        <w:rPr>
-          <w:rFonts w:ascii="Times New Roman" w:hAnsi="Times New Roman" w:cs="Times New Roman"/>
+          <w:rFonts w:ascii="Montserrat" w:hAnsi="Montserrat" w:cs="Times New Roman"/>
+          <w:sz w:val="24"/>
+          <w:szCs w:val="24"/>
+        </w:rPr>
+      </w:pPr>
+      <w:r>
+        <w:rPr>
+          <w:rFonts w:ascii="Montserrat" w:hAnsi="Montserrat" w:cs="Times New Roman"/>
           <w:sz w:val="24"/>
           <w:szCs w:val="24"/>
         </w:rPr>
@@ -2415,7 +2371,7 @@
       </w:r>
       <w:r>
         <w:rPr>
-          <w:rFonts w:ascii="Times New Roman" w:hAnsi="Times New Roman" w:cs="Times New Roman"/>
+          <w:rFonts w:ascii="Montserrat" w:hAnsi="Montserrat" w:cs="Times New Roman"/>
           <w:i/>
           <w:sz w:val="24"/>
           <w:szCs w:val="24"/>
@@ -2424,7 +2380,7 @@
       </w:r>
       <w:r>
         <w:rPr>
-          <w:rFonts w:ascii="Times New Roman" w:hAnsi="Times New Roman" w:cs="Times New Roman"/>
+          <w:rFonts w:ascii="Montserrat" w:hAnsi="Montserrat" w:cs="Times New Roman"/>
           <w:sz w:val="24"/>
           <w:szCs w:val="24"/>
         </w:rPr>
@@ -2432,7 +2388,7 @@
       </w:r>
       <w:r>
         <w:rPr>
-          <w:rFonts w:ascii="Times New Roman" w:hAnsi="Times New Roman" w:cs="Times New Roman"/>
+          <w:rFonts w:ascii="Montserrat" w:hAnsi="Montserrat" w:cs="Times New Roman"/>
           <w:i/>
           <w:sz w:val="24"/>
           <w:szCs w:val="24"/>
@@ -2441,24 +2397,15 @@
       </w:r>
       <w:r>
         <w:rPr>
-          <w:rFonts w:ascii="Times New Roman" w:hAnsi="Times New Roman" w:cs="Times New Roman"/>
-          <w:sz w:val="24"/>
-          <w:szCs w:val="24"/>
-        </w:rPr>
-        <w:t xml:space="preserve">. The others, the ones who had been watching, were his students. When they found her in the circle, they </w:t>
-      </w:r>
-      <w:r>
-        <w:rPr>
-          <w:rFonts w:ascii="Times New Roman" w:hAnsi="Times New Roman" w:cs="Times New Roman"/>
-          <w:sz w:val="24"/>
-          <w:szCs w:val="24"/>
-        </w:rPr>
-        <w:lastRenderedPageBreak/>
-        <w:t xml:space="preserve">had assumed she was challenging the school. The information was just suddenly there, and if it was correct then—she went rigid. Carefully, she turned around. There he was. She had not even noticed the mediator, a younger </w:t>
-      </w:r>
-      <w:r>
-        <w:rPr>
-          <w:rFonts w:ascii="Times New Roman" w:hAnsi="Times New Roman" w:cs="Times New Roman"/>
+          <w:rFonts w:ascii="Montserrat" w:hAnsi="Montserrat" w:cs="Times New Roman"/>
+          <w:sz w:val="24"/>
+          <w:szCs w:val="24"/>
+        </w:rPr>
+        <w:t xml:space="preserve">. The others, the ones who had been watching, were his students. When they found her in the circle, they had assumed she was challenging the school. The information was just suddenly there, and if it was correct then—she went rigid. Carefully, she turned around. There he was. She had not even noticed the mediator, a younger </w:t>
+      </w:r>
+      <w:r>
+        <w:rPr>
+          <w:rFonts w:ascii="Montserrat" w:hAnsi="Montserrat" w:cs="Times New Roman"/>
           <w:i/>
           <w:sz w:val="24"/>
           <w:szCs w:val="24"/>
@@ -2467,7 +2414,7 @@
       </w:r>
       <w:r>
         <w:rPr>
-          <w:rFonts w:ascii="Times New Roman" w:hAnsi="Times New Roman" w:cs="Times New Roman"/>
+          <w:rFonts w:ascii="Montserrat" w:hAnsi="Montserrat" w:cs="Times New Roman"/>
           <w:sz w:val="24"/>
           <w:szCs w:val="24"/>
         </w:rPr>
@@ -2479,14 +2426,14 @@
         <w:spacing w:after="0" w:line="360" w:lineRule="auto"/>
         <w:jc w:val="both"/>
         <w:rPr>
-          <w:rFonts w:ascii="Times New Roman" w:hAnsi="Times New Roman" w:cs="Times New Roman"/>
-          <w:sz w:val="24"/>
-          <w:szCs w:val="24"/>
-        </w:rPr>
-      </w:pPr>
-      <w:r>
-        <w:rPr>
-          <w:rFonts w:ascii="Times New Roman" w:hAnsi="Times New Roman" w:cs="Times New Roman"/>
+          <w:rFonts w:ascii="Montserrat" w:hAnsi="Montserrat" w:cs="Times New Roman"/>
+          <w:sz w:val="24"/>
+          <w:szCs w:val="24"/>
+        </w:rPr>
+      </w:pPr>
+      <w:r>
+        <w:rPr>
+          <w:rFonts w:ascii="Montserrat" w:hAnsi="Montserrat" w:cs="Times New Roman"/>
           <w:sz w:val="24"/>
           <w:szCs w:val="24"/>
         </w:rPr>
@@ -2499,14 +2446,14 @@
         <w:spacing w:after="0" w:line="360" w:lineRule="auto"/>
         <w:jc w:val="both"/>
         <w:rPr>
-          <w:rFonts w:ascii="Times New Roman" w:hAnsi="Times New Roman" w:cs="Times New Roman"/>
-          <w:sz w:val="24"/>
-          <w:szCs w:val="24"/>
-        </w:rPr>
-      </w:pPr>
-      <w:r>
-        <w:rPr>
-          <w:rFonts w:ascii="Times New Roman" w:hAnsi="Times New Roman" w:cs="Times New Roman"/>
+          <w:rFonts w:ascii="Montserrat" w:hAnsi="Montserrat" w:cs="Times New Roman"/>
+          <w:sz w:val="24"/>
+          <w:szCs w:val="24"/>
+        </w:rPr>
+      </w:pPr>
+      <w:r>
+        <w:rPr>
+          <w:rFonts w:ascii="Montserrat" w:hAnsi="Montserrat" w:cs="Times New Roman"/>
           <w:sz w:val="24"/>
           <w:szCs w:val="24"/>
         </w:rPr>
@@ -2515,7 +2462,7 @@
       </w:r>
       <w:r>
         <w:rPr>
-          <w:rFonts w:ascii="Times New Roman" w:hAnsi="Times New Roman" w:cs="Times New Roman"/>
+          <w:rFonts w:ascii="Montserrat" w:hAnsi="Montserrat" w:cs="Times New Roman"/>
           <w:i/>
           <w:sz w:val="24"/>
           <w:szCs w:val="24"/>
@@ -2524,7 +2471,7 @@
       </w:r>
       <w:r>
         <w:rPr>
-          <w:rFonts w:ascii="Times New Roman" w:hAnsi="Times New Roman" w:cs="Times New Roman"/>
+          <w:rFonts w:ascii="Montserrat" w:hAnsi="Montserrat" w:cs="Times New Roman"/>
           <w:sz w:val="24"/>
           <w:szCs w:val="24"/>
         </w:rPr>
@@ -2536,14 +2483,14 @@
         <w:spacing w:after="0" w:line="360" w:lineRule="auto"/>
         <w:jc w:val="both"/>
         <w:rPr>
-          <w:rFonts w:ascii="Times New Roman" w:hAnsi="Times New Roman" w:cs="Times New Roman"/>
-          <w:sz w:val="24"/>
-          <w:szCs w:val="24"/>
-        </w:rPr>
-      </w:pPr>
-      <w:r>
-        <w:rPr>
-          <w:rFonts w:ascii="Times New Roman" w:hAnsi="Times New Roman" w:cs="Times New Roman"/>
+          <w:rFonts w:ascii="Montserrat" w:hAnsi="Montserrat" w:cs="Times New Roman"/>
+          <w:sz w:val="24"/>
+          <w:szCs w:val="24"/>
+        </w:rPr>
+      </w:pPr>
+      <w:r>
+        <w:rPr>
+          <w:rFonts w:ascii="Montserrat" w:hAnsi="Montserrat" w:cs="Times New Roman"/>
           <w:sz w:val="24"/>
           <w:szCs w:val="24"/>
         </w:rPr>
@@ -2556,14 +2503,14 @@
         <w:spacing w:after="0" w:line="360" w:lineRule="auto"/>
         <w:jc w:val="both"/>
         <w:rPr>
-          <w:rFonts w:ascii="Times New Roman" w:hAnsi="Times New Roman" w:cs="Times New Roman"/>
-          <w:sz w:val="24"/>
-          <w:szCs w:val="24"/>
-        </w:rPr>
-      </w:pPr>
-      <w:r>
-        <w:rPr>
-          <w:rFonts w:ascii="Times New Roman" w:hAnsi="Times New Roman" w:cs="Times New Roman"/>
+          <w:rFonts w:ascii="Montserrat" w:hAnsi="Montserrat" w:cs="Times New Roman"/>
+          <w:sz w:val="24"/>
+          <w:szCs w:val="24"/>
+        </w:rPr>
+      </w:pPr>
+      <w:r>
+        <w:rPr>
+          <w:rFonts w:ascii="Montserrat" w:hAnsi="Montserrat" w:cs="Times New Roman"/>
           <w:sz w:val="24"/>
           <w:szCs w:val="24"/>
         </w:rPr>
@@ -2572,7 +2519,7 @@
       </w:r>
       <w:r>
         <w:rPr>
-          <w:rFonts w:ascii="Times New Roman" w:hAnsi="Times New Roman" w:cs="Times New Roman"/>
+          <w:rFonts w:ascii="Montserrat" w:hAnsi="Montserrat" w:cs="Times New Roman"/>
           <w:i/>
           <w:sz w:val="24"/>
           <w:szCs w:val="24"/>
@@ -2581,7 +2528,7 @@
       </w:r>
       <w:r>
         <w:rPr>
-          <w:rFonts w:ascii="Times New Roman" w:hAnsi="Times New Roman" w:cs="Times New Roman"/>
+          <w:rFonts w:ascii="Montserrat" w:hAnsi="Montserrat" w:cs="Times New Roman"/>
           <w:sz w:val="24"/>
           <w:szCs w:val="24"/>
         </w:rPr>
@@ -2589,7 +2536,7 @@
       </w:r>
       <w:r>
         <w:rPr>
-          <w:rFonts w:ascii="Times New Roman" w:hAnsi="Times New Roman" w:cs="Times New Roman"/>
+          <w:rFonts w:ascii="Montserrat" w:hAnsi="Montserrat" w:cs="Times New Roman"/>
           <w:i/>
           <w:sz w:val="24"/>
           <w:szCs w:val="24"/>
@@ -2598,7 +2545,7 @@
       </w:r>
       <w:r>
         <w:rPr>
-          <w:rFonts w:ascii="Times New Roman" w:hAnsi="Times New Roman" w:cs="Times New Roman"/>
+          <w:rFonts w:ascii="Montserrat" w:hAnsi="Montserrat" w:cs="Times New Roman"/>
           <w:sz w:val="24"/>
           <w:szCs w:val="24"/>
         </w:rPr>
@@ -2610,14 +2557,14 @@
         <w:spacing w:after="0" w:line="360" w:lineRule="auto"/>
         <w:jc w:val="both"/>
         <w:rPr>
-          <w:rFonts w:ascii="Times New Roman" w:hAnsi="Times New Roman" w:cs="Times New Roman"/>
-          <w:sz w:val="24"/>
-          <w:szCs w:val="24"/>
-        </w:rPr>
-      </w:pPr>
-      <w:r>
-        <w:rPr>
-          <w:rFonts w:ascii="Times New Roman" w:hAnsi="Times New Roman" w:cs="Times New Roman"/>
+          <w:rFonts w:ascii="Montserrat" w:hAnsi="Montserrat" w:cs="Times New Roman"/>
+          <w:sz w:val="24"/>
+          <w:szCs w:val="24"/>
+        </w:rPr>
+      </w:pPr>
+      <w:r>
+        <w:rPr>
+          <w:rFonts w:ascii="Montserrat" w:hAnsi="Montserrat" w:cs="Times New Roman"/>
           <w:sz w:val="24"/>
           <w:szCs w:val="24"/>
         </w:rPr>
@@ -2630,24 +2577,23 @@
         <w:spacing w:after="0" w:line="360" w:lineRule="auto"/>
         <w:jc w:val="both"/>
         <w:rPr>
-          <w:rFonts w:ascii="Times New Roman" w:hAnsi="Times New Roman" w:cs="Times New Roman"/>
-          <w:sz w:val="24"/>
-          <w:szCs w:val="24"/>
-        </w:rPr>
-      </w:pPr>
-      <w:r>
-        <w:rPr>
-          <w:rFonts w:ascii="Times New Roman" w:hAnsi="Times New Roman" w:cs="Times New Roman"/>
-          <w:sz w:val="24"/>
-          <w:szCs w:val="24"/>
-        </w:rPr>
-        <w:lastRenderedPageBreak/>
+          <w:rFonts w:ascii="Montserrat" w:hAnsi="Montserrat" w:cs="Times New Roman"/>
+          <w:sz w:val="24"/>
+          <w:szCs w:val="24"/>
+        </w:rPr>
+      </w:pPr>
+      <w:r>
+        <w:rPr>
+          <w:rFonts w:ascii="Montserrat" w:hAnsi="Montserrat" w:cs="Times New Roman"/>
+          <w:sz w:val="24"/>
+          <w:szCs w:val="24"/>
+        </w:rPr>
         <w:tab/>
         <w:t xml:space="preserve">He smiled mysteriously. “I would expect a bit more apprehension, </w:t>
       </w:r>
       <w:r>
         <w:rPr>
-          <w:rFonts w:ascii="Times New Roman" w:hAnsi="Times New Roman" w:cs="Times New Roman"/>
+          <w:rFonts w:ascii="Montserrat" w:hAnsi="Montserrat" w:cs="Times New Roman"/>
           <w:i/>
           <w:sz w:val="24"/>
           <w:szCs w:val="24"/>
@@ -2656,7 +2602,7 @@
       </w:r>
       <w:r>
         <w:rPr>
-          <w:rFonts w:ascii="Times New Roman" w:hAnsi="Times New Roman" w:cs="Times New Roman"/>
+          <w:rFonts w:ascii="Montserrat" w:hAnsi="Montserrat" w:cs="Times New Roman"/>
           <w:sz w:val="24"/>
           <w:szCs w:val="24"/>
         </w:rPr>
@@ -2668,14 +2614,14 @@
         <w:spacing w:after="0" w:line="360" w:lineRule="auto"/>
         <w:jc w:val="both"/>
         <w:rPr>
-          <w:rFonts w:ascii="Times New Roman" w:hAnsi="Times New Roman" w:cs="Times New Roman"/>
-          <w:sz w:val="24"/>
-          <w:szCs w:val="24"/>
-        </w:rPr>
-      </w:pPr>
-      <w:r>
-        <w:rPr>
-          <w:rFonts w:ascii="Times New Roman" w:hAnsi="Times New Roman" w:cs="Times New Roman"/>
+          <w:rFonts w:ascii="Montserrat" w:hAnsi="Montserrat" w:cs="Times New Roman"/>
+          <w:sz w:val="24"/>
+          <w:szCs w:val="24"/>
+        </w:rPr>
+      </w:pPr>
+      <w:r>
+        <w:rPr>
+          <w:rFonts w:ascii="Montserrat" w:hAnsi="Montserrat" w:cs="Times New Roman"/>
           <w:sz w:val="24"/>
           <w:szCs w:val="24"/>
         </w:rPr>
@@ -2688,14 +2634,14 @@
         <w:spacing w:after="0" w:line="360" w:lineRule="auto"/>
         <w:jc w:val="both"/>
         <w:rPr>
-          <w:rFonts w:ascii="Times New Roman" w:hAnsi="Times New Roman" w:cs="Times New Roman"/>
-          <w:sz w:val="24"/>
-          <w:szCs w:val="24"/>
-        </w:rPr>
-      </w:pPr>
-      <w:r>
-        <w:rPr>
-          <w:rFonts w:ascii="Times New Roman" w:hAnsi="Times New Roman" w:cs="Times New Roman"/>
+          <w:rFonts w:ascii="Montserrat" w:hAnsi="Montserrat" w:cs="Times New Roman"/>
+          <w:sz w:val="24"/>
+          <w:szCs w:val="24"/>
+        </w:rPr>
+      </w:pPr>
+      <w:r>
+        <w:rPr>
+          <w:rFonts w:ascii="Montserrat" w:hAnsi="Montserrat" w:cs="Times New Roman"/>
           <w:sz w:val="24"/>
           <w:szCs w:val="24"/>
         </w:rPr>
@@ -2708,14 +2654,14 @@
         <w:spacing w:after="0" w:line="360" w:lineRule="auto"/>
         <w:jc w:val="both"/>
         <w:rPr>
-          <w:rFonts w:ascii="Times New Roman" w:hAnsi="Times New Roman" w:cs="Times New Roman"/>
-          <w:sz w:val="24"/>
-          <w:szCs w:val="24"/>
-        </w:rPr>
-      </w:pPr>
-      <w:r>
-        <w:rPr>
-          <w:rFonts w:ascii="Times New Roman" w:hAnsi="Times New Roman" w:cs="Times New Roman"/>
+          <w:rFonts w:ascii="Montserrat" w:hAnsi="Montserrat" w:cs="Times New Roman"/>
+          <w:sz w:val="24"/>
+          <w:szCs w:val="24"/>
+        </w:rPr>
+      </w:pPr>
+      <w:r>
+        <w:rPr>
+          <w:rFonts w:ascii="Montserrat" w:hAnsi="Montserrat" w:cs="Times New Roman"/>
           <w:sz w:val="24"/>
           <w:szCs w:val="24"/>
         </w:rPr>
@@ -2724,7 +2670,7 @@
       </w:r>
       <w:r>
         <w:rPr>
-          <w:rFonts w:ascii="Times New Roman" w:hAnsi="Times New Roman" w:cs="Times New Roman"/>
+          <w:rFonts w:ascii="Montserrat" w:hAnsi="Montserrat" w:cs="Times New Roman"/>
           <w:i/>
           <w:sz w:val="24"/>
           <w:szCs w:val="24"/>
@@ -2733,7 +2679,7 @@
       </w:r>
       <w:r>
         <w:rPr>
-          <w:rFonts w:ascii="Times New Roman" w:hAnsi="Times New Roman" w:cs="Times New Roman"/>
+          <w:rFonts w:ascii="Montserrat" w:hAnsi="Montserrat" w:cs="Times New Roman"/>
           <w:sz w:val="24"/>
           <w:szCs w:val="24"/>
         </w:rPr>
@@ -2741,7 +2687,7 @@
       </w:r>
       <w:r>
         <w:rPr>
-          <w:rFonts w:ascii="Times New Roman" w:hAnsi="Times New Roman" w:cs="Times New Roman"/>
+          <w:rFonts w:ascii="Montserrat" w:hAnsi="Montserrat" w:cs="Times New Roman"/>
           <w:i/>
           <w:sz w:val="24"/>
           <w:szCs w:val="24"/>
@@ -2750,7 +2696,7 @@
       </w:r>
       <w:r>
         <w:rPr>
-          <w:rFonts w:ascii="Times New Roman" w:hAnsi="Times New Roman" w:cs="Times New Roman"/>
+          <w:rFonts w:ascii="Montserrat" w:hAnsi="Montserrat" w:cs="Times New Roman"/>
           <w:sz w:val="24"/>
           <w:szCs w:val="24"/>
         </w:rPr>
@@ -2758,7 +2704,7 @@
       </w:r>
       <w:r>
         <w:rPr>
-          <w:rFonts w:ascii="Times New Roman" w:hAnsi="Times New Roman" w:cs="Times New Roman"/>
+          <w:rFonts w:ascii="Montserrat" w:hAnsi="Montserrat" w:cs="Times New Roman"/>
           <w:i/>
           <w:sz w:val="24"/>
           <w:szCs w:val="24"/>
@@ -2767,7 +2713,7 @@
       </w:r>
       <w:r>
         <w:rPr>
-          <w:rFonts w:ascii="Times New Roman" w:hAnsi="Times New Roman" w:cs="Times New Roman"/>
+          <w:rFonts w:ascii="Montserrat" w:hAnsi="Montserrat" w:cs="Times New Roman"/>
           <w:sz w:val="24"/>
           <w:szCs w:val="24"/>
         </w:rPr>
@@ -2779,14 +2725,14 @@
         <w:spacing w:after="0" w:line="360" w:lineRule="auto"/>
         <w:jc w:val="both"/>
         <w:rPr>
-          <w:rFonts w:ascii="Times New Roman" w:hAnsi="Times New Roman" w:cs="Times New Roman"/>
-          <w:sz w:val="24"/>
-          <w:szCs w:val="24"/>
-        </w:rPr>
-      </w:pPr>
-      <w:r>
-        <w:rPr>
-          <w:rFonts w:ascii="Times New Roman" w:hAnsi="Times New Roman" w:cs="Times New Roman"/>
+          <w:rFonts w:ascii="Montserrat" w:hAnsi="Montserrat" w:cs="Times New Roman"/>
+          <w:sz w:val="24"/>
+          <w:szCs w:val="24"/>
+        </w:rPr>
+      </w:pPr>
+      <w:r>
+        <w:rPr>
+          <w:rFonts w:ascii="Montserrat" w:hAnsi="Montserrat" w:cs="Times New Roman"/>
           <w:sz w:val="24"/>
           <w:szCs w:val="24"/>
         </w:rPr>
@@ -2799,77 +2745,68 @@
         <w:spacing w:after="0" w:line="360" w:lineRule="auto"/>
         <w:jc w:val="both"/>
         <w:rPr>
-          <w:rFonts w:ascii="Times New Roman" w:hAnsi="Times New Roman" w:cs="Times New Roman"/>
-          <w:sz w:val="24"/>
-          <w:szCs w:val="24"/>
-        </w:rPr>
-      </w:pPr>
-      <w:r>
-        <w:rPr>
-          <w:rFonts w:ascii="Times New Roman" w:hAnsi="Times New Roman" w:cs="Times New Roman"/>
-          <w:sz w:val="24"/>
-          <w:szCs w:val="24"/>
-        </w:rPr>
-        <w:tab/>
-      </w:r>
-      <w:r>
-        <w:rPr>
-          <w:rFonts w:ascii="Times New Roman" w:hAnsi="Times New Roman" w:cs="Times New Roman"/>
-          <w:sz w:val="24"/>
-          <w:szCs w:val="24"/>
-        </w:rPr>
-        <w:tab/>
-      </w:r>
-      <w:r>
-        <w:rPr>
-          <w:rFonts w:ascii="Times New Roman" w:hAnsi="Times New Roman" w:cs="Times New Roman"/>
-          <w:sz w:val="24"/>
-          <w:szCs w:val="24"/>
-        </w:rPr>
-        <w:tab/>
-      </w:r>
-    </w:p>
-    <w:p>
-      <w:pPr>
-        <w:spacing w:after="0" w:line="360" w:lineRule="auto"/>
-        <w:jc w:val="both"/>
-        <w:rPr>
-          <w:rFonts w:ascii="Times New Roman" w:hAnsi="Times New Roman" w:cs="Times New Roman"/>
-          <w:sz w:val="24"/>
-          <w:szCs w:val="24"/>
-        </w:rPr>
-      </w:pPr>
-      <w:r>
-        <w:rPr>
-          <w:rFonts w:ascii="Times New Roman" w:hAnsi="Times New Roman" w:cs="Times New Roman"/>
-          <w:sz w:val="24"/>
-          <w:szCs w:val="24"/>
-        </w:rPr>
-        <w:t xml:space="preserve">Ashara shoved her way through the crowd of students. After Shan’je had told her where to start looking, she had left him in Ana’s care and sprinted down to the fallow garden </w:t>
-      </w:r>
-      <w:r>
-        <w:rPr>
-          <w:rFonts w:ascii="Times New Roman" w:hAnsi="Times New Roman" w:cs="Times New Roman"/>
-          <w:sz w:val="24"/>
-          <w:szCs w:val="24"/>
-        </w:rPr>
-        <w:lastRenderedPageBreak/>
-        <w:t>below the residence. From there, she had wandered around until she found someone who admitted to having seen her—or rather someone who looked like her—that morning. The way she stumbled over the question had earned her a few strange looks, but the answers they gave were firm and decisive. Whoever she was, she had left a path of disgruntled individuals, and all of them pointed they way toward the annex. When she reached the annex, however, there was no sign of her. Then she had heard the commotion on the training ground. Ashara cursed herself. She should have thought of looking there first. Taking shortest route from the fallow garden to the annex, the Circle could not be avoided, and where but the annex would a stranger try to go?</w:t>
-      </w:r>
-    </w:p>
-    <w:p>
-      <w:pPr>
-        <w:spacing w:after="0" w:line="360" w:lineRule="auto"/>
-        <w:jc w:val="both"/>
-        <w:rPr>
-          <w:rFonts w:ascii="Times New Roman" w:hAnsi="Times New Roman" w:cs="Times New Roman"/>
-          <w:sz w:val="24"/>
-          <w:szCs w:val="24"/>
-        </w:rPr>
-      </w:pPr>
-      <w:r>
-        <w:rPr>
-          <w:rFonts w:ascii="Times New Roman" w:hAnsi="Times New Roman" w:cs="Times New Roman"/>
+          <w:rFonts w:ascii="Montserrat" w:hAnsi="Montserrat" w:cs="Times New Roman"/>
+          <w:sz w:val="24"/>
+          <w:szCs w:val="24"/>
+        </w:rPr>
+      </w:pPr>
+      <w:r>
+        <w:rPr>
+          <w:rFonts w:ascii="Montserrat" w:hAnsi="Montserrat" w:cs="Times New Roman"/>
+          <w:sz w:val="24"/>
+          <w:szCs w:val="24"/>
+        </w:rPr>
+        <w:tab/>
+      </w:r>
+      <w:r>
+        <w:rPr>
+          <w:rFonts w:ascii="Montserrat" w:hAnsi="Montserrat" w:cs="Times New Roman"/>
+          <w:sz w:val="24"/>
+          <w:szCs w:val="24"/>
+        </w:rPr>
+        <w:tab/>
+      </w:r>
+      <w:r>
+        <w:rPr>
+          <w:rFonts w:ascii="Montserrat" w:hAnsi="Montserrat" w:cs="Times New Roman"/>
+          <w:sz w:val="24"/>
+          <w:szCs w:val="24"/>
+        </w:rPr>
+        <w:tab/>
+      </w:r>
+    </w:p>
+    <w:p>
+      <w:pPr>
+        <w:spacing w:after="0" w:line="360" w:lineRule="auto"/>
+        <w:jc w:val="both"/>
+        <w:rPr>
+          <w:rFonts w:ascii="Montserrat" w:hAnsi="Montserrat" w:cs="Times New Roman"/>
+          <w:sz w:val="24"/>
+          <w:szCs w:val="24"/>
+        </w:rPr>
+      </w:pPr>
+      <w:r>
+        <w:rPr>
+          <w:rFonts w:ascii="Montserrat" w:hAnsi="Montserrat" w:cs="Times New Roman"/>
+          <w:sz w:val="24"/>
+          <w:szCs w:val="24"/>
+        </w:rPr>
+        <w:t>Ashara shoved her way through the crowd of students. After Shan’je had told her where to start looking, she had left him in Ana’s care and sprinted down to the fallow garden below the residence. From there, she had wandered around until she found someone who admitted to having seen her—or rather someone who looked like her—that morning. The way she stumbled over the question had earned her a few strange looks, but the answers they gave were firm and decisive. Whoever she was, she had left a path of disgruntled individuals, and all of them pointed they way toward the annex. When she reached the annex, however, there was no sign of her. Then she had heard the commotion on the training ground. Ashara cursed herself. She should have thought of looking there first. Taking shortest route from the fallow garden to the annex, the Circle could not be avoided, and where but the annex would a stranger try to go?</w:t>
+      </w:r>
+    </w:p>
+    <w:p>
+      <w:pPr>
+        <w:spacing w:after="0" w:line="360" w:lineRule="auto"/>
+        <w:jc w:val="both"/>
+        <w:rPr>
+          <w:rFonts w:ascii="Montserrat" w:hAnsi="Montserrat" w:cs="Times New Roman"/>
+          <w:sz w:val="24"/>
+          <w:szCs w:val="24"/>
+        </w:rPr>
+      </w:pPr>
+      <w:r>
+        <w:rPr>
+          <w:rFonts w:ascii="Montserrat" w:hAnsi="Montserrat" w:cs="Times New Roman"/>
           <w:sz w:val="24"/>
           <w:szCs w:val="24"/>
         </w:rPr>
@@ -2878,7 +2815,7 @@
       </w:r>
       <w:r>
         <w:rPr>
-          <w:rFonts w:ascii="Times New Roman" w:hAnsi="Times New Roman" w:cs="Times New Roman"/>
+          <w:rFonts w:ascii="Montserrat" w:hAnsi="Montserrat" w:cs="Times New Roman"/>
           <w:i/>
           <w:sz w:val="24"/>
           <w:szCs w:val="24"/>
@@ -2887,7 +2824,7 @@
       </w:r>
       <w:r>
         <w:rPr>
-          <w:rFonts w:ascii="Times New Roman" w:hAnsi="Times New Roman" w:cs="Times New Roman"/>
+          <w:rFonts w:ascii="Montserrat" w:hAnsi="Montserrat" w:cs="Times New Roman"/>
           <w:sz w:val="24"/>
           <w:szCs w:val="24"/>
         </w:rPr>
@@ -2899,14 +2836,14 @@
         <w:spacing w:after="0" w:line="360" w:lineRule="auto"/>
         <w:jc w:val="both"/>
         <w:rPr>
-          <w:rFonts w:ascii="Times New Roman" w:hAnsi="Times New Roman" w:cs="Times New Roman"/>
-          <w:sz w:val="24"/>
-          <w:szCs w:val="24"/>
-        </w:rPr>
-      </w:pPr>
-      <w:r>
-        <w:rPr>
-          <w:rFonts w:ascii="Times New Roman" w:hAnsi="Times New Roman" w:cs="Times New Roman"/>
+          <w:rFonts w:ascii="Montserrat" w:hAnsi="Montserrat" w:cs="Times New Roman"/>
+          <w:sz w:val="24"/>
+          <w:szCs w:val="24"/>
+        </w:rPr>
+      </w:pPr>
+      <w:r>
+        <w:rPr>
+          <w:rFonts w:ascii="Montserrat" w:hAnsi="Montserrat" w:cs="Times New Roman"/>
           <w:sz w:val="24"/>
           <w:szCs w:val="24"/>
         </w:rPr>
@@ -2919,14 +2856,14 @@
         <w:spacing w:after="0" w:line="360" w:lineRule="auto"/>
         <w:jc w:val="both"/>
         <w:rPr>
-          <w:rFonts w:ascii="Times New Roman" w:hAnsi="Times New Roman" w:cs="Times New Roman"/>
-          <w:sz w:val="24"/>
-          <w:szCs w:val="24"/>
-        </w:rPr>
-      </w:pPr>
-      <w:r>
-        <w:rPr>
-          <w:rFonts w:ascii="Times New Roman" w:hAnsi="Times New Roman" w:cs="Times New Roman"/>
+          <w:rFonts w:ascii="Montserrat" w:hAnsi="Montserrat" w:cs="Times New Roman"/>
+          <w:sz w:val="24"/>
+          <w:szCs w:val="24"/>
+        </w:rPr>
+      </w:pPr>
+      <w:r>
+        <w:rPr>
+          <w:rFonts w:ascii="Montserrat" w:hAnsi="Montserrat" w:cs="Times New Roman"/>
           <w:sz w:val="24"/>
           <w:szCs w:val="24"/>
         </w:rPr>
@@ -2939,49 +2876,49 @@
         <w:spacing w:after="0" w:line="360" w:lineRule="auto"/>
         <w:jc w:val="both"/>
         <w:rPr>
-          <w:rFonts w:ascii="Times New Roman" w:hAnsi="Times New Roman" w:cs="Times New Roman"/>
-          <w:sz w:val="24"/>
-          <w:szCs w:val="24"/>
-        </w:rPr>
-      </w:pPr>
-      <w:r>
-        <w:rPr>
-          <w:rFonts w:ascii="Times New Roman" w:hAnsi="Times New Roman" w:cs="Times New Roman"/>
-          <w:sz w:val="24"/>
-          <w:szCs w:val="24"/>
-        </w:rPr>
-        <w:tab/>
-      </w:r>
-      <w:r>
-        <w:rPr>
-          <w:rFonts w:ascii="Times New Roman" w:hAnsi="Times New Roman" w:cs="Times New Roman"/>
-          <w:sz w:val="24"/>
-          <w:szCs w:val="24"/>
-        </w:rPr>
-        <w:tab/>
-      </w:r>
-      <w:r>
-        <w:rPr>
-          <w:rFonts w:ascii="Times New Roman" w:hAnsi="Times New Roman" w:cs="Times New Roman"/>
-          <w:sz w:val="24"/>
-          <w:szCs w:val="24"/>
-        </w:rPr>
-        <w:tab/>
-      </w:r>
-    </w:p>
-    <w:p>
-      <w:pPr>
-        <w:spacing w:after="0" w:line="360" w:lineRule="auto"/>
-        <w:jc w:val="both"/>
-        <w:rPr>
-          <w:rFonts w:ascii="Times New Roman" w:hAnsi="Times New Roman" w:cs="Times New Roman"/>
-          <w:sz w:val="24"/>
-          <w:szCs w:val="24"/>
-        </w:rPr>
-      </w:pPr>
-      <w:r>
-        <w:rPr>
-          <w:rFonts w:ascii="Times New Roman" w:hAnsi="Times New Roman" w:cs="Times New Roman"/>
+          <w:rFonts w:ascii="Montserrat" w:hAnsi="Montserrat" w:cs="Times New Roman"/>
+          <w:sz w:val="24"/>
+          <w:szCs w:val="24"/>
+        </w:rPr>
+      </w:pPr>
+      <w:r>
+        <w:rPr>
+          <w:rFonts w:ascii="Montserrat" w:hAnsi="Montserrat" w:cs="Times New Roman"/>
+          <w:sz w:val="24"/>
+          <w:szCs w:val="24"/>
+        </w:rPr>
+        <w:tab/>
+      </w:r>
+      <w:r>
+        <w:rPr>
+          <w:rFonts w:ascii="Montserrat" w:hAnsi="Montserrat" w:cs="Times New Roman"/>
+          <w:sz w:val="24"/>
+          <w:szCs w:val="24"/>
+        </w:rPr>
+        <w:tab/>
+      </w:r>
+      <w:r>
+        <w:rPr>
+          <w:rFonts w:ascii="Montserrat" w:hAnsi="Montserrat" w:cs="Times New Roman"/>
+          <w:sz w:val="24"/>
+          <w:szCs w:val="24"/>
+        </w:rPr>
+        <w:tab/>
+      </w:r>
+    </w:p>
+    <w:p>
+      <w:pPr>
+        <w:spacing w:after="0" w:line="360" w:lineRule="auto"/>
+        <w:jc w:val="both"/>
+        <w:rPr>
+          <w:rFonts w:ascii="Montserrat" w:hAnsi="Montserrat" w:cs="Times New Roman"/>
+          <w:sz w:val="24"/>
+          <w:szCs w:val="24"/>
+        </w:rPr>
+      </w:pPr>
+      <w:r>
+        <w:rPr>
+          <w:rFonts w:ascii="Montserrat" w:hAnsi="Montserrat" w:cs="Times New Roman"/>
           <w:sz w:val="24"/>
           <w:szCs w:val="24"/>
         </w:rPr>
@@ -2993,7 +2930,7 @@
         <w:spacing w:after="0" w:line="360" w:lineRule="auto"/>
         <w:jc w:val="both"/>
         <w:rPr>
-          <w:rFonts w:ascii="Times New Roman" w:hAnsi="Times New Roman" w:cs="Times New Roman"/>
+          <w:rFonts w:ascii="Montserrat" w:hAnsi="Montserrat" w:cs="Times New Roman"/>
           <w:sz w:val="24"/>
           <w:szCs w:val="24"/>
         </w:rPr>
@@ -3009,18 +2946,18 @@
         <w:spacing w:after="0" w:line="360" w:lineRule="auto"/>
         <w:jc w:val="both"/>
         <w:rPr>
-          <w:rFonts w:ascii="Times New Roman" w:hAnsi="Times New Roman" w:cs="Times New Roman"/>
-          <w:sz w:val="24"/>
-          <w:szCs w:val="24"/>
-        </w:rPr>
-      </w:pPr>
-    </w:p>
-    <w:p>
-      <w:pPr>
-        <w:spacing w:after="0" w:line="360" w:lineRule="auto"/>
-        <w:jc w:val="both"/>
-        <w:rPr>
-          <w:rFonts w:ascii="Times New Roman" w:hAnsi="Times New Roman" w:cs="Times New Roman"/>
+          <w:rFonts w:ascii="Montserrat" w:hAnsi="Montserrat" w:cs="Times New Roman"/>
+          <w:sz w:val="24"/>
+          <w:szCs w:val="24"/>
+        </w:rPr>
+      </w:pPr>
+    </w:p>
+    <w:p>
+      <w:pPr>
+        <w:spacing w:after="0" w:line="360" w:lineRule="auto"/>
+        <w:jc w:val="both"/>
+        <w:rPr>
+          <w:rFonts w:ascii="Montserrat" w:hAnsi="Montserrat" w:cs="Times New Roman"/>
           <w:sz w:val="24"/>
           <w:szCs w:val="24"/>
         </w:rPr>
@@ -3036,8 +2973,106 @@
 </w:document>
 </file>
 
+<file path=word/numbering.xml><?xml version="1.0" encoding="utf-8"?>
+<w:numbering xmlns:wpc="http://schemas.microsoft.com/office/word/2010/wordprocessingCanvas" xmlns:cx="http://schemas.microsoft.com/office/drawing/2014/chartex" xmlns:cx1="http://schemas.microsoft.com/office/drawing/2015/9/8/chartex" xmlns:cx2="http://schemas.microsoft.com/office/drawing/2015/10/21/chartex" xmlns:cx3="http://schemas.microsoft.com/office/drawing/2016/5/9/chartex" xmlns:cx4="http://schemas.microsoft.com/office/drawing/2016/5/10/chartex" xmlns:cx5="http://schemas.microsoft.com/office/drawing/2016/5/11/chartex" xmlns:cx6="http://schemas.microsoft.com/office/drawing/2016/5/12/chartex" xmlns:cx7="http://schemas.microsoft.com/office/drawing/2016/5/13/chartex" xmlns:cx8="http://schemas.microsoft.com/office/drawing/2016/5/14/chartex" xmlns:mc="http://schemas.openxmlformats.org/markup-compatibility/2006" xmlns:aink="http://schemas.microsoft.com/office/drawing/2016/ink" xmlns:am3d="http://schemas.microsoft.com/office/drawing/2017/model3d" xmlns:o="urn:schemas-microsoft-com:office:office" xmlns:oel="http://schemas.microsoft.com/office/2019/extlst" xmlns:r="http://schemas.openxmlformats.org/officeDocument/2006/relationships" xmlns:m="http://schemas.openxmlformats.org/officeDocument/2006/math" xmlns:v="urn:schemas-microsoft-com:vml" xmlns:wp14="http://schemas.microsoft.com/office/word/2010/wordprocessingDrawing" xmlns:wp="http://schemas.openxmlformats.org/drawingml/2006/wordprocessingDrawing" xmlns:w10="urn:schemas-microsoft-com:office:word" xmlns:w="http://schemas.openxmlformats.org/wordprocessingml/2006/main" xmlns:w14="http://schemas.microsoft.com/office/word/2010/wordml" xmlns:w15="http://schemas.microsoft.com/office/word/2012/wordml" xmlns:w16cex="http://schemas.microsoft.com/office/word/2018/wordml/cex" xmlns:w16cid="http://schemas.microsoft.com/office/word/2016/wordml/cid" xmlns:w16="http://schemas.microsoft.com/office/word/2018/wordml" xmlns:w16du="http://schemas.microsoft.com/office/word/2023/wordml/word16du" xmlns:w16sdtdh="http://schemas.microsoft.com/office/word/2020/wordml/sdtdatahash" xmlns:w16sdtfl="http://schemas.microsoft.com/office/word/2024/wordml/sdtformatlock" xmlns:w16se="http://schemas.microsoft.com/office/word/2015/wordml/symex" xmlns:wpg="http://schemas.microsoft.com/office/word/2010/wordprocessingGroup" xmlns:wpi="http://schemas.microsoft.com/office/word/2010/wordprocessingInk" xmlns:wne="http://schemas.microsoft.com/office/word/2006/wordml" xmlns:wps="http://schemas.microsoft.com/office/word/2010/wordprocessingShape" mc:Ignorable="w14 w15 w16se w16cid w16 w16cex w16sdtdh w16sdtfl w16du wp14">
+  <w:abstractNum w:abstractNumId="0" w15:restartNumberingAfterBreak="0">
+    <w:nsid w:val="FFFFFFFB"/>
+    <w:multiLevelType w:val="multilevel"/>
+    <w:tmpl w:val="80A499BA"/>
+    <w:lvl w:ilvl="0">
+      <w:start w:val="1"/>
+      <w:numFmt w:val="cardinalText"/>
+      <w:lvlText w:val="Chapter %1 "/>
+      <w:legacy w:legacy="1" w:legacySpace="144" w:legacyIndent="0"/>
+      <w:lvlJc w:val="left"/>
+    </w:lvl>
+    <w:lvl w:ilvl="1">
+      <w:start w:val="1"/>
+      <w:numFmt w:val="none"/>
+      <w:pStyle w:val="Heading2"/>
+      <w:suff w:val="nothing"/>
+      <w:lvlText w:val=""/>
+      <w:lvlJc w:val="left"/>
+    </w:lvl>
+    <w:lvl w:ilvl="2">
+      <w:start w:val="1"/>
+      <w:numFmt w:val="none"/>
+      <w:suff w:val="nothing"/>
+      <w:lvlText w:val=""/>
+      <w:lvlJc w:val="left"/>
+    </w:lvl>
+    <w:lvl w:ilvl="3">
+      <w:start w:val="1"/>
+      <w:numFmt w:val="none"/>
+      <w:pStyle w:val="Heading4"/>
+      <w:suff w:val="nothing"/>
+      <w:lvlText w:val=""/>
+      <w:lvlJc w:val="left"/>
+    </w:lvl>
+    <w:lvl w:ilvl="4">
+      <w:start w:val="1"/>
+      <w:numFmt w:val="none"/>
+      <w:pStyle w:val="Heading5"/>
+      <w:suff w:val="nothing"/>
+      <w:lvlText w:val=""/>
+      <w:lvlJc w:val="left"/>
+    </w:lvl>
+    <w:lvl w:ilvl="5">
+      <w:start w:val="1"/>
+      <w:numFmt w:val="none"/>
+      <w:pStyle w:val="Heading6"/>
+      <w:suff w:val="nothing"/>
+      <w:lvlText w:val=""/>
+      <w:lvlJc w:val="left"/>
+    </w:lvl>
+    <w:lvl w:ilvl="6">
+      <w:start w:val="1"/>
+      <w:numFmt w:val="none"/>
+      <w:suff w:val="nothing"/>
+      <w:lvlText w:val=""/>
+      <w:lvlJc w:val="left"/>
+    </w:lvl>
+    <w:lvl w:ilvl="7">
+      <w:start w:val="1"/>
+      <w:numFmt w:val="none"/>
+      <w:suff w:val="nothing"/>
+      <w:lvlText w:val=""/>
+      <w:lvlJc w:val="left"/>
+    </w:lvl>
+    <w:lvl w:ilvl="8">
+      <w:start w:val="1"/>
+      <w:numFmt w:val="none"/>
+      <w:suff w:val="nothing"/>
+      <w:lvlText w:val=""/>
+      <w:lvlJc w:val="left"/>
+    </w:lvl>
+  </w:abstractNum>
+  <w:num w:numId="1" w16cid:durableId="1683124748">
+    <w:abstractNumId w:val="0"/>
+  </w:num>
+  <w:num w:numId="2" w16cid:durableId="1314605540">
+    <w:abstractNumId w:val="0"/>
+  </w:num>
+  <w:num w:numId="3" w16cid:durableId="2112584746">
+    <w:abstractNumId w:val="0"/>
+  </w:num>
+  <w:num w:numId="4" w16cid:durableId="957688750">
+    <w:abstractNumId w:val="0"/>
+  </w:num>
+  <w:num w:numId="5" w16cid:durableId="2004356423">
+    <w:abstractNumId w:val="0"/>
+  </w:num>
+  <w:num w:numId="6" w16cid:durableId="2123566955">
+    <w:abstractNumId w:val="0"/>
+  </w:num>
+  <w:num w:numId="7" w16cid:durableId="526060752">
+    <w:abstractNumId w:val="0"/>
+  </w:num>
+</w:numbering>
+</file>
+
 <file path=word/styles.xml><?xml version="1.0" encoding="utf-8"?>
-<w:styles xmlns:r="http://schemas.openxmlformats.org/officeDocument/2006/relationships" xmlns:w="http://schemas.openxmlformats.org/wordprocessingml/2006/main">
+<w:styles xmlns:mc="http://schemas.openxmlformats.org/markup-compatibility/2006" xmlns:r="http://schemas.openxmlformats.org/officeDocument/2006/relationships" xmlns:w="http://schemas.openxmlformats.org/wordprocessingml/2006/main" xmlns:w14="http://schemas.microsoft.com/office/word/2010/wordml" xmlns:w15="http://schemas.microsoft.com/office/word/2012/wordml" xmlns:w16cex="http://schemas.microsoft.com/office/word/2018/wordml/cex" xmlns:w16cid="http://schemas.microsoft.com/office/word/2016/wordml/cid" xmlns:w16="http://schemas.microsoft.com/office/word/2018/wordml" xmlns:w16du="http://schemas.microsoft.com/office/word/2023/wordml/word16du" xmlns:w16sdtdh="http://schemas.microsoft.com/office/word/2020/wordml/sdtdatahash" xmlns:w16sdtfl="http://schemas.microsoft.com/office/word/2024/wordml/sdtformatlock" xmlns:w16se="http://schemas.microsoft.com/office/word/2015/wordml/symex" mc:Ignorable="w14 w15 w16se w16cid w16 w16cex w16sdtdh w16sdtfl w16du">
   <w:docDefaults>
     <w:rPrDefault>
       <w:rPr>
@@ -3047,160 +3082,561 @@
         <w:lang w:val="en-US" w:eastAsia="en-US" w:bidi="ar-SA"/>
       </w:rPr>
     </w:rPrDefault>
-    <w:pPrDefault>
-      <w:pPr>
-        <w:spacing w:after="200" w:line="276" w:lineRule="auto"/>
-      </w:pPr>
-    </w:pPrDefault>
+    <w:pPrDefault/>
   </w:docDefaults>
-  <w:latentStyles w:defLockedState="0" w:defUIPriority="99" w:defSemiHidden="1" w:defUnhideWhenUsed="1" w:defQFormat="0" w:count="267">
-    <w:lsdException w:name="Normal" w:semiHidden="0" w:uiPriority="0" w:unhideWhenUsed="0" w:qFormat="1"/>
-    <w:lsdException w:name="heading 1" w:semiHidden="0" w:uiPriority="9" w:unhideWhenUsed="0" w:qFormat="1"/>
-    <w:lsdException w:name="heading 2" w:uiPriority="9" w:qFormat="1"/>
-    <w:lsdException w:name="heading 3" w:uiPriority="9" w:qFormat="1"/>
-    <w:lsdException w:name="heading 4" w:uiPriority="9" w:qFormat="1"/>
-    <w:lsdException w:name="heading 5" w:uiPriority="9" w:qFormat="1"/>
-    <w:lsdException w:name="heading 6" w:uiPriority="9" w:qFormat="1"/>
-    <w:lsdException w:name="heading 7" w:uiPriority="9" w:qFormat="1"/>
-    <w:lsdException w:name="heading 8" w:uiPriority="9" w:qFormat="1"/>
-    <w:lsdException w:name="heading 9" w:uiPriority="9" w:qFormat="1"/>
-    <w:lsdException w:name="toc 1" w:uiPriority="39"/>
-    <w:lsdException w:name="toc 2" w:uiPriority="39"/>
-    <w:lsdException w:name="toc 3" w:uiPriority="39"/>
-    <w:lsdException w:name="toc 4" w:uiPriority="39"/>
-    <w:lsdException w:name="toc 5" w:uiPriority="39"/>
-    <w:lsdException w:name="toc 6" w:uiPriority="39"/>
-    <w:lsdException w:name="toc 7" w:uiPriority="39"/>
-    <w:lsdException w:name="toc 8" w:uiPriority="39"/>
-    <w:lsdException w:name="toc 9" w:uiPriority="39"/>
-    <w:lsdException w:name="caption" w:uiPriority="35" w:qFormat="1"/>
-    <w:lsdException w:name="Title" w:semiHidden="0" w:uiPriority="10" w:unhideWhenUsed="0" w:qFormat="1"/>
-    <w:lsdException w:name="Default Paragraph Font" w:uiPriority="1"/>
-    <w:lsdException w:name="Body Text" w:uiPriority="0"/>
-    <w:lsdException w:name="Subtitle" w:semiHidden="0" w:uiPriority="11" w:unhideWhenUsed="0" w:qFormat="1"/>
-    <w:lsdException w:name="Strong" w:semiHidden="0" w:uiPriority="22" w:unhideWhenUsed="0" w:qFormat="1"/>
-    <w:lsdException w:name="Emphasis" w:semiHidden="0" w:uiPriority="20" w:unhideWhenUsed="0" w:qFormat="1"/>
-    <w:lsdException w:name="Table Grid" w:semiHidden="0" w:uiPriority="59" w:unhideWhenUsed="0"/>
-    <w:lsdException w:name="Placeholder Text" w:unhideWhenUsed="0"/>
-    <w:lsdException w:name="No Spacing" w:semiHidden="0" w:uiPriority="1" w:unhideWhenUsed="0" w:qFormat="1"/>
-    <w:lsdException w:name="Light Shading" w:semiHidden="0" w:uiPriority="60" w:unhideWhenUsed="0"/>
-    <w:lsdException w:name="Light List" w:semiHidden="0" w:uiPriority="61" w:unhideWhenUsed="0"/>
-    <w:lsdException w:name="Light Grid" w:semiHidden="0" w:uiPriority="62" w:unhideWhenUsed="0"/>
-    <w:lsdException w:name="Medium Shading 1" w:semiHidden="0" w:uiPriority="63" w:unhideWhenUsed="0"/>
-    <w:lsdException w:name="Medium Shading 2" w:semiHidden="0" w:uiPriority="64" w:unhideWhenUsed="0"/>
-    <w:lsdException w:name="Medium List 1" w:semiHidden="0" w:uiPriority="65" w:unhideWhenUsed="0"/>
-    <w:lsdException w:name="Medium List 2" w:semiHidden="0" w:uiPriority="66" w:unhideWhenUsed="0"/>
-    <w:lsdException w:name="Medium Grid 1" w:semiHidden="0" w:uiPriority="67" w:unhideWhenUsed="0"/>
-    <w:lsdException w:name="Medium Grid 2" w:semiHidden="0" w:uiPriority="68" w:unhideWhenUsed="0"/>
-    <w:lsdException w:name="Medium Grid 3" w:semiHidden="0" w:uiPriority="69" w:unhideWhenUsed="0"/>
-    <w:lsdException w:name="Dark List" w:semiHidden="0" w:uiPriority="70" w:unhideWhenUsed="0"/>
-    <w:lsdException w:name="Colorful Shading" w:semiHidden="0" w:uiPriority="71" w:unhideWhenUsed="0"/>
-    <w:lsdException w:name="Colorful List" w:semiHidden="0" w:uiPriority="72" w:unhideWhenUsed="0"/>
-    <w:lsdException w:name="Colorful Grid" w:semiHidden="0" w:uiPriority="73" w:unhideWhenUsed="0"/>
-    <w:lsdException w:name="Light Shading Accent 1" w:semiHidden="0" w:uiPriority="60" w:unhideWhenUsed="0"/>
-    <w:lsdException w:name="Light List Accent 1" w:semiHidden="0" w:uiPriority="61" w:unhideWhenUsed="0"/>
-    <w:lsdException w:name="Light Grid Accent 1" w:semiHidden="0" w:uiPriority="62" w:unhideWhenUsed="0"/>
-    <w:lsdException w:name="Medium Shading 1 Accent 1" w:semiHidden="0" w:uiPriority="63" w:unhideWhenUsed="0"/>
-    <w:lsdException w:name="Medium Shading 2 Accent 1" w:semiHidden="0" w:uiPriority="64" w:unhideWhenUsed="0"/>
-    <w:lsdException w:name="Medium List 1 Accent 1" w:semiHidden="0" w:uiPriority="65" w:unhideWhenUsed="0"/>
-    <w:lsdException w:name="Revision" w:unhideWhenUsed="0"/>
-    <w:lsdException w:name="List Paragraph" w:semiHidden="0" w:uiPriority="34" w:unhideWhenUsed="0" w:qFormat="1"/>
-    <w:lsdException w:name="Quote" w:semiHidden="0" w:uiPriority="29" w:unhideWhenUsed="0" w:qFormat="1"/>
-    <w:lsdException w:name="Intense Quote" w:semiHidden="0" w:uiPriority="30" w:unhideWhenUsed="0" w:qFormat="1"/>
-    <w:lsdException w:name="Medium List 2 Accent 1" w:semiHidden="0" w:uiPriority="66" w:unhideWhenUsed="0"/>
-    <w:lsdException w:name="Medium Grid 1 Accent 1" w:semiHidden="0" w:uiPriority="67" w:unhideWhenUsed="0"/>
-    <w:lsdException w:name="Medium Grid 2 Accent 1" w:semiHidden="0" w:uiPriority="68" w:unhideWhenUsed="0"/>
-    <w:lsdException w:name="Medium Grid 3 Accent 1" w:semiHidden="0" w:uiPriority="69" w:unhideWhenUsed="0"/>
-    <w:lsdException w:name="Dark List Accent 1" w:semiHidden="0" w:uiPriority="70" w:unhideWhenUsed="0"/>
-    <w:lsdException w:name="Colorful Shading Accent 1" w:semiHidden="0" w:uiPriority="71" w:unhideWhenUsed="0"/>
-    <w:lsdException w:name="Colorful List Accent 1" w:semiHidden="0" w:uiPriority="72" w:unhideWhenUsed="0"/>
-    <w:lsdException w:name="Colorful Grid Accent 1" w:semiHidden="0" w:uiPriority="73" w:unhideWhenUsed="0"/>
-    <w:lsdException w:name="Light Shading Accent 2" w:semiHidden="0" w:uiPriority="60" w:unhideWhenUsed="0"/>
-    <w:lsdException w:name="Light List Accent 2" w:semiHidden="0" w:uiPriority="61" w:unhideWhenUsed="0"/>
-    <w:lsdException w:name="Light Grid Accent 2" w:semiHidden="0" w:uiPriority="62" w:unhideWhenUsed="0"/>
-    <w:lsdException w:name="Medium Shading 1 Accent 2" w:semiHidden="0" w:uiPriority="63" w:unhideWhenUsed="0"/>
-    <w:lsdException w:name="Medium Shading 2 Accent 2" w:semiHidden="0" w:uiPriority="64" w:unhideWhenUsed="0"/>
-    <w:lsdException w:name="Medium List 1 Accent 2" w:semiHidden="0" w:uiPriority="65" w:unhideWhenUsed="0"/>
-    <w:lsdException w:name="Medium List 2 Accent 2" w:semiHidden="0" w:uiPriority="66" w:unhideWhenUsed="0"/>
-    <w:lsdException w:name="Medium Grid 1 Accent 2" w:semiHidden="0" w:uiPriority="67" w:unhideWhenUsed="0"/>
-    <w:lsdException w:name="Medium Grid 2 Accent 2" w:semiHidden="0" w:uiPriority="68" w:unhideWhenUsed="0"/>
-    <w:lsdException w:name="Medium Grid 3 Accent 2" w:semiHidden="0" w:uiPriority="69" w:unhideWhenUsed="0"/>
-    <w:lsdException w:name="Dark List Accent 2" w:semiHidden="0" w:uiPriority="70" w:unhideWhenUsed="0"/>
-    <w:lsdException w:name="Colorful Shading Accent 2" w:semiHidden="0" w:uiPriority="71" w:unhideWhenUsed="0"/>
-    <w:lsdException w:name="Colorful List Accent 2" w:semiHidden="0" w:uiPriority="72" w:unhideWhenUsed="0"/>
-    <w:lsdException w:name="Colorful Grid Accent 2" w:semiHidden="0" w:uiPriority="73" w:unhideWhenUsed="0"/>
-    <w:lsdException w:name="Light Shading Accent 3" w:semiHidden="0" w:uiPriority="60" w:unhideWhenUsed="0"/>
-    <w:lsdException w:name="Light List Accent 3" w:semiHidden="0" w:uiPriority="61" w:unhideWhenUsed="0"/>
-    <w:lsdException w:name="Light Grid Accent 3" w:semiHidden="0" w:uiPriority="62" w:unhideWhenUsed="0"/>
-    <w:lsdException w:name="Medium Shading 1 Accent 3" w:semiHidden="0" w:uiPriority="63" w:unhideWhenUsed="0"/>
-    <w:lsdException w:name="Medium Shading 2 Accent 3" w:semiHidden="0" w:uiPriority="64" w:unhideWhenUsed="0"/>
-    <w:lsdException w:name="Medium List 1 Accent 3" w:semiHidden="0" w:uiPriority="65" w:unhideWhenUsed="0"/>
-    <w:lsdException w:name="Medium List 2 Accent 3" w:semiHidden="0" w:uiPriority="66" w:unhideWhenUsed="0"/>
-    <w:lsdException w:name="Medium Grid 1 Accent 3" w:semiHidden="0" w:uiPriority="67" w:unhideWhenUsed="0"/>
-    <w:lsdException w:name="Medium Grid 2 Accent 3" w:semiHidden="0" w:uiPriority="68" w:unhideWhenUsed="0"/>
-    <w:lsdException w:name="Medium Grid 3 Accent 3" w:semiHidden="0" w:uiPriority="69" w:unhideWhenUsed="0"/>
-    <w:lsdException w:name="Dark List Accent 3" w:semiHidden="0" w:uiPriority="70" w:unhideWhenUsed="0"/>
-    <w:lsdException w:name="Colorful Shading Accent 3" w:semiHidden="0" w:uiPriority="71" w:unhideWhenUsed="0"/>
-    <w:lsdException w:name="Colorful List Accent 3" w:semiHidden="0" w:uiPriority="72" w:unhideWhenUsed="0"/>
-    <w:lsdException w:name="Colorful Grid Accent 3" w:semiHidden="0" w:uiPriority="73" w:unhideWhenUsed="0"/>
-    <w:lsdException w:name="Light Shading Accent 4" w:semiHidden="0" w:uiPriority="60" w:unhideWhenUsed="0"/>
-    <w:lsdException w:name="Light List Accent 4" w:semiHidden="0" w:uiPriority="61" w:unhideWhenUsed="0"/>
-    <w:lsdException w:name="Light Grid Accent 4" w:semiHidden="0" w:uiPriority="62" w:unhideWhenUsed="0"/>
-    <w:lsdException w:name="Medium Shading 1 Accent 4" w:semiHidden="0" w:uiPriority="63" w:unhideWhenUsed="0"/>
-    <w:lsdException w:name="Medium Shading 2 Accent 4" w:semiHidden="0" w:uiPriority="64" w:unhideWhenUsed="0"/>
-    <w:lsdException w:name="Medium List 1 Accent 4" w:semiHidden="0" w:uiPriority="65" w:unhideWhenUsed="0"/>
-    <w:lsdException w:name="Medium List 2 Accent 4" w:semiHidden="0" w:uiPriority="66" w:unhideWhenUsed="0"/>
-    <w:lsdException w:name="Medium Grid 1 Accent 4" w:semiHidden="0" w:uiPriority="67" w:unhideWhenUsed="0"/>
-    <w:lsdException w:name="Medium Grid 2 Accent 4" w:semiHidden="0" w:uiPriority="68" w:unhideWhenUsed="0"/>
-    <w:lsdException w:name="Medium Grid 3 Accent 4" w:semiHidden="0" w:uiPriority="69" w:unhideWhenUsed="0"/>
-    <w:lsdException w:name="Dark List Accent 4" w:semiHidden="0" w:uiPriority="70" w:unhideWhenUsed="0"/>
-    <w:lsdException w:name="Colorful Shading Accent 4" w:semiHidden="0" w:uiPriority="71" w:unhideWhenUsed="0"/>
-    <w:lsdException w:name="Colorful List Accent 4" w:semiHidden="0" w:uiPriority="72" w:unhideWhenUsed="0"/>
-    <w:lsdException w:name="Colorful Grid Accent 4" w:semiHidden="0" w:uiPriority="73" w:unhideWhenUsed="0"/>
-    <w:lsdException w:name="Light Shading Accent 5" w:semiHidden="0" w:uiPriority="60" w:unhideWhenUsed="0"/>
-    <w:lsdException w:name="Light List Accent 5" w:semiHidden="0" w:uiPriority="61" w:unhideWhenUsed="0"/>
-    <w:lsdException w:name="Light Grid Accent 5" w:semiHidden="0" w:uiPriority="62" w:unhideWhenUsed="0"/>
-    <w:lsdException w:name="Medium Shading 1 Accent 5" w:semiHidden="0" w:uiPriority="63" w:unhideWhenUsed="0"/>
-    <w:lsdException w:name="Medium Shading 2 Accent 5" w:semiHidden="0" w:uiPriority="64" w:unhideWhenUsed="0"/>
-    <w:lsdException w:name="Medium List 1 Accent 5" w:semiHidden="0" w:uiPriority="65" w:unhideWhenUsed="0"/>
-    <w:lsdException w:name="Medium List 2 Accent 5" w:semiHidden="0" w:uiPriority="66" w:unhideWhenUsed="0"/>
-    <w:lsdException w:name="Medium Grid 1 Accent 5" w:semiHidden="0" w:uiPriority="67" w:unhideWhenUsed="0"/>
-    <w:lsdException w:name="Medium Grid 2 Accent 5" w:semiHidden="0" w:uiPriority="68" w:unhideWhenUsed="0"/>
-    <w:lsdException w:name="Medium Grid 3 Accent 5" w:semiHidden="0" w:uiPriority="69" w:unhideWhenUsed="0"/>
-    <w:lsdException w:name="Dark List Accent 5" w:semiHidden="0" w:uiPriority="70" w:unhideWhenUsed="0"/>
-    <w:lsdException w:name="Colorful Shading Accent 5" w:semiHidden="0" w:uiPriority="71" w:unhideWhenUsed="0"/>
-    <w:lsdException w:name="Colorful List Accent 5" w:semiHidden="0" w:uiPriority="72" w:unhideWhenUsed="0"/>
-    <w:lsdException w:name="Colorful Grid Accent 5" w:semiHidden="0" w:uiPriority="73" w:unhideWhenUsed="0"/>
-    <w:lsdException w:name="Light Shading Accent 6" w:semiHidden="0" w:uiPriority="60" w:unhideWhenUsed="0"/>
-    <w:lsdException w:name="Light List Accent 6" w:semiHidden="0" w:uiPriority="61" w:unhideWhenUsed="0"/>
-    <w:lsdException w:name="Light Grid Accent 6" w:semiHidden="0" w:uiPriority="62" w:unhideWhenUsed="0"/>
-    <w:lsdException w:name="Medium Shading 1 Accent 6" w:semiHidden="0" w:uiPriority="63" w:unhideWhenUsed="0"/>
-    <w:lsdException w:name="Medium Shading 2 Accent 6" w:semiHidden="0" w:uiPriority="64" w:unhideWhenUsed="0"/>
-    <w:lsdException w:name="Medium List 1 Accent 6" w:semiHidden="0" w:uiPriority="65" w:unhideWhenUsed="0"/>
-    <w:lsdException w:name="Medium List 2 Accent 6" w:semiHidden="0" w:uiPriority="66" w:unhideWhenUsed="0"/>
-    <w:lsdException w:name="Medium Grid 1 Accent 6" w:semiHidden="0" w:uiPriority="67" w:unhideWhenUsed="0"/>
-    <w:lsdException w:name="Medium Grid 2 Accent 6" w:semiHidden="0" w:uiPriority="68" w:unhideWhenUsed="0"/>
-    <w:lsdException w:name="Medium Grid 3 Accent 6" w:semiHidden="0" w:uiPriority="69" w:unhideWhenUsed="0"/>
-    <w:lsdException w:name="Dark List Accent 6" w:semiHidden="0" w:uiPriority="70" w:unhideWhenUsed="0"/>
-    <w:lsdException w:name="Colorful Shading Accent 6" w:semiHidden="0" w:uiPriority="71" w:unhideWhenUsed="0"/>
-    <w:lsdException w:name="Colorful List Accent 6" w:semiHidden="0" w:uiPriority="72" w:unhideWhenUsed="0"/>
-    <w:lsdException w:name="Colorful Grid Accent 6" w:semiHidden="0" w:uiPriority="73" w:unhideWhenUsed="0"/>
-    <w:lsdException w:name="Subtle Emphasis" w:semiHidden="0" w:uiPriority="19" w:unhideWhenUsed="0" w:qFormat="1"/>
-    <w:lsdException w:name="Intense Emphasis" w:semiHidden="0" w:uiPriority="21" w:unhideWhenUsed="0" w:qFormat="1"/>
-    <w:lsdException w:name="Subtle Reference" w:semiHidden="0" w:uiPriority="31" w:unhideWhenUsed="0" w:qFormat="1"/>
-    <w:lsdException w:name="Intense Reference" w:semiHidden="0" w:uiPriority="32" w:unhideWhenUsed="0" w:qFormat="1"/>
-    <w:lsdException w:name="Book Title" w:semiHidden="0" w:uiPriority="33" w:unhideWhenUsed="0" w:qFormat="1"/>
-    <w:lsdException w:name="Bibliography" w:uiPriority="37"/>
-    <w:lsdException w:name="TOC Heading" w:uiPriority="39" w:qFormat="1"/>
+  <w:latentStyles w:defLockedState="0" w:defUIPriority="99" w:defSemiHidden="0" w:defUnhideWhenUsed="0" w:defQFormat="0" w:count="376">
+    <w:lsdException w:name="Normal" w:uiPriority="0" w:qFormat="1"/>
+    <w:lsdException w:name="heading 1" w:uiPriority="0" w:qFormat="1"/>
+    <w:lsdException w:name="heading 2" w:semiHidden="1" w:uiPriority="0" w:unhideWhenUsed="1" w:qFormat="1"/>
+    <w:lsdException w:name="heading 3" w:semiHidden="1" w:uiPriority="0" w:unhideWhenUsed="1" w:qFormat="1"/>
+    <w:lsdException w:name="heading 4" w:semiHidden="1" w:uiPriority="0" w:unhideWhenUsed="1" w:qFormat="1"/>
+    <w:lsdException w:name="heading 5" w:semiHidden="1" w:uiPriority="0" w:unhideWhenUsed="1" w:qFormat="1"/>
+    <w:lsdException w:name="heading 6" w:semiHidden="1" w:uiPriority="0" w:unhideWhenUsed="1" w:qFormat="1"/>
+    <w:lsdException w:name="heading 7" w:semiHidden="1" w:uiPriority="0" w:unhideWhenUsed="1" w:qFormat="1"/>
+    <w:lsdException w:name="heading 8" w:semiHidden="1" w:uiPriority="0" w:unhideWhenUsed="1" w:qFormat="1"/>
+    <w:lsdException w:name="heading 9" w:semiHidden="1" w:uiPriority="0" w:unhideWhenUsed="1" w:qFormat="1"/>
+    <w:lsdException w:name="index 1" w:semiHidden="1" w:unhideWhenUsed="1"/>
+    <w:lsdException w:name="index 2" w:semiHidden="1" w:unhideWhenUsed="1"/>
+    <w:lsdException w:name="index 3" w:semiHidden="1" w:unhideWhenUsed="1"/>
+    <w:lsdException w:name="index 4" w:semiHidden="1" w:unhideWhenUsed="1"/>
+    <w:lsdException w:name="index 5" w:semiHidden="1" w:unhideWhenUsed="1"/>
+    <w:lsdException w:name="index 6" w:semiHidden="1" w:unhideWhenUsed="1"/>
+    <w:lsdException w:name="index 7" w:semiHidden="1" w:unhideWhenUsed="1"/>
+    <w:lsdException w:name="index 8" w:semiHidden="1" w:unhideWhenUsed="1"/>
+    <w:lsdException w:name="index 9" w:semiHidden="1" w:unhideWhenUsed="1"/>
+    <w:lsdException w:name="toc 1" w:semiHidden="1" w:uiPriority="39" w:unhideWhenUsed="1"/>
+    <w:lsdException w:name="toc 2" w:semiHidden="1" w:uiPriority="39" w:unhideWhenUsed="1"/>
+    <w:lsdException w:name="toc 3" w:semiHidden="1" w:uiPriority="39" w:unhideWhenUsed="1"/>
+    <w:lsdException w:name="toc 4" w:semiHidden="1" w:uiPriority="39" w:unhideWhenUsed="1"/>
+    <w:lsdException w:name="toc 5" w:semiHidden="1" w:uiPriority="39" w:unhideWhenUsed="1"/>
+    <w:lsdException w:name="toc 6" w:semiHidden="1" w:uiPriority="39" w:unhideWhenUsed="1"/>
+    <w:lsdException w:name="toc 7" w:semiHidden="1" w:uiPriority="39" w:unhideWhenUsed="1"/>
+    <w:lsdException w:name="toc 8" w:semiHidden="1" w:uiPriority="39" w:unhideWhenUsed="1"/>
+    <w:lsdException w:name="toc 9" w:semiHidden="1" w:uiPriority="39" w:unhideWhenUsed="1"/>
+    <w:lsdException w:name="Normal Indent" w:semiHidden="1" w:unhideWhenUsed="1"/>
+    <w:lsdException w:name="footnote text" w:semiHidden="1" w:unhideWhenUsed="1"/>
+    <w:lsdException w:name="annotation text" w:semiHidden="1" w:unhideWhenUsed="1"/>
+    <w:lsdException w:name="header" w:semiHidden="1" w:unhideWhenUsed="1"/>
+    <w:lsdException w:name="footer" w:semiHidden="1" w:unhideWhenUsed="1"/>
+    <w:lsdException w:name="index heading" w:semiHidden="1" w:unhideWhenUsed="1"/>
+    <w:lsdException w:name="caption" w:semiHidden="1" w:uiPriority="35" w:unhideWhenUsed="1" w:qFormat="1"/>
+    <w:lsdException w:name="table of figures" w:semiHidden="1" w:unhideWhenUsed="1"/>
+    <w:lsdException w:name="envelope address" w:semiHidden="1" w:unhideWhenUsed="1"/>
+    <w:lsdException w:name="envelope return" w:semiHidden="1" w:unhideWhenUsed="1"/>
+    <w:lsdException w:name="footnote reference" w:semiHidden="1" w:unhideWhenUsed="1"/>
+    <w:lsdException w:name="annotation reference" w:semiHidden="1" w:unhideWhenUsed="1"/>
+    <w:lsdException w:name="line number" w:semiHidden="1" w:unhideWhenUsed="1"/>
+    <w:lsdException w:name="page number" w:semiHidden="1" w:unhideWhenUsed="1"/>
+    <w:lsdException w:name="endnote reference" w:semiHidden="1" w:unhideWhenUsed="1"/>
+    <w:lsdException w:name="endnote text" w:semiHidden="1" w:unhideWhenUsed="1"/>
+    <w:lsdException w:name="table of authorities" w:semiHidden="1" w:unhideWhenUsed="1"/>
+    <w:lsdException w:name="macro" w:semiHidden="1" w:unhideWhenUsed="1"/>
+    <w:lsdException w:name="toa heading" w:semiHidden="1" w:unhideWhenUsed="1"/>
+    <w:lsdException w:name="List" w:semiHidden="1" w:unhideWhenUsed="1"/>
+    <w:lsdException w:name="List Bullet" w:semiHidden="1" w:unhideWhenUsed="1"/>
+    <w:lsdException w:name="List Number" w:semiHidden="1" w:unhideWhenUsed="1"/>
+    <w:lsdException w:name="List 2" w:semiHidden="1" w:unhideWhenUsed="1"/>
+    <w:lsdException w:name="List 3" w:semiHidden="1" w:unhideWhenUsed="1"/>
+    <w:lsdException w:name="List 4" w:semiHidden="1" w:unhideWhenUsed="1"/>
+    <w:lsdException w:name="List 5" w:semiHidden="1" w:unhideWhenUsed="1"/>
+    <w:lsdException w:name="List Bullet 2" w:semiHidden="1" w:unhideWhenUsed="1"/>
+    <w:lsdException w:name="List Bullet 3" w:semiHidden="1" w:unhideWhenUsed="1"/>
+    <w:lsdException w:name="List Bullet 4" w:semiHidden="1" w:unhideWhenUsed="1"/>
+    <w:lsdException w:name="List Bullet 5" w:semiHidden="1" w:unhideWhenUsed="1"/>
+    <w:lsdException w:name="List Number 2" w:semiHidden="1" w:unhideWhenUsed="1"/>
+    <w:lsdException w:name="List Number 3" w:semiHidden="1" w:unhideWhenUsed="1"/>
+    <w:lsdException w:name="List Number 4" w:semiHidden="1" w:unhideWhenUsed="1"/>
+    <w:lsdException w:name="List Number 5" w:semiHidden="1" w:unhideWhenUsed="1"/>
+    <w:lsdException w:name="Title" w:uiPriority="10" w:qFormat="1"/>
+    <w:lsdException w:name="Closing" w:semiHidden="1" w:unhideWhenUsed="1"/>
+    <w:lsdException w:name="Signature" w:semiHidden="1" w:unhideWhenUsed="1"/>
+    <w:lsdException w:name="Default Paragraph Font" w:semiHidden="1" w:uiPriority="1" w:unhideWhenUsed="1"/>
+    <w:lsdException w:name="Body Text" w:semiHidden="1" w:uiPriority="0" w:unhideWhenUsed="1"/>
+    <w:lsdException w:name="Body Text Indent" w:semiHidden="1" w:unhideWhenUsed="1"/>
+    <w:lsdException w:name="List Continue" w:semiHidden="1" w:unhideWhenUsed="1"/>
+    <w:lsdException w:name="List Continue 2" w:semiHidden="1" w:unhideWhenUsed="1"/>
+    <w:lsdException w:name="List Continue 3" w:semiHidden="1" w:unhideWhenUsed="1"/>
+    <w:lsdException w:name="List Continue 4" w:semiHidden="1" w:unhideWhenUsed="1"/>
+    <w:lsdException w:name="List Continue 5" w:semiHidden="1" w:unhideWhenUsed="1"/>
+    <w:lsdException w:name="Message Header" w:semiHidden="1" w:unhideWhenUsed="1"/>
+    <w:lsdException w:name="Subtitle" w:uiPriority="11" w:qFormat="1"/>
+    <w:lsdException w:name="Salutation" w:semiHidden="1" w:unhideWhenUsed="1"/>
+    <w:lsdException w:name="Date" w:semiHidden="1" w:unhideWhenUsed="1"/>
+    <w:lsdException w:name="Body Text First Indent" w:semiHidden="1" w:unhideWhenUsed="1"/>
+    <w:lsdException w:name="Body Text First Indent 2" w:semiHidden="1" w:unhideWhenUsed="1"/>
+    <w:lsdException w:name="Note Heading" w:semiHidden="1" w:unhideWhenUsed="1"/>
+    <w:lsdException w:name="Body Text 2" w:semiHidden="1" w:unhideWhenUsed="1"/>
+    <w:lsdException w:name="Body Text 3" w:semiHidden="1" w:unhideWhenUsed="1"/>
+    <w:lsdException w:name="Body Text Indent 2" w:semiHidden="1" w:unhideWhenUsed="1"/>
+    <w:lsdException w:name="Body Text Indent 3" w:semiHidden="1" w:unhideWhenUsed="1"/>
+    <w:lsdException w:name="Block Text" w:semiHidden="1" w:unhideWhenUsed="1"/>
+    <w:lsdException w:name="Hyperlink" w:semiHidden="1" w:unhideWhenUsed="1"/>
+    <w:lsdException w:name="FollowedHyperlink" w:semiHidden="1" w:unhideWhenUsed="1"/>
+    <w:lsdException w:name="Strong" w:uiPriority="22" w:qFormat="1"/>
+    <w:lsdException w:name="Emphasis" w:uiPriority="20" w:qFormat="1"/>
+    <w:lsdException w:name="Document Map" w:semiHidden="1" w:unhideWhenUsed="1"/>
+    <w:lsdException w:name="Plain Text" w:semiHidden="1" w:unhideWhenUsed="1"/>
+    <w:lsdException w:name="E-mail Signature" w:semiHidden="1" w:unhideWhenUsed="1"/>
+    <w:lsdException w:name="HTML Top of Form" w:semiHidden="1" w:unhideWhenUsed="1"/>
+    <w:lsdException w:name="HTML Bottom of Form" w:semiHidden="1" w:unhideWhenUsed="1"/>
+    <w:lsdException w:name="Normal (Web)" w:semiHidden="1" w:unhideWhenUsed="1"/>
+    <w:lsdException w:name="HTML Acronym" w:semiHidden="1" w:unhideWhenUsed="1"/>
+    <w:lsdException w:name="HTML Address" w:semiHidden="1" w:unhideWhenUsed="1"/>
+    <w:lsdException w:name="HTML Cite" w:semiHidden="1" w:unhideWhenUsed="1"/>
+    <w:lsdException w:name="HTML Code" w:semiHidden="1" w:unhideWhenUsed="1"/>
+    <w:lsdException w:name="HTML Definition" w:semiHidden="1" w:unhideWhenUsed="1"/>
+    <w:lsdException w:name="HTML Keyboard" w:semiHidden="1" w:unhideWhenUsed="1"/>
+    <w:lsdException w:name="HTML Preformatted" w:semiHidden="1" w:unhideWhenUsed="1"/>
+    <w:lsdException w:name="HTML Sample" w:semiHidden="1" w:unhideWhenUsed="1"/>
+    <w:lsdException w:name="HTML Typewriter" w:semiHidden="1" w:unhideWhenUsed="1"/>
+    <w:lsdException w:name="HTML Variable" w:semiHidden="1" w:unhideWhenUsed="1"/>
+    <w:lsdException w:name="Normal Table" w:semiHidden="1" w:unhideWhenUsed="1"/>
+    <w:lsdException w:name="annotation subject" w:semiHidden="1" w:unhideWhenUsed="1"/>
+    <w:lsdException w:name="No List" w:semiHidden="1" w:unhideWhenUsed="1"/>
+    <w:lsdException w:name="Outline List 1" w:semiHidden="1" w:unhideWhenUsed="1"/>
+    <w:lsdException w:name="Outline List 2" w:semiHidden="1" w:unhideWhenUsed="1"/>
+    <w:lsdException w:name="Outline List 3" w:semiHidden="1" w:unhideWhenUsed="1"/>
+    <w:lsdException w:name="Table Simple 1" w:semiHidden="1" w:unhideWhenUsed="1"/>
+    <w:lsdException w:name="Table Simple 2" w:semiHidden="1" w:unhideWhenUsed="1"/>
+    <w:lsdException w:name="Table Simple 3" w:semiHidden="1" w:unhideWhenUsed="1"/>
+    <w:lsdException w:name="Table Classic 1" w:semiHidden="1" w:unhideWhenUsed="1"/>
+    <w:lsdException w:name="Table Classic 2" w:semiHidden="1" w:unhideWhenUsed="1"/>
+    <w:lsdException w:name="Table Classic 3" w:semiHidden="1" w:unhideWhenUsed="1"/>
+    <w:lsdException w:name="Table Classic 4" w:semiHidden="1" w:unhideWhenUsed="1"/>
+    <w:lsdException w:name="Table Colorful 1" w:semiHidden="1" w:unhideWhenUsed="1"/>
+    <w:lsdException w:name="Table Colorful 2" w:semiHidden="1" w:unhideWhenUsed="1"/>
+    <w:lsdException w:name="Table Colorful 3" w:semiHidden="1" w:unhideWhenUsed="1"/>
+    <w:lsdException w:name="Table Columns 1" w:semiHidden="1" w:unhideWhenUsed="1"/>
+    <w:lsdException w:name="Table Columns 2" w:semiHidden="1" w:unhideWhenUsed="1"/>
+    <w:lsdException w:name="Table Columns 3" w:semiHidden="1" w:unhideWhenUsed="1"/>
+    <w:lsdException w:name="Table Columns 4" w:semiHidden="1" w:unhideWhenUsed="1"/>
+    <w:lsdException w:name="Table Columns 5" w:semiHidden="1" w:unhideWhenUsed="1"/>
+    <w:lsdException w:name="Table Grid 1" w:semiHidden="1" w:unhideWhenUsed="1"/>
+    <w:lsdException w:name="Table Grid 2" w:semiHidden="1" w:unhideWhenUsed="1"/>
+    <w:lsdException w:name="Table Grid 3" w:semiHidden="1" w:unhideWhenUsed="1"/>
+    <w:lsdException w:name="Table Grid 4" w:semiHidden="1" w:unhideWhenUsed="1"/>
+    <w:lsdException w:name="Table Grid 5" w:semiHidden="1" w:unhideWhenUsed="1"/>
+    <w:lsdException w:name="Table Grid 6" w:semiHidden="1" w:unhideWhenUsed="1"/>
+    <w:lsdException w:name="Table Grid 7" w:semiHidden="1" w:unhideWhenUsed="1"/>
+    <w:lsdException w:name="Table Grid 8" w:semiHidden="1" w:unhideWhenUsed="1"/>
+    <w:lsdException w:name="Table List 1" w:semiHidden="1" w:unhideWhenUsed="1"/>
+    <w:lsdException w:name="Table List 2" w:semiHidden="1" w:unhideWhenUsed="1"/>
+    <w:lsdException w:name="Table List 3" w:semiHidden="1" w:unhideWhenUsed="1"/>
+    <w:lsdException w:name="Table List 4" w:semiHidden="1" w:unhideWhenUsed="1"/>
+    <w:lsdException w:name="Table List 5" w:semiHidden="1" w:unhideWhenUsed="1"/>
+    <w:lsdException w:name="Table List 6" w:semiHidden="1" w:unhideWhenUsed="1"/>
+    <w:lsdException w:name="Table List 7" w:semiHidden="1" w:unhideWhenUsed="1"/>
+    <w:lsdException w:name="Table List 8" w:semiHidden="1" w:unhideWhenUsed="1"/>
+    <w:lsdException w:name="Table 3D effects 1" w:semiHidden="1" w:unhideWhenUsed="1"/>
+    <w:lsdException w:name="Table 3D effects 2" w:semiHidden="1" w:unhideWhenUsed="1"/>
+    <w:lsdException w:name="Table 3D effects 3" w:semiHidden="1" w:unhideWhenUsed="1"/>
+    <w:lsdException w:name="Table Contemporary" w:semiHidden="1" w:unhideWhenUsed="1"/>
+    <w:lsdException w:name="Table Elegant" w:semiHidden="1" w:unhideWhenUsed="1"/>
+    <w:lsdException w:name="Table Professional" w:semiHidden="1" w:unhideWhenUsed="1"/>
+    <w:lsdException w:name="Table Subtle 1" w:semiHidden="1" w:unhideWhenUsed="1"/>
+    <w:lsdException w:name="Table Subtle 2" w:semiHidden="1" w:unhideWhenUsed="1"/>
+    <w:lsdException w:name="Table Web 1" w:semiHidden="1" w:unhideWhenUsed="1"/>
+    <w:lsdException w:name="Table Web 2" w:semiHidden="1" w:unhideWhenUsed="1"/>
+    <w:lsdException w:name="Table Web 3" w:semiHidden="1" w:unhideWhenUsed="1"/>
+    <w:lsdException w:name="Balloon Text" w:semiHidden="1" w:unhideWhenUsed="1"/>
+    <w:lsdException w:name="Table Grid" w:uiPriority="59"/>
+    <w:lsdException w:name="Table Theme" w:semiHidden="1" w:unhideWhenUsed="1"/>
+    <w:lsdException w:name="Placeholder Text" w:semiHidden="1"/>
+    <w:lsdException w:name="No Spacing" w:uiPriority="1" w:qFormat="1"/>
+    <w:lsdException w:name="Light Shading" w:uiPriority="60"/>
+    <w:lsdException w:name="Light List" w:uiPriority="61"/>
+    <w:lsdException w:name="Light Grid" w:uiPriority="62"/>
+    <w:lsdException w:name="Medium Shading 1" w:uiPriority="63"/>
+    <w:lsdException w:name="Medium Shading 2" w:uiPriority="64"/>
+    <w:lsdException w:name="Medium List 1" w:uiPriority="65"/>
+    <w:lsdException w:name="Medium List 2" w:uiPriority="66"/>
+    <w:lsdException w:name="Medium Grid 1" w:uiPriority="67"/>
+    <w:lsdException w:name="Medium Grid 2" w:uiPriority="68"/>
+    <w:lsdException w:name="Medium Grid 3" w:uiPriority="69"/>
+    <w:lsdException w:name="Dark List" w:uiPriority="70"/>
+    <w:lsdException w:name="Colorful Shading" w:uiPriority="71"/>
+    <w:lsdException w:name="Colorful List" w:uiPriority="72"/>
+    <w:lsdException w:name="Colorful Grid" w:uiPriority="73"/>
+    <w:lsdException w:name="Light Shading Accent 1" w:uiPriority="60"/>
+    <w:lsdException w:name="Light List Accent 1" w:uiPriority="61"/>
+    <w:lsdException w:name="Light Grid Accent 1" w:uiPriority="62"/>
+    <w:lsdException w:name="Medium Shading 1 Accent 1" w:uiPriority="63"/>
+    <w:lsdException w:name="Medium Shading 2 Accent 1" w:uiPriority="64"/>
+    <w:lsdException w:name="Medium List 1 Accent 1" w:uiPriority="65"/>
+    <w:lsdException w:name="Revision" w:semiHidden="1"/>
+    <w:lsdException w:name="List Paragraph" w:uiPriority="34" w:qFormat="1"/>
+    <w:lsdException w:name="Quote" w:uiPriority="29" w:qFormat="1"/>
+    <w:lsdException w:name="Intense Quote" w:uiPriority="30" w:qFormat="1"/>
+    <w:lsdException w:name="Medium List 2 Accent 1" w:uiPriority="66"/>
+    <w:lsdException w:name="Medium Grid 1 Accent 1" w:uiPriority="67"/>
+    <w:lsdException w:name="Medium Grid 2 Accent 1" w:uiPriority="68"/>
+    <w:lsdException w:name="Medium Grid 3 Accent 1" w:uiPriority="69"/>
+    <w:lsdException w:name="Dark List Accent 1" w:uiPriority="70"/>
+    <w:lsdException w:name="Colorful Shading Accent 1" w:uiPriority="71"/>
+    <w:lsdException w:name="Colorful List Accent 1" w:uiPriority="72"/>
+    <w:lsdException w:name="Colorful Grid Accent 1" w:uiPriority="73"/>
+    <w:lsdException w:name="Light Shading Accent 2" w:uiPriority="60"/>
+    <w:lsdException w:name="Light List Accent 2" w:uiPriority="61"/>
+    <w:lsdException w:name="Light Grid Accent 2" w:uiPriority="62"/>
+    <w:lsdException w:name="Medium Shading 1 Accent 2" w:uiPriority="63"/>
+    <w:lsdException w:name="Medium Shading 2 Accent 2" w:uiPriority="64"/>
+    <w:lsdException w:name="Medium List 1 Accent 2" w:uiPriority="65"/>
+    <w:lsdException w:name="Medium List 2 Accent 2" w:uiPriority="66"/>
+    <w:lsdException w:name="Medium Grid 1 Accent 2" w:uiPriority="67"/>
+    <w:lsdException w:name="Medium Grid 2 Accent 2" w:uiPriority="68"/>
+    <w:lsdException w:name="Medium Grid 3 Accent 2" w:uiPriority="69"/>
+    <w:lsdException w:name="Dark List Accent 2" w:uiPriority="70"/>
+    <w:lsdException w:name="Colorful Shading Accent 2" w:uiPriority="71"/>
+    <w:lsdException w:name="Colorful List Accent 2" w:uiPriority="72"/>
+    <w:lsdException w:name="Colorful Grid Accent 2" w:uiPriority="73"/>
+    <w:lsdException w:name="Light Shading Accent 3" w:uiPriority="60"/>
+    <w:lsdException w:name="Light List Accent 3" w:uiPriority="61"/>
+    <w:lsdException w:name="Light Grid Accent 3" w:uiPriority="62"/>
+    <w:lsdException w:name="Medium Shading 1 Accent 3" w:uiPriority="63"/>
+    <w:lsdException w:name="Medium Shading 2 Accent 3" w:uiPriority="64"/>
+    <w:lsdException w:name="Medium List 1 Accent 3" w:uiPriority="65"/>
+    <w:lsdException w:name="Medium List 2 Accent 3" w:uiPriority="66"/>
+    <w:lsdException w:name="Medium Grid 1 Accent 3" w:uiPriority="67"/>
+    <w:lsdException w:name="Medium Grid 2 Accent 3" w:uiPriority="68"/>
+    <w:lsdException w:name="Medium Grid 3 Accent 3" w:uiPriority="69"/>
+    <w:lsdException w:name="Dark List Accent 3" w:uiPriority="70"/>
+    <w:lsdException w:name="Colorful Shading Accent 3" w:uiPriority="71"/>
+    <w:lsdException w:name="Colorful List Accent 3" w:uiPriority="72"/>
+    <w:lsdException w:name="Colorful Grid Accent 3" w:uiPriority="73"/>
+    <w:lsdException w:name="Light Shading Accent 4" w:uiPriority="60"/>
+    <w:lsdException w:name="Light List Accent 4" w:uiPriority="61"/>
+    <w:lsdException w:name="Light Grid Accent 4" w:uiPriority="62"/>
+    <w:lsdException w:name="Medium Shading 1 Accent 4" w:uiPriority="63"/>
+    <w:lsdException w:name="Medium Shading 2 Accent 4" w:uiPriority="64"/>
+    <w:lsdException w:name="Medium List 1 Accent 4" w:uiPriority="65"/>
+    <w:lsdException w:name="Medium List 2 Accent 4" w:uiPriority="66"/>
+    <w:lsdException w:name="Medium Grid 1 Accent 4" w:uiPriority="67"/>
+    <w:lsdException w:name="Medium Grid 2 Accent 4" w:uiPriority="68"/>
+    <w:lsdException w:name="Medium Grid 3 Accent 4" w:uiPriority="69"/>
+    <w:lsdException w:name="Dark List Accent 4" w:uiPriority="70"/>
+    <w:lsdException w:name="Colorful Shading Accent 4" w:uiPriority="71"/>
+    <w:lsdException w:name="Colorful List Accent 4" w:uiPriority="72"/>
+    <w:lsdException w:name="Colorful Grid Accent 4" w:uiPriority="73"/>
+    <w:lsdException w:name="Light Shading Accent 5" w:uiPriority="60"/>
+    <w:lsdException w:name="Light List Accent 5" w:uiPriority="61"/>
+    <w:lsdException w:name="Light Grid Accent 5" w:uiPriority="62"/>
+    <w:lsdException w:name="Medium Shading 1 Accent 5" w:uiPriority="63"/>
+    <w:lsdException w:name="Medium Shading 2 Accent 5" w:uiPriority="64"/>
+    <w:lsdException w:name="Medium List 1 Accent 5" w:uiPriority="65"/>
+    <w:lsdException w:name="Medium List 2 Accent 5" w:uiPriority="66"/>
+    <w:lsdException w:name="Medium Grid 1 Accent 5" w:uiPriority="67"/>
+    <w:lsdException w:name="Medium Grid 2 Accent 5" w:uiPriority="68"/>
+    <w:lsdException w:name="Medium Grid 3 Accent 5" w:uiPriority="69"/>
+    <w:lsdException w:name="Dark List Accent 5" w:uiPriority="70"/>
+    <w:lsdException w:name="Colorful Shading Accent 5" w:uiPriority="71"/>
+    <w:lsdException w:name="Colorful List Accent 5" w:uiPriority="72"/>
+    <w:lsdException w:name="Colorful Grid Accent 5" w:uiPriority="73"/>
+    <w:lsdException w:name="Light Shading Accent 6" w:uiPriority="60"/>
+    <w:lsdException w:name="Light List Accent 6" w:uiPriority="61"/>
+    <w:lsdException w:name="Light Grid Accent 6" w:uiPriority="62"/>
+    <w:lsdException w:name="Medium Shading 1 Accent 6" w:uiPriority="63"/>
+    <w:lsdException w:name="Medium Shading 2 Accent 6" w:uiPriority="64"/>
+    <w:lsdException w:name="Medium List 1 Accent 6" w:uiPriority="65"/>
+    <w:lsdException w:name="Medium List 2 Accent 6" w:uiPriority="66"/>
+    <w:lsdException w:name="Medium Grid 1 Accent 6" w:uiPriority="67"/>
+    <w:lsdException w:name="Medium Grid 2 Accent 6" w:uiPriority="68"/>
+    <w:lsdException w:name="Medium Grid 3 Accent 6" w:uiPriority="69"/>
+    <w:lsdException w:name="Dark List Accent 6" w:uiPriority="70"/>
+    <w:lsdException w:name="Colorful Shading Accent 6" w:uiPriority="71"/>
+    <w:lsdException w:name="Colorful List Accent 6" w:uiPriority="72"/>
+    <w:lsdException w:name="Colorful Grid Accent 6" w:uiPriority="73"/>
+    <w:lsdException w:name="Subtle Emphasis" w:uiPriority="19" w:qFormat="1"/>
+    <w:lsdException w:name="Intense Emphasis" w:uiPriority="21" w:qFormat="1"/>
+    <w:lsdException w:name="Subtle Reference" w:uiPriority="31" w:qFormat="1"/>
+    <w:lsdException w:name="Intense Reference" w:uiPriority="32" w:qFormat="1"/>
+    <w:lsdException w:name="Book Title" w:uiPriority="33" w:qFormat="1"/>
+    <w:lsdException w:name="Bibliography" w:semiHidden="1" w:uiPriority="37" w:unhideWhenUsed="1"/>
+    <w:lsdException w:name="TOC Heading" w:semiHidden="1" w:uiPriority="39" w:unhideWhenUsed="1" w:qFormat="1"/>
+    <w:lsdException w:name="Plain Table 1" w:uiPriority="41"/>
+    <w:lsdException w:name="Plain Table 2" w:uiPriority="42"/>
+    <w:lsdException w:name="Plain Table 3" w:uiPriority="43"/>
+    <w:lsdException w:name="Plain Table 4" w:uiPriority="44"/>
+    <w:lsdException w:name="Plain Table 5" w:uiPriority="45"/>
+    <w:lsdException w:name="Grid Table Light" w:uiPriority="40"/>
+    <w:lsdException w:name="Grid Table 1 Light" w:uiPriority="46"/>
+    <w:lsdException w:name="Grid Table 2" w:uiPriority="47"/>
+    <w:lsdException w:name="Grid Table 3" w:uiPriority="48"/>
+    <w:lsdException w:name="Grid Table 4" w:uiPriority="49"/>
+    <w:lsdException w:name="Grid Table 5 Dark" w:uiPriority="50"/>
+    <w:lsdException w:name="Grid Table 6 Colorful" w:uiPriority="51"/>
+    <w:lsdException w:name="Grid Table 7 Colorful" w:uiPriority="52"/>
+    <w:lsdException w:name="Grid Table 1 Light Accent 1" w:uiPriority="46"/>
+    <w:lsdException w:name="Grid Table 2 Accent 1" w:uiPriority="47"/>
+    <w:lsdException w:name="Grid Table 3 Accent 1" w:uiPriority="48"/>
+    <w:lsdException w:name="Grid Table 4 Accent 1" w:uiPriority="49"/>
+    <w:lsdException w:name="Grid Table 5 Dark Accent 1" w:uiPriority="50"/>
+    <w:lsdException w:name="Grid Table 6 Colorful Accent 1" w:uiPriority="51"/>
+    <w:lsdException w:name="Grid Table 7 Colorful Accent 1" w:uiPriority="52"/>
+    <w:lsdException w:name="Grid Table 1 Light Accent 2" w:uiPriority="46"/>
+    <w:lsdException w:name="Grid Table 2 Accent 2" w:uiPriority="47"/>
+    <w:lsdException w:name="Grid Table 3 Accent 2" w:uiPriority="48"/>
+    <w:lsdException w:name="Grid Table 4 Accent 2" w:uiPriority="49"/>
+    <w:lsdException w:name="Grid Table 5 Dark Accent 2" w:uiPriority="50"/>
+    <w:lsdException w:name="Grid Table 6 Colorful Accent 2" w:uiPriority="51"/>
+    <w:lsdException w:name="Grid Table 7 Colorful Accent 2" w:uiPriority="52"/>
+    <w:lsdException w:name="Grid Table 1 Light Accent 3" w:uiPriority="46"/>
+    <w:lsdException w:name="Grid Table 2 Accent 3" w:uiPriority="47"/>
+    <w:lsdException w:name="Grid Table 3 Accent 3" w:uiPriority="48"/>
+    <w:lsdException w:name="Grid Table 4 Accent 3" w:uiPriority="49"/>
+    <w:lsdException w:name="Grid Table 5 Dark Accent 3" w:uiPriority="50"/>
+    <w:lsdException w:name="Grid Table 6 Colorful Accent 3" w:uiPriority="51"/>
+    <w:lsdException w:name="Grid Table 7 Colorful Accent 3" w:uiPriority="52"/>
+    <w:lsdException w:name="Grid Table 1 Light Accent 4" w:uiPriority="46"/>
+    <w:lsdException w:name="Grid Table 2 Accent 4" w:uiPriority="47"/>
+    <w:lsdException w:name="Grid Table 3 Accent 4" w:uiPriority="48"/>
+    <w:lsdException w:name="Grid Table 4 Accent 4" w:uiPriority="49"/>
+    <w:lsdException w:name="Grid Table 5 Dark Accent 4" w:uiPriority="50"/>
+    <w:lsdException w:name="Grid Table 6 Colorful Accent 4" w:uiPriority="51"/>
+    <w:lsdException w:name="Grid Table 7 Colorful Accent 4" w:uiPriority="52"/>
+    <w:lsdException w:name="Grid Table 1 Light Accent 5" w:uiPriority="46"/>
+    <w:lsdException w:name="Grid Table 2 Accent 5" w:uiPriority="47"/>
+    <w:lsdException w:name="Grid Table 3 Accent 5" w:uiPriority="48"/>
+    <w:lsdException w:name="Grid Table 4 Accent 5" w:uiPriority="49"/>
+    <w:lsdException w:name="Grid Table 5 Dark Accent 5" w:uiPriority="50"/>
+    <w:lsdException w:name="Grid Table 6 Colorful Accent 5" w:uiPriority="51"/>
+    <w:lsdException w:name="Grid Table 7 Colorful Accent 5" w:uiPriority="52"/>
+    <w:lsdException w:name="Grid Table 1 Light Accent 6" w:uiPriority="46"/>
+    <w:lsdException w:name="Grid Table 2 Accent 6" w:uiPriority="47"/>
+    <w:lsdException w:name="Grid Table 3 Accent 6" w:uiPriority="48"/>
+    <w:lsdException w:name="Grid Table 4 Accent 6" w:uiPriority="49"/>
+    <w:lsdException w:name="Grid Table 5 Dark Accent 6" w:uiPriority="50"/>
+    <w:lsdException w:name="Grid Table 6 Colorful Accent 6" w:uiPriority="51"/>
+    <w:lsdException w:name="Grid Table 7 Colorful Accent 6" w:uiPriority="52"/>
+    <w:lsdException w:name="List Table 1 Light" w:uiPriority="46"/>
+    <w:lsdException w:name="List Table 2" w:uiPriority="47"/>
+    <w:lsdException w:name="List Table 3" w:uiPriority="48"/>
+    <w:lsdException w:name="List Table 4" w:uiPriority="49"/>
+    <w:lsdException w:name="List Table 5 Dark" w:uiPriority="50"/>
+    <w:lsdException w:name="List Table 6 Colorful" w:uiPriority="51"/>
+    <w:lsdException w:name="List Table 7 Colorful" w:uiPriority="52"/>
+    <w:lsdException w:name="List Table 1 Light Accent 1" w:uiPriority="46"/>
+    <w:lsdException w:name="List Table 2 Accent 1" w:uiPriority="47"/>
+    <w:lsdException w:name="List Table 3 Accent 1" w:uiPriority="48"/>
+    <w:lsdException w:name="List Table 4 Accent 1" w:uiPriority="49"/>
+    <w:lsdException w:name="List Table 5 Dark Accent 1" w:uiPriority="50"/>
+    <w:lsdException w:name="List Table 6 Colorful Accent 1" w:uiPriority="51"/>
+    <w:lsdException w:name="List Table 7 Colorful Accent 1" w:uiPriority="52"/>
+    <w:lsdException w:name="List Table 1 Light Accent 2" w:uiPriority="46"/>
+    <w:lsdException w:name="List Table 2 Accent 2" w:uiPriority="47"/>
+    <w:lsdException w:name="List Table 3 Accent 2" w:uiPriority="48"/>
+    <w:lsdException w:name="List Table 4 Accent 2" w:uiPriority="49"/>
+    <w:lsdException w:name="List Table 5 Dark Accent 2" w:uiPriority="50"/>
+    <w:lsdException w:name="List Table 6 Colorful Accent 2" w:uiPriority="51"/>
+    <w:lsdException w:name="List Table 7 Colorful Accent 2" w:uiPriority="52"/>
+    <w:lsdException w:name="List Table 1 Light Accent 3" w:uiPriority="46"/>
+    <w:lsdException w:name="List Table 2 Accent 3" w:uiPriority="47"/>
+    <w:lsdException w:name="List Table 3 Accent 3" w:uiPriority="48"/>
+    <w:lsdException w:name="List Table 4 Accent 3" w:uiPriority="49"/>
+    <w:lsdException w:name="List Table 5 Dark Accent 3" w:uiPriority="50"/>
+    <w:lsdException w:name="List Table 6 Colorful Accent 3" w:uiPriority="51"/>
+    <w:lsdException w:name="List Table 7 Colorful Accent 3" w:uiPriority="52"/>
+    <w:lsdException w:name="List Table 1 Light Accent 4" w:uiPriority="46"/>
+    <w:lsdException w:name="List Table 2 Accent 4" w:uiPriority="47"/>
+    <w:lsdException w:name="List Table 3 Accent 4" w:uiPriority="48"/>
+    <w:lsdException w:name="List Table 4 Accent 4" w:uiPriority="49"/>
+    <w:lsdException w:name="List Table 5 Dark Accent 4" w:uiPriority="50"/>
+    <w:lsdException w:name="List Table 6 Colorful Accent 4" w:uiPriority="51"/>
+    <w:lsdException w:name="List Table 7 Colorful Accent 4" w:uiPriority="52"/>
+    <w:lsdException w:name="List Table 1 Light Accent 5" w:uiPriority="46"/>
+    <w:lsdException w:name="List Table 2 Accent 5" w:uiPriority="47"/>
+    <w:lsdException w:name="List Table 3 Accent 5" w:uiPriority="48"/>
+    <w:lsdException w:name="List Table 4 Accent 5" w:uiPriority="49"/>
+    <w:lsdException w:name="List Table 5 Dark Accent 5" w:uiPriority="50"/>
+    <w:lsdException w:name="List Table 6 Colorful Accent 5" w:uiPriority="51"/>
+    <w:lsdException w:name="List Table 7 Colorful Accent 5" w:uiPriority="52"/>
+    <w:lsdException w:name="List Table 1 Light Accent 6" w:uiPriority="46"/>
+    <w:lsdException w:name="List Table 2 Accent 6" w:uiPriority="47"/>
+    <w:lsdException w:name="List Table 3 Accent 6" w:uiPriority="48"/>
+    <w:lsdException w:name="List Table 4 Accent 6" w:uiPriority="49"/>
+    <w:lsdException w:name="List Table 5 Dark Accent 6" w:uiPriority="50"/>
+    <w:lsdException w:name="List Table 6 Colorful Accent 6" w:uiPriority="51"/>
+    <w:lsdException w:name="List Table 7 Colorful Accent 6" w:uiPriority="52"/>
+    <w:lsdException w:name="Mention" w:semiHidden="1" w:unhideWhenUsed="1"/>
+    <w:lsdException w:name="Smart Hyperlink" w:semiHidden="1" w:unhideWhenUsed="1"/>
+    <w:lsdException w:name="Hashtag" w:semiHidden="1" w:unhideWhenUsed="1"/>
+    <w:lsdException w:name="Unresolved Mention" w:semiHidden="1" w:unhideWhenUsed="1"/>
+    <w:lsdException w:name="Smart Link" w:semiHidden="1" w:unhideWhenUsed="1"/>
   </w:latentStyles>
   <w:style w:type="paragraph" w:default="1" w:styleId="Normal">
     <w:name w:val="Normal"/>
     <w:qFormat/>
-    <w:rsid w:val="00C20FD8"/>
+    <w:rsid w:val="00642EBA"/>
+    <w:pPr>
+      <w:spacing w:after="240" w:line="276" w:lineRule="auto"/>
+    </w:pPr>
+    <w:rPr>
+      <w:rFonts w:cstheme="minorHAnsi"/>
+      <w:sz w:val="28"/>
+      <w:szCs w:val="28"/>
+    </w:rPr>
+  </w:style>
+  <w:style w:type="paragraph" w:styleId="Heading1">
+    <w:name w:val="heading 1"/>
+    <w:basedOn w:val="NoSpacing"/>
+    <w:next w:val="Normal"/>
+    <w:link w:val="Heading1Char"/>
+    <w:qFormat/>
+    <w:rsid w:val="00642EBA"/>
+    <w:pPr>
+      <w:keepNext/>
+      <w:spacing w:before="240" w:after="60"/>
+      <w:outlineLvl w:val="0"/>
+    </w:pPr>
+    <w:rPr>
+      <w:rFonts w:eastAsiaTheme="majorEastAsia"/>
+      <w:b/>
+      <w:kern w:val="28"/>
+      <w:sz w:val="56"/>
+    </w:rPr>
+  </w:style>
+  <w:style w:type="paragraph" w:styleId="Heading2">
+    <w:name w:val="heading 2"/>
+    <w:basedOn w:val="Heading1"/>
+    <w:next w:val="Normal"/>
+    <w:link w:val="Heading2Char"/>
+    <w:qFormat/>
+    <w:rsid w:val="00642EBA"/>
+    <w:pPr>
+      <w:numPr>
+        <w:ilvl w:val="1"/>
+        <w:numId w:val="7"/>
+      </w:numPr>
+      <w:outlineLvl w:val="1"/>
+    </w:pPr>
+    <w:rPr>
+      <w:rFonts w:asciiTheme="majorHAnsi" w:hAnsiTheme="majorHAnsi"/>
+      <w:sz w:val="48"/>
+      <w:szCs w:val="48"/>
+    </w:rPr>
+  </w:style>
+  <w:style w:type="paragraph" w:styleId="Heading3">
+    <w:name w:val="heading 3"/>
+    <w:basedOn w:val="Heading2"/>
+    <w:next w:val="Normal"/>
+    <w:link w:val="Heading3Char"/>
+    <w:qFormat/>
+    <w:rsid w:val="00642EBA"/>
+    <w:pPr>
+      <w:outlineLvl w:val="2"/>
+    </w:pPr>
+    <w:rPr>
+      <w:sz w:val="40"/>
+    </w:rPr>
+  </w:style>
+  <w:style w:type="paragraph" w:styleId="Heading4">
+    <w:name w:val="heading 4"/>
+    <w:basedOn w:val="Heading3"/>
+    <w:next w:val="Normal"/>
+    <w:link w:val="Heading4Char"/>
+    <w:qFormat/>
+    <w:rsid w:val="00642EBA"/>
+    <w:pPr>
+      <w:numPr>
+        <w:ilvl w:val="3"/>
+      </w:numPr>
+      <w:outlineLvl w:val="3"/>
+    </w:pPr>
+    <w:rPr>
+      <w:sz w:val="32"/>
+    </w:rPr>
+  </w:style>
+  <w:style w:type="paragraph" w:styleId="Heading5">
+    <w:name w:val="heading 5"/>
+    <w:basedOn w:val="Heading4"/>
+    <w:next w:val="Normal"/>
+    <w:link w:val="Heading5Char"/>
+    <w:qFormat/>
+    <w:rsid w:val="00642EBA"/>
+    <w:pPr>
+      <w:numPr>
+        <w:ilvl w:val="4"/>
+      </w:numPr>
+      <w:outlineLvl w:val="4"/>
+    </w:pPr>
+    <w:rPr>
+      <w:sz w:val="28"/>
+    </w:rPr>
+  </w:style>
+  <w:style w:type="paragraph" w:styleId="Heading6">
+    <w:name w:val="heading 6"/>
+    <w:basedOn w:val="Heading5"/>
+    <w:next w:val="Normal"/>
+    <w:link w:val="Heading6Char"/>
+    <w:qFormat/>
+    <w:rsid w:val="00642EBA"/>
+    <w:pPr>
+      <w:numPr>
+        <w:ilvl w:val="5"/>
+      </w:numPr>
+      <w:outlineLvl w:val="5"/>
+    </w:pPr>
+    <w:rPr>
+      <w:bCs/>
+      <w:sz w:val="24"/>
+      <w:szCs w:val="24"/>
+      <w:u w:val="single"/>
+    </w:rPr>
+  </w:style>
+  <w:style w:type="paragraph" w:styleId="Heading7">
+    <w:name w:val="heading 7"/>
+    <w:basedOn w:val="Heading6"/>
+    <w:next w:val="Normal"/>
+    <w:link w:val="Heading7Char"/>
+    <w:qFormat/>
+    <w:rsid w:val="00642EBA"/>
+    <w:pPr>
+      <w:keepNext w:val="0"/>
+      <w:numPr>
+        <w:ilvl w:val="0"/>
+        <w:numId w:val="0"/>
+      </w:numPr>
+      <w:outlineLvl w:val="6"/>
+    </w:pPr>
+    <w:rPr>
+      <w:b w:val="0"/>
+      <w:kern w:val="0"/>
+    </w:rPr>
+  </w:style>
+  <w:style w:type="paragraph" w:styleId="Heading8">
+    <w:name w:val="heading 8"/>
+    <w:basedOn w:val="Heading6"/>
+    <w:next w:val="Normal"/>
+    <w:link w:val="Heading8Char"/>
+    <w:qFormat/>
+    <w:rsid w:val="00642EBA"/>
+    <w:pPr>
+      <w:outlineLvl w:val="7"/>
+    </w:pPr>
+    <w:rPr>
+      <w:i/>
+      <w:iCs/>
+      <w:u w:val="none"/>
+    </w:rPr>
+  </w:style>
+  <w:style w:type="paragraph" w:styleId="Heading9">
+    <w:name w:val="heading 9"/>
+    <w:basedOn w:val="Heading8"/>
+    <w:next w:val="Normal"/>
+    <w:link w:val="Heading9Char"/>
+    <w:qFormat/>
+    <w:rsid w:val="00642EBA"/>
+    <w:pPr>
+      <w:outlineLvl w:val="8"/>
+    </w:pPr>
+    <w:rPr>
+      <w:b w:val="0"/>
+      <w:bCs w:val="0"/>
+    </w:rPr>
   </w:style>
   <w:style w:type="character" w:default="1" w:styleId="DefaultParagraphFont">
     <w:name w:val="Default Paragraph Font"/>
     <w:uiPriority w:val="1"/>
+    <w:semiHidden/>
     <w:unhideWhenUsed/>
   </w:style>
   <w:style w:type="table" w:default="1" w:styleId="TableNormal">
@@ -3208,7 +3644,6 @@
     <w:uiPriority w:val="99"/>
     <w:semiHidden/>
     <w:unhideWhenUsed/>
-    <w:qFormat/>
     <w:tblPr>
       <w:tblInd w:w="0" w:type="dxa"/>
       <w:tblCellMar>
@@ -3254,6 +3689,505 @@
       <w:sz w:val="20"/>
       <w:szCs w:val="20"/>
       <w:lang w:eastAsia="ar-SA"/>
+    </w:rPr>
+  </w:style>
+  <w:style w:type="paragraph" w:customStyle="1" w:styleId="Subheading1">
+    <w:name w:val="Subheading 1"/>
+    <w:basedOn w:val="Heading1"/>
+    <w:next w:val="Normal"/>
+    <w:link w:val="Subheading1Char"/>
+    <w:qFormat/>
+    <w:rsid w:val="00642EBA"/>
+    <w:pPr>
+      <w:spacing w:before="0" w:after="0" w:line="240" w:lineRule="auto"/>
+      <w:contextualSpacing/>
+    </w:pPr>
+    <w:rPr>
+      <w:rFonts w:asciiTheme="majorHAnsi" w:eastAsiaTheme="minorHAnsi" w:hAnsiTheme="majorHAnsi"/>
+      <w:sz w:val="48"/>
+      <w:szCs w:val="48"/>
+      <w:vertAlign w:val="superscript"/>
+    </w:rPr>
+  </w:style>
+  <w:style w:type="character" w:customStyle="1" w:styleId="Subheading1Char">
+    <w:name w:val="Subheading 1 Char"/>
+    <w:basedOn w:val="DefaultParagraphFont"/>
+    <w:link w:val="Subheading1"/>
+    <w:rsid w:val="00642EBA"/>
+    <w:rPr>
+      <w:rFonts w:asciiTheme="majorHAnsi" w:hAnsiTheme="majorHAnsi" w:cstheme="minorHAnsi"/>
+      <w:b/>
+      <w:kern w:val="28"/>
+      <w:sz w:val="48"/>
+      <w:szCs w:val="48"/>
+      <w:vertAlign w:val="superscript"/>
+    </w:rPr>
+  </w:style>
+  <w:style w:type="character" w:customStyle="1" w:styleId="Heading1Char">
+    <w:name w:val="Heading 1 Char"/>
+    <w:basedOn w:val="DefaultParagraphFont"/>
+    <w:link w:val="Heading1"/>
+    <w:rsid w:val="00642EBA"/>
+    <w:rPr>
+      <w:rFonts w:eastAsiaTheme="majorEastAsia" w:cstheme="minorHAnsi"/>
+      <w:b/>
+      <w:kern w:val="28"/>
+      <w:sz w:val="56"/>
+      <w:szCs w:val="28"/>
+    </w:rPr>
+  </w:style>
+  <w:style w:type="paragraph" w:customStyle="1" w:styleId="Subheading2">
+    <w:name w:val="Subheading 2"/>
+    <w:basedOn w:val="Subheading1"/>
+    <w:next w:val="Normal"/>
+    <w:link w:val="Subheading2Char"/>
+    <w:qFormat/>
+    <w:rsid w:val="00642EBA"/>
+  </w:style>
+  <w:style w:type="character" w:customStyle="1" w:styleId="Subheading2Char">
+    <w:name w:val="Subheading 2 Char"/>
+    <w:basedOn w:val="Subheading1Char"/>
+    <w:link w:val="Subheading2"/>
+    <w:rsid w:val="00642EBA"/>
+    <w:rPr>
+      <w:rFonts w:asciiTheme="majorHAnsi" w:hAnsiTheme="majorHAnsi" w:cstheme="minorHAnsi"/>
+      <w:b/>
+      <w:kern w:val="28"/>
+      <w:sz w:val="48"/>
+      <w:szCs w:val="48"/>
+      <w:vertAlign w:val="superscript"/>
+    </w:rPr>
+  </w:style>
+  <w:style w:type="paragraph" w:customStyle="1" w:styleId="Subheading3">
+    <w:name w:val="Subheading 3"/>
+    <w:basedOn w:val="Subheading2"/>
+    <w:next w:val="Normal"/>
+    <w:link w:val="Subheading3Char"/>
+    <w:qFormat/>
+    <w:rsid w:val="00642EBA"/>
+    <w:rPr>
+      <w:sz w:val="40"/>
+      <w:szCs w:val="40"/>
+    </w:rPr>
+  </w:style>
+  <w:style w:type="character" w:customStyle="1" w:styleId="Subheading3Char">
+    <w:name w:val="Subheading 3 Char"/>
+    <w:basedOn w:val="Subheading2Char"/>
+    <w:link w:val="Subheading3"/>
+    <w:rsid w:val="00642EBA"/>
+    <w:rPr>
+      <w:rFonts w:asciiTheme="majorHAnsi" w:hAnsiTheme="majorHAnsi" w:cstheme="minorHAnsi"/>
+      <w:b/>
+      <w:kern w:val="28"/>
+      <w:sz w:val="40"/>
+      <w:szCs w:val="40"/>
+      <w:vertAlign w:val="superscript"/>
+    </w:rPr>
+  </w:style>
+  <w:style w:type="paragraph" w:customStyle="1" w:styleId="Suptitle">
+    <w:name w:val="Suptitle"/>
+    <w:basedOn w:val="Subtitle"/>
+    <w:link w:val="SuptitleChar"/>
+    <w:qFormat/>
+    <w:rsid w:val="00642EBA"/>
+    <w:pPr>
+      <w:spacing w:before="240" w:line="240" w:lineRule="auto"/>
+    </w:pPr>
+    <w:rPr>
+      <w:vertAlign w:val="subscript"/>
+    </w:rPr>
+  </w:style>
+  <w:style w:type="character" w:customStyle="1" w:styleId="SuptitleChar">
+    <w:name w:val="Suptitle Char"/>
+    <w:basedOn w:val="SubtitleChar"/>
+    <w:link w:val="Suptitle"/>
+    <w:rsid w:val="00642EBA"/>
+    <w:rPr>
+      <w:rFonts w:asciiTheme="majorHAnsi" w:eastAsiaTheme="majorEastAsia" w:hAnsiTheme="majorHAnsi" w:cstheme="majorBidi"/>
+      <w:color w:val="7F7F7F" w:themeColor="text1" w:themeTint="80"/>
+      <w:spacing w:val="-10"/>
+      <w:kern w:val="28"/>
+      <w:sz w:val="72"/>
+      <w:szCs w:val="72"/>
+      <w:vertAlign w:val="subscript"/>
+    </w:rPr>
+  </w:style>
+  <w:style w:type="paragraph" w:styleId="Subtitle">
+    <w:name w:val="Subtitle"/>
+    <w:basedOn w:val="Title"/>
+    <w:next w:val="Normal"/>
+    <w:link w:val="SubtitleChar"/>
+    <w:uiPriority w:val="11"/>
+    <w:qFormat/>
+    <w:rsid w:val="00642EBA"/>
+    <w:rPr>
+      <w:b w:val="0"/>
+      <w:bCs w:val="0"/>
+      <w:color w:val="7F7F7F" w:themeColor="text1" w:themeTint="80"/>
+      <w:vertAlign w:val="superscript"/>
+    </w:rPr>
+  </w:style>
+  <w:style w:type="character" w:customStyle="1" w:styleId="SubtitleChar">
+    <w:name w:val="Subtitle Char"/>
+    <w:basedOn w:val="DefaultParagraphFont"/>
+    <w:link w:val="Subtitle"/>
+    <w:uiPriority w:val="11"/>
+    <w:rsid w:val="00642EBA"/>
+    <w:rPr>
+      <w:rFonts w:asciiTheme="majorHAnsi" w:eastAsiaTheme="majorEastAsia" w:hAnsiTheme="majorHAnsi" w:cstheme="majorBidi"/>
+      <w:color w:val="7F7F7F" w:themeColor="text1" w:themeTint="80"/>
+      <w:spacing w:val="-10"/>
+      <w:kern w:val="28"/>
+      <w:sz w:val="72"/>
+      <w:szCs w:val="72"/>
+      <w:vertAlign w:val="superscript"/>
+    </w:rPr>
+  </w:style>
+  <w:style w:type="paragraph" w:styleId="NoSpacing">
+    <w:name w:val="No Spacing"/>
+    <w:basedOn w:val="Normal"/>
+    <w:uiPriority w:val="1"/>
+    <w:qFormat/>
+    <w:rsid w:val="00642EBA"/>
+    <w:pPr>
+      <w:spacing w:after="0"/>
+    </w:pPr>
+  </w:style>
+  <w:style w:type="character" w:customStyle="1" w:styleId="Heading2Char">
+    <w:name w:val="Heading 2 Char"/>
+    <w:basedOn w:val="DefaultParagraphFont"/>
+    <w:link w:val="Heading2"/>
+    <w:rsid w:val="00642EBA"/>
+    <w:rPr>
+      <w:rFonts w:asciiTheme="majorHAnsi" w:eastAsiaTheme="majorEastAsia" w:hAnsiTheme="majorHAnsi" w:cstheme="minorHAnsi"/>
+      <w:b/>
+      <w:kern w:val="28"/>
+      <w:sz w:val="48"/>
+      <w:szCs w:val="48"/>
+    </w:rPr>
+  </w:style>
+  <w:style w:type="character" w:customStyle="1" w:styleId="Heading3Char">
+    <w:name w:val="Heading 3 Char"/>
+    <w:basedOn w:val="DefaultParagraphFont"/>
+    <w:link w:val="Heading3"/>
+    <w:rsid w:val="00642EBA"/>
+    <w:rPr>
+      <w:rFonts w:asciiTheme="majorHAnsi" w:eastAsiaTheme="majorEastAsia" w:hAnsiTheme="majorHAnsi" w:cstheme="minorHAnsi"/>
+      <w:b/>
+      <w:kern w:val="28"/>
+      <w:sz w:val="40"/>
+      <w:szCs w:val="48"/>
+    </w:rPr>
+  </w:style>
+  <w:style w:type="character" w:customStyle="1" w:styleId="Heading4Char">
+    <w:name w:val="Heading 4 Char"/>
+    <w:basedOn w:val="DefaultParagraphFont"/>
+    <w:link w:val="Heading4"/>
+    <w:rsid w:val="00642EBA"/>
+    <w:rPr>
+      <w:rFonts w:asciiTheme="majorHAnsi" w:eastAsiaTheme="majorEastAsia" w:hAnsiTheme="majorHAnsi" w:cstheme="minorHAnsi"/>
+      <w:b/>
+      <w:kern w:val="28"/>
+      <w:sz w:val="32"/>
+      <w:szCs w:val="48"/>
+    </w:rPr>
+  </w:style>
+  <w:style w:type="character" w:customStyle="1" w:styleId="Heading5Char">
+    <w:name w:val="Heading 5 Char"/>
+    <w:basedOn w:val="DefaultParagraphFont"/>
+    <w:link w:val="Heading5"/>
+    <w:rsid w:val="00642EBA"/>
+    <w:rPr>
+      <w:rFonts w:asciiTheme="majorHAnsi" w:eastAsiaTheme="majorEastAsia" w:hAnsiTheme="majorHAnsi" w:cstheme="minorHAnsi"/>
+      <w:b/>
+      <w:kern w:val="28"/>
+      <w:sz w:val="28"/>
+      <w:szCs w:val="48"/>
+    </w:rPr>
+  </w:style>
+  <w:style w:type="character" w:customStyle="1" w:styleId="Heading6Char">
+    <w:name w:val="Heading 6 Char"/>
+    <w:basedOn w:val="DefaultParagraphFont"/>
+    <w:link w:val="Heading6"/>
+    <w:rsid w:val="00642EBA"/>
+    <w:rPr>
+      <w:rFonts w:asciiTheme="majorHAnsi" w:eastAsiaTheme="majorEastAsia" w:hAnsiTheme="majorHAnsi" w:cstheme="minorHAnsi"/>
+      <w:b/>
+      <w:bCs/>
+      <w:kern w:val="28"/>
+      <w:sz w:val="24"/>
+      <w:szCs w:val="24"/>
+      <w:u w:val="single"/>
+    </w:rPr>
+  </w:style>
+  <w:style w:type="character" w:customStyle="1" w:styleId="Heading7Char">
+    <w:name w:val="Heading 7 Char"/>
+    <w:basedOn w:val="DefaultParagraphFont"/>
+    <w:link w:val="Heading7"/>
+    <w:rsid w:val="00642EBA"/>
+    <w:rPr>
+      <w:rFonts w:asciiTheme="majorHAnsi" w:eastAsiaTheme="majorEastAsia" w:hAnsiTheme="majorHAnsi" w:cstheme="minorHAnsi"/>
+      <w:bCs/>
+      <w:sz w:val="24"/>
+      <w:szCs w:val="24"/>
+      <w:u w:val="single"/>
+    </w:rPr>
+  </w:style>
+  <w:style w:type="character" w:customStyle="1" w:styleId="Heading8Char">
+    <w:name w:val="Heading 8 Char"/>
+    <w:basedOn w:val="DefaultParagraphFont"/>
+    <w:link w:val="Heading8"/>
+    <w:rsid w:val="00642EBA"/>
+    <w:rPr>
+      <w:rFonts w:asciiTheme="majorHAnsi" w:eastAsiaTheme="majorEastAsia" w:hAnsiTheme="majorHAnsi" w:cstheme="minorHAnsi"/>
+      <w:b/>
+      <w:bCs/>
+      <w:i/>
+      <w:iCs/>
+      <w:kern w:val="28"/>
+      <w:sz w:val="24"/>
+      <w:szCs w:val="24"/>
+    </w:rPr>
+  </w:style>
+  <w:style w:type="character" w:customStyle="1" w:styleId="Heading9Char">
+    <w:name w:val="Heading 9 Char"/>
+    <w:basedOn w:val="DefaultParagraphFont"/>
+    <w:link w:val="Heading9"/>
+    <w:rsid w:val="00642EBA"/>
+    <w:rPr>
+      <w:rFonts w:asciiTheme="majorHAnsi" w:eastAsiaTheme="majorEastAsia" w:hAnsiTheme="majorHAnsi" w:cstheme="minorHAnsi"/>
+      <w:i/>
+      <w:iCs/>
+      <w:kern w:val="28"/>
+      <w:sz w:val="24"/>
+      <w:szCs w:val="24"/>
+    </w:rPr>
+  </w:style>
+  <w:style w:type="paragraph" w:styleId="Caption">
+    <w:name w:val="caption"/>
+    <w:basedOn w:val="Normal"/>
+    <w:next w:val="Normal"/>
+    <w:uiPriority w:val="35"/>
+    <w:semiHidden/>
+    <w:unhideWhenUsed/>
+    <w:qFormat/>
+    <w:rsid w:val="00642EBA"/>
+    <w:pPr>
+      <w:spacing w:after="200"/>
+    </w:pPr>
+    <w:rPr>
+      <w:rFonts w:eastAsia="Times New Roman"/>
+      <w:i/>
+      <w:iCs/>
+      <w:color w:val="1F497D" w:themeColor="text2"/>
+      <w:szCs w:val="18"/>
+    </w:rPr>
+  </w:style>
+  <w:style w:type="paragraph" w:styleId="Title">
+    <w:name w:val="Title"/>
+    <w:basedOn w:val="NoSpacing"/>
+    <w:next w:val="Normal"/>
+    <w:link w:val="TitleChar"/>
+    <w:uiPriority w:val="10"/>
+    <w:qFormat/>
+    <w:rsid w:val="00642EBA"/>
+    <w:rPr>
+      <w:rFonts w:asciiTheme="majorHAnsi" w:eastAsiaTheme="majorEastAsia" w:hAnsiTheme="majorHAnsi" w:cstheme="majorBidi"/>
+      <w:b/>
+      <w:bCs/>
+      <w:spacing w:val="-10"/>
+      <w:kern w:val="28"/>
+      <w:sz w:val="72"/>
+      <w:szCs w:val="72"/>
+    </w:rPr>
+  </w:style>
+  <w:style w:type="character" w:customStyle="1" w:styleId="TitleChar">
+    <w:name w:val="Title Char"/>
+    <w:basedOn w:val="DefaultParagraphFont"/>
+    <w:link w:val="Title"/>
+    <w:uiPriority w:val="10"/>
+    <w:rsid w:val="00642EBA"/>
+    <w:rPr>
+      <w:rFonts w:asciiTheme="majorHAnsi" w:eastAsiaTheme="majorEastAsia" w:hAnsiTheme="majorHAnsi" w:cstheme="majorBidi"/>
+      <w:b/>
+      <w:bCs/>
+      <w:spacing w:val="-10"/>
+      <w:kern w:val="28"/>
+      <w:sz w:val="72"/>
+      <w:szCs w:val="72"/>
+    </w:rPr>
+  </w:style>
+  <w:style w:type="character" w:styleId="Strong">
+    <w:name w:val="Strong"/>
+    <w:uiPriority w:val="22"/>
+    <w:qFormat/>
+    <w:rsid w:val="00642EBA"/>
+    <w:rPr>
+      <w:b/>
+      <w:bCs/>
+    </w:rPr>
+  </w:style>
+  <w:style w:type="character" w:styleId="Emphasis">
+    <w:name w:val="Emphasis"/>
+    <w:uiPriority w:val="20"/>
+    <w:qFormat/>
+    <w:rsid w:val="00642EBA"/>
+    <w:rPr>
+      <w:rFonts w:asciiTheme="minorHAnsi" w:hAnsiTheme="minorHAnsi" w:cstheme="minorHAnsi"/>
+      <w:i/>
+      <w:iCs/>
+      <w:sz w:val="28"/>
+      <w:szCs w:val="28"/>
+    </w:rPr>
+  </w:style>
+  <w:style w:type="paragraph" w:styleId="ListParagraph">
+    <w:name w:val="List Paragraph"/>
+    <w:basedOn w:val="Normal"/>
+    <w:uiPriority w:val="34"/>
+    <w:qFormat/>
+    <w:rsid w:val="00642EBA"/>
+    <w:pPr>
+      <w:ind w:left="720"/>
+      <w:contextualSpacing/>
+    </w:pPr>
+    <w:rPr>
+      <w:rFonts w:eastAsia="Times New Roman"/>
+    </w:rPr>
+  </w:style>
+  <w:style w:type="paragraph" w:styleId="Quote">
+    <w:name w:val="Quote"/>
+    <w:basedOn w:val="Normal"/>
+    <w:next w:val="Normal"/>
+    <w:link w:val="QuoteChar"/>
+    <w:uiPriority w:val="29"/>
+    <w:qFormat/>
+    <w:rsid w:val="00642EBA"/>
+    <w:pPr>
+      <w:keepLines/>
+      <w:pageBreakBefore/>
+      <w:pBdr>
+        <w:left w:val="single" w:sz="4" w:space="7" w:color="auto"/>
+      </w:pBdr>
+      <w:spacing w:before="120" w:after="120"/>
+      <w:ind w:left="360"/>
+      <w:contextualSpacing/>
+      <w:mirrorIndents/>
+    </w:pPr>
+  </w:style>
+  <w:style w:type="character" w:customStyle="1" w:styleId="QuoteChar">
+    <w:name w:val="Quote Char"/>
+    <w:basedOn w:val="DefaultParagraphFont"/>
+    <w:link w:val="Quote"/>
+    <w:uiPriority w:val="29"/>
+    <w:rsid w:val="00642EBA"/>
+    <w:rPr>
+      <w:rFonts w:cstheme="minorHAnsi"/>
+      <w:sz w:val="28"/>
+      <w:szCs w:val="28"/>
+    </w:rPr>
+  </w:style>
+  <w:style w:type="paragraph" w:styleId="IntenseQuote">
+    <w:name w:val="Intense Quote"/>
+    <w:basedOn w:val="Quote"/>
+    <w:next w:val="Normal"/>
+    <w:link w:val="IntenseQuoteChar"/>
+    <w:uiPriority w:val="30"/>
+    <w:qFormat/>
+    <w:rsid w:val="00642EBA"/>
+    <w:pPr>
+      <w:pBdr>
+        <w:left w:val="single" w:sz="18" w:space="7" w:color="auto"/>
+      </w:pBdr>
+    </w:pPr>
+    <w:rPr>
+      <w:b/>
+      <w:bCs/>
+    </w:rPr>
+  </w:style>
+  <w:style w:type="character" w:customStyle="1" w:styleId="IntenseQuoteChar">
+    <w:name w:val="Intense Quote Char"/>
+    <w:basedOn w:val="DefaultParagraphFont"/>
+    <w:link w:val="IntenseQuote"/>
+    <w:uiPriority w:val="30"/>
+    <w:rsid w:val="00642EBA"/>
+    <w:rPr>
+      <w:rFonts w:cstheme="minorHAnsi"/>
+      <w:b/>
+      <w:bCs/>
+      <w:sz w:val="28"/>
+      <w:szCs w:val="28"/>
+    </w:rPr>
+  </w:style>
+  <w:style w:type="character" w:styleId="SubtleEmphasis">
+    <w:name w:val="Subtle Emphasis"/>
+    <w:basedOn w:val="Emphasis"/>
+    <w:uiPriority w:val="19"/>
+    <w:qFormat/>
+    <w:rsid w:val="00642EBA"/>
+    <w:rPr>
+      <w:rFonts w:asciiTheme="minorHAnsi" w:hAnsiTheme="minorHAnsi" w:cs="Calibri Light"/>
+      <w:i/>
+      <w:iCs/>
+      <w:color w:val="7F7F7F" w:themeColor="text1" w:themeTint="80"/>
+      <w:sz w:val="28"/>
+      <w:szCs w:val="28"/>
+    </w:rPr>
+  </w:style>
+  <w:style w:type="character" w:styleId="IntenseEmphasis">
+    <w:name w:val="Intense Emphasis"/>
+    <w:basedOn w:val="Emphasis"/>
+    <w:uiPriority w:val="21"/>
+    <w:qFormat/>
+    <w:rsid w:val="00642EBA"/>
+    <w:rPr>
+      <w:rFonts w:asciiTheme="minorHAnsi" w:hAnsiTheme="minorHAnsi" w:cstheme="minorHAnsi"/>
+      <w:b/>
+      <w:bCs/>
+      <w:i/>
+      <w:iCs/>
+      <w:sz w:val="28"/>
+      <w:szCs w:val="28"/>
+    </w:rPr>
+  </w:style>
+  <w:style w:type="character" w:styleId="SubtleReference">
+    <w:name w:val="Subtle Reference"/>
+    <w:uiPriority w:val="31"/>
+    <w:qFormat/>
+    <w:rsid w:val="00642EBA"/>
+    <w:rPr>
+      <w:caps/>
+      <w:color w:val="7F7F7F" w:themeColor="text1" w:themeTint="80"/>
+      <w:sz w:val="22"/>
+      <w:szCs w:val="22"/>
+    </w:rPr>
+  </w:style>
+  <w:style w:type="character" w:styleId="IntenseReference">
+    <w:name w:val="Intense Reference"/>
+    <w:basedOn w:val="SubtleReference"/>
+    <w:uiPriority w:val="32"/>
+    <w:qFormat/>
+    <w:rsid w:val="00642EBA"/>
+    <w:rPr>
+      <w:b/>
+      <w:bCs/>
+      <w:caps/>
+      <w:color w:val="7F7F7F" w:themeColor="text1" w:themeTint="80"/>
+      <w:sz w:val="22"/>
+      <w:szCs w:val="22"/>
+    </w:rPr>
+  </w:style>
+  <w:style w:type="character" w:styleId="BookTitle">
+    <w:name w:val="Book Title"/>
+    <w:basedOn w:val="DefaultParagraphFont"/>
+    <w:uiPriority w:val="33"/>
+    <w:qFormat/>
+    <w:rsid w:val="00642EBA"/>
+    <w:rPr>
+      <w:b/>
+      <w:bCs/>
+      <w:i/>
+      <w:iCs/>
+      <w:spacing w:val="5"/>
     </w:rPr>
   </w:style>
 </w:styles>
